--- a/红利ETF定投系统说明文档.docx
+++ b/红利ETF定投系统说明文档.docx
@@ -31,7 +31,7 @@
           <w:sz w:val="28"/>
           <w:szCs w:val="28"/>
         </w:rPr>
-        <w:t xml:space="preserve">策略逻辑说明 · 2025年回溯数据报告</w:t>
+        <w:t xml:space="preserve">策略逻辑说明 · 2021-2025年回溯数据报告</w:t>
       </w:r>
     </w:p>
     <w:p>
@@ -46,7 +46,7 @@
           <w:sz w:val="18"/>
           <w:szCs w:val="18"/>
         </w:rPr>
-        <w:t xml:space="preserve">生成日期：2026-07-05 | 策略版本：百分比再平衡 v1.0</w:t>
+        <w:t xml:space="preserve">生成日期：2026-07-05 | 策略：百分比再平衡 v1.0 | 回溯周期：60个月（5年）</w:t>
       </w:r>
     </w:p>
     <w:p>
@@ -61,7 +61,7 @@
           <w:sz w:val="18"/>
           <w:szCs w:val="18"/>
         </w:rPr>
-        <w:t xml:space="preserve">━━━━━━━━━━━━━━━━━━━━━━━━━━━</w:t>
+        <w:t xml:space="preserve">━━━━━━━━━━━━━━━━━━━━━━━━━━━━━━━━━━━</w:t>
       </w:r>
     </w:p>
     <w:p>
@@ -101,7 +101,6 @@
     <w:p>
       <w:pPr>
         <w:spacing w:after="80"/>
-        <w:jc w:val="left"/>
       </w:pPr>
       <w:r>
         <w:rPr>
@@ -137,7 +136,6 @@
     <w:p>
       <w:pPr>
         <w:spacing w:after="80"/>
-        <w:jc w:val="left"/>
       </w:pPr>
       <w:r>
         <w:rPr>
@@ -156,7 +154,6 @@
     <w:p>
       <w:pPr>
         <w:spacing w:after="80"/>
-        <w:jc w:val="left"/>
       </w:pPr>
       <w:r>
         <w:rPr>
@@ -175,7 +172,6 @@
     <w:p>
       <w:pPr>
         <w:spacing w:after="80"/>
-        <w:jc w:val="left"/>
       </w:pPr>
       <w:r>
         <w:rPr>
@@ -194,7 +190,6 @@
     <w:p>
       <w:pPr>
         <w:spacing w:after="80"/>
-        <w:jc w:val="left"/>
       </w:pPr>
       <w:r>
         <w:rPr>
@@ -230,7 +225,6 @@
     <w:p>
       <w:pPr>
         <w:spacing w:after="80"/>
-        <w:jc w:val="left"/>
       </w:pPr>
       <w:r>
         <w:rPr>
@@ -243,13 +237,12 @@
           <w:sz w:val="22"/>
           <w:szCs w:val="22"/>
         </w:rPr>
-        <w:t xml:space="preserve">VA（价值平均法）：看总市值 vs 绝对值目标——涨了全不买，跌了全加仓。牛市中容易踏空。</w:t>
+        <w:t xml:space="preserve">VA：看总市值 vs 绝对值目标——涨了全不买，跌了全加仓。牛市中容易踏空。</w:t>
       </w:r>
     </w:p>
     <w:p>
       <w:pPr>
         <w:spacing w:after="80"/>
-        <w:jc w:val="left"/>
       </w:pPr>
       <w:r>
         <w:rPr>
@@ -262,7 +255,7 @@
           <w:sz w:val="22"/>
           <w:szCs w:val="22"/>
         </w:rPr>
-        <w:t xml:space="preserve">百分比再平衡：看单只 ETF vs 自身配比——涨多了卖它、跌多了买它，互不干扰。牛熊都操作。</w:t>
+        <w:t xml:space="preserve">百分比再平衡：看单只 ETF vs 自身配比——涨多了卖它、跌多了买它，互不干扰。</w:t>
       </w:r>
     </w:p>
     <w:p>
@@ -279,26 +272,7 @@
           <w:sz w:val="32"/>
           <w:szCs w:val="32"/>
         </w:rPr>
-        <w:t xml:space="preserve">二、ETF组合配置</w:t>
-      </w:r>
-    </w:p>
-    <w:p>
-      <w:pPr>
-        <w:spacing w:after="80"/>
-        <w:jc w:val="left"/>
-      </w:pPr>
-      <w:r>
-        <w:rPr>
-          <w:rFonts w:ascii="Arial" w:cs="Arial" w:eastAsia="Arial" w:hAnsi="Arial"/>
-          <w:b w:val="false"/>
-          <w:bCs w:val="false"/>
-          <w:i w:val="false"/>
-          <w:iCs w:val="false"/>
-          <w:color w:val="333333"/>
-          <w:sz w:val="22"/>
-          <w:szCs w:val="22"/>
-        </w:rPr>
-        <w:t xml:space="preserve">平衡型方案，适合大多数投资者：</w:t>
+        <w:t xml:space="preserve">二、ETF组合配置（平衡型）</w:t>
       </w:r>
     </w:p>
     <w:tbl>
@@ -579,7 +553,7 @@
           </w:tcPr>
           <w:p>
             <w:pPr>
-              <w:jc w:val="left"/>
+              <w:jc w:val="center"/>
             </w:pPr>
             <w:r>
               <w:rPr>
@@ -781,7 +755,7 @@
           </w:tcPr>
           <w:p>
             <w:pPr>
-              <w:jc w:val="left"/>
+              <w:jc w:val="center"/>
             </w:pPr>
             <w:r>
               <w:rPr>
@@ -985,7 +959,7 @@
           </w:tcPr>
           <w:p>
             <w:pPr>
-              <w:jc w:val="left"/>
+              <w:jc w:val="center"/>
             </w:pPr>
             <w:r>
               <w:rPr>
@@ -1187,7 +1161,7 @@
           </w:tcPr>
           <w:p>
             <w:pPr>
-              <w:jc w:val="left"/>
+              <w:jc w:val="center"/>
             </w:pPr>
             <w:r>
               <w:rPr>
@@ -1391,7 +1365,7 @@
           </w:tcPr>
           <w:p>
             <w:pPr>
-              <w:jc w:val="left"/>
+              <w:jc w:val="center"/>
             </w:pPr>
             <w:r>
               <w:rPr>
@@ -1564,8 +1538,8 @@
             <w:r>
               <w:rPr>
                 <w:rFonts w:ascii="Arial" w:cs="Arial" w:eastAsia="Arial" w:hAnsi="Arial"/>
-                <w:b w:val="false"/>
-                <w:bCs w:val="false"/>
+                <w:b/>
+                <w:bCs/>
                 <w:color w:val="333333"/>
                 <w:sz w:val="20"/>
                 <w:szCs w:val="20"/>
@@ -1593,13 +1567,13 @@
           </w:tcPr>
           <w:p>
             <w:pPr>
-              <w:jc w:val="left"/>
-            </w:pPr>
-            <w:r>
-              <w:rPr>
-                <w:rFonts w:ascii="Arial" w:cs="Arial" w:eastAsia="Arial" w:hAnsi="Arial"/>
-                <w:b w:val="false"/>
-                <w:bCs w:val="false"/>
+              <w:jc w:val="center"/>
+            </w:pPr>
+            <w:r>
+              <w:rPr>
+                <w:rFonts w:ascii="Arial" w:cs="Arial" w:eastAsia="Arial" w:hAnsi="Arial"/>
+                <w:b/>
+                <w:bCs/>
                 <w:color w:val="333333"/>
                 <w:sz w:val="20"/>
                 <w:szCs w:val="20"/>
@@ -1632,8 +1606,8 @@
             <w:r>
               <w:rPr>
                 <w:rFonts w:ascii="Arial" w:cs="Arial" w:eastAsia="Arial" w:hAnsi="Arial"/>
-                <w:b w:val="false"/>
-                <w:bCs w:val="false"/>
+                <w:b/>
+                <w:bCs/>
                 <w:color w:val="333333"/>
                 <w:sz w:val="20"/>
                 <w:szCs w:val="20"/>
@@ -1666,8 +1640,8 @@
             <w:r>
               <w:rPr>
                 <w:rFonts w:ascii="Arial" w:cs="Arial" w:eastAsia="Arial" w:hAnsi="Arial"/>
-                <w:b w:val="false"/>
-                <w:bCs w:val="false"/>
+                <w:b/>
+                <w:bCs/>
                 <w:color w:val="333333"/>
                 <w:sz w:val="20"/>
                 <w:szCs w:val="20"/>
@@ -1700,8 +1674,8 @@
             <w:r>
               <w:rPr>
                 <w:rFonts w:ascii="Arial" w:cs="Arial" w:eastAsia="Arial" w:hAnsi="Arial"/>
-                <w:b w:val="false"/>
-                <w:bCs w:val="false"/>
+                <w:b/>
+                <w:bCs/>
                 <w:color w:val="333333"/>
                 <w:sz w:val="20"/>
                 <w:szCs w:val="20"/>
@@ -1734,8 +1708,8 @@
             <w:r>
               <w:rPr>
                 <w:rFonts w:ascii="Arial" w:cs="Arial" w:eastAsia="Arial" w:hAnsi="Arial"/>
-                <w:b w:val="false"/>
-                <w:bCs w:val="false"/>
+                <w:b/>
+                <w:bCs/>
                 <w:color w:val="333333"/>
                 <w:sz w:val="20"/>
                 <w:szCs w:val="20"/>
@@ -1749,7 +1723,6 @@
     <w:p>
       <w:pPr>
         <w:spacing w:after="80"/>
-        <w:jc w:val="left"/>
       </w:pPr>
       <w:r>
         <w:rPr>
@@ -1785,7 +1758,6 @@
     <w:p>
       <w:pPr>
         <w:spacing w:after="80"/>
-        <w:jc w:val="left"/>
       </w:pPr>
       <w:r>
         <w:rPr>
@@ -1804,7 +1776,6 @@
     <w:p>
       <w:pPr>
         <w:spacing w:after="80"/>
-        <w:jc w:val="left"/>
       </w:pPr>
       <w:r>
         <w:rPr>
@@ -1823,7 +1794,6 @@
     <w:p>
       <w:pPr>
         <w:spacing w:after="80"/>
-        <w:jc w:val="left"/>
       </w:pPr>
       <w:r>
         <w:rPr>
@@ -1842,7 +1812,6 @@
     <w:p>
       <w:pPr>
         <w:spacing w:after="80"/>
-        <w:jc w:val="left"/>
       </w:pPr>
       <w:r>
         <w:rPr>
@@ -1861,7 +1830,6 @@
     <w:p>
       <w:pPr>
         <w:spacing w:after="80"/>
-        <w:jc w:val="left"/>
       </w:pPr>
       <w:r>
         <w:rPr>
@@ -1874,13 +1842,12 @@
           <w:sz w:val="22"/>
           <w:szCs w:val="22"/>
         </w:rPr>
-        <w:t xml:space="preserve">第5步：逐只比较当前市值与目标市值：</w:t>
+        <w:t xml:space="preserve">第5步：逐只比较当前市值与目标市值（阈值±3%）：</w:t>
       </w:r>
     </w:p>
     <w:p>
       <w:pPr>
         <w:spacing w:after="80"/>
-        <w:jc w:val="left"/>
       </w:pPr>
       <w:r>
         <w:rPr>
@@ -1899,7 +1866,6 @@
     <w:p>
       <w:pPr>
         <w:spacing w:after="80"/>
-        <w:jc w:val="left"/>
       </w:pPr>
       <w:r>
         <w:rPr>
@@ -1918,26 +1884,6 @@
     <w:p>
       <w:pPr>
         <w:spacing w:after="80"/>
-        <w:jc w:val="left"/>
-      </w:pPr>
-      <w:r>
-        <w:rPr>
-          <w:rFonts w:ascii="Arial" w:cs="Arial" w:eastAsia="Arial" w:hAnsi="Arial"/>
-          <w:b w:val="false"/>
-          <w:bCs w:val="false"/>
-          <w:i w:val="false"/>
-          <w:iCs w:val="false"/>
-          <w:color w:val="333333"/>
-          <w:sz w:val="22"/>
-          <w:szCs w:val="22"/>
-        </w:rPr>
-        <w:t xml:space="preserve">    • 在阈值±3%内 → 不动</w:t>
-      </w:r>
-    </w:p>
-    <w:p>
-      <w:pPr>
-        <w:spacing w:after="80"/>
-        <w:jc w:val="left"/>
       </w:pPr>
       <w:r>
         <w:rPr>
@@ -1956,7 +1902,6 @@
     <w:p>
       <w:pPr>
         <w:spacing w:after="80"/>
-        <w:jc w:val="left"/>
       </w:pPr>
       <w:r>
         <w:rPr>
@@ -1969,26 +1914,7 @@
           <w:sz w:val="22"/>
           <w:szCs w:val="22"/>
         </w:rPr>
-        <w:t xml:space="preserve">第7步：剩余现金按配比分摊买入——确保资金利用率最大化</w:t>
-      </w:r>
-    </w:p>
-    <w:p>
-      <w:pPr>
-        <w:spacing w:after="80"/>
-        <w:jc w:val="left"/>
-      </w:pPr>
-      <w:r>
-        <w:rPr>
-          <w:rFonts w:ascii="Arial" w:cs="Arial" w:eastAsia="Arial" w:hAnsi="Arial"/>
-          <w:b w:val="false"/>
-          <w:bCs w:val="false"/>
-          <w:i/>
-          <w:iCs/>
-          <w:color w:val="666666"/>
-          <w:sz w:val="20"/>
-          <w:szCs w:val="20"/>
-        </w:rPr>
-        <w:t xml:space="preserve">再平衡阈值默认为3%（可配置），避免频繁小额交易。</w:t>
+        <w:t xml:space="preserve">第7步：剩余现金按配比分摊买入</w:t>
       </w:r>
     </w:p>
     <w:p>
@@ -2010,13 +1936,12 @@
           <w:sz w:val="32"/>
           <w:szCs w:val="32"/>
         </w:rPr>
-        <w:t xml:space="preserve">四、2025年回溯测试结果</w:t>
+        <w:t xml:space="preserve">四、2021-2025年回溯测试结果</w:t>
       </w:r>
     </w:p>
     <w:p>
       <w:pPr>
         <w:spacing w:after="80"/>
-        <w:jc w:val="left"/>
       </w:pPr>
       <w:r>
         <w:rPr>
@@ -2029,7 +1954,7 @@
           <w:sz w:val="22"/>
           <w:szCs w:val="22"/>
         </w:rPr>
-        <w:t xml:space="preserve">基于2025年真实A股行情数据（westock-data月度开盘价），模拟12个月百分比再平衡定投。</w:t>
+        <w:t xml:space="preserve">基于2021-2025年真实A股行情数据（westock-data/腾讯自选股），模拟60个月百分比再平衡定投，穿越完整牛熊周期（2022熊市→2023震荡→2024-2025牛市）。</w:t>
       </w:r>
     </w:p>
     <w:p>
@@ -2189,7 +2114,7 @@
           </w:tcPr>
           <w:p>
             <w:pPr>
-              <w:jc w:val="center"/>
+              <w:jc w:val="left"/>
             </w:pPr>
             <w:r>
               <w:rPr>
@@ -2213,28 +2138,27 @@
               <w:bottom w:val="single" w:color="CCCCCC" w:sz="1"/>
               <w:right w:val="single" w:color="CCCCCC" w:sz="1"/>
             </w:tcBorders>
-            <w:shd w:fill="F2F2F2" w:val="clear"/>
-            <w:tcMar>
-              <w:top w:type="dxa" w:w="60"/>
-              <w:left w:type="dxa" w:w="100"/>
-              <w:bottom w:type="dxa" w:w="60"/>
-              <w:right w:type="dxa" w:w="100"/>
-            </w:tcMar>
-          </w:tcPr>
-          <w:p>
-            <w:pPr>
-              <w:jc w:val="center"/>
-            </w:pPr>
-            <w:r>
-              <w:rPr>
-                <w:rFonts w:ascii="Arial" w:cs="Arial" w:eastAsia="Arial" w:hAnsi="Arial"/>
-                <w:b w:val="false"/>
-                <w:bCs w:val="false"/>
-                <w:color w:val="333333"/>
-                <w:sz w:val="20"/>
-                <w:szCs w:val="20"/>
-              </w:rPr>
-              <w:t xml:space="preserve">¥36,000</w:t>
+            <w:tcMar>
+              <w:top w:type="dxa" w:w="60"/>
+              <w:left w:type="dxa" w:w="100"/>
+              <w:bottom w:type="dxa" w:w="60"/>
+              <w:right w:type="dxa" w:w="100"/>
+            </w:tcMar>
+          </w:tcPr>
+          <w:p>
+            <w:pPr>
+              <w:jc w:val="center"/>
+            </w:pPr>
+            <w:r>
+              <w:rPr>
+                <w:rFonts w:ascii="Arial" w:cs="Arial" w:eastAsia="Arial" w:hAnsi="Arial"/>
+                <w:b w:val="false"/>
+                <w:bCs w:val="false"/>
+                <w:color w:val="333333"/>
+                <w:sz w:val="20"/>
+                <w:szCs w:val="20"/>
+              </w:rPr>
+              <w:t xml:space="preserve">¥180,000</w:t>
             </w:r>
           </w:p>
         </w:tc>
@@ -2247,28 +2171,27 @@
               <w:bottom w:val="single" w:color="CCCCCC" w:sz="1"/>
               <w:right w:val="single" w:color="CCCCCC" w:sz="1"/>
             </w:tcBorders>
-            <w:shd w:fill="F2F2F2" w:val="clear"/>
-            <w:tcMar>
-              <w:top w:type="dxa" w:w="60"/>
-              <w:left w:type="dxa" w:w="100"/>
-              <w:bottom w:type="dxa" w:w="60"/>
-              <w:right w:type="dxa" w:w="100"/>
-            </w:tcMar>
-          </w:tcPr>
-          <w:p>
-            <w:pPr>
-              <w:jc w:val="center"/>
-            </w:pPr>
-            <w:r>
-              <w:rPr>
-                <w:rFonts w:ascii="Arial" w:cs="Arial" w:eastAsia="Arial" w:hAnsi="Arial"/>
-                <w:b w:val="false"/>
-                <w:bCs w:val="false"/>
-                <w:color w:val="333333"/>
-                <w:sz w:val="20"/>
-                <w:szCs w:val="20"/>
-              </w:rPr>
-              <w:t xml:space="preserve">12个月 × ¥3,000</w:t>
+            <w:tcMar>
+              <w:top w:type="dxa" w:w="60"/>
+              <w:left w:type="dxa" w:w="100"/>
+              <w:bottom w:type="dxa" w:w="60"/>
+              <w:right w:type="dxa" w:w="100"/>
+            </w:tcMar>
+          </w:tcPr>
+          <w:p>
+            <w:pPr>
+              <w:jc w:val="center"/>
+            </w:pPr>
+            <w:r>
+              <w:rPr>
+                <w:rFonts w:ascii="Arial" w:cs="Arial" w:eastAsia="Arial" w:hAnsi="Arial"/>
+                <w:b w:val="false"/>
+                <w:bCs w:val="false"/>
+                <w:color w:val="333333"/>
+                <w:sz w:val="20"/>
+                <w:szCs w:val="20"/>
+              </w:rPr>
+              <w:t xml:space="preserve">60个月 × ¥3,000</w:t>
             </w:r>
           </w:p>
         </w:tc>
@@ -2283,16 +2206,17 @@
               <w:bottom w:val="single" w:color="CCCCCC" w:sz="1"/>
               <w:right w:val="single" w:color="CCCCCC" w:sz="1"/>
             </w:tcBorders>
-            <w:tcMar>
-              <w:top w:type="dxa" w:w="60"/>
-              <w:left w:type="dxa" w:w="100"/>
-              <w:bottom w:type="dxa" w:w="60"/>
-              <w:right w:type="dxa" w:w="100"/>
-            </w:tcMar>
-          </w:tcPr>
-          <w:p>
-            <w:pPr>
-              <w:jc w:val="center"/>
+            <w:shd w:fill="F2F2F2" w:val="clear"/>
+            <w:tcMar>
+              <w:top w:type="dxa" w:w="60"/>
+              <w:left w:type="dxa" w:w="100"/>
+              <w:bottom w:type="dxa" w:w="60"/>
+              <w:right w:type="dxa" w:w="100"/>
+            </w:tcMar>
+          </w:tcPr>
+          <w:p>
+            <w:pPr>
+              <w:jc w:val="left"/>
             </w:pPr>
             <w:r>
               <w:rPr>
@@ -2337,7 +2261,7 @@
                 <w:sz w:val="20"/>
                 <w:szCs w:val="20"/>
               </w:rPr>
-              <w:t xml:space="preserve">¥40,460</w:t>
+              <w:t xml:space="preserve">¥230,038</w:t>
             </w:r>
           </w:p>
         </w:tc>
@@ -2371,7 +2295,7 @@
                 <w:sz w:val="20"/>
                 <w:szCs w:val="20"/>
               </w:rPr>
-              <w:t xml:space="preserve">含¥705现金</w:t>
+              <w:t xml:space="preserve">含¥1,247现金</w:t>
             </w:r>
           </w:p>
         </w:tc>
@@ -2395,7 +2319,7 @@
           </w:tcPr>
           <w:p>
             <w:pPr>
-              <w:jc w:val="center"/>
+              <w:jc w:val="left"/>
             </w:pPr>
             <w:r>
               <w:rPr>
@@ -2419,6 +2343,74 @@
               <w:bottom w:val="single" w:color="CCCCCC" w:sz="1"/>
               <w:right w:val="single" w:color="CCCCCC" w:sz="1"/>
             </w:tcBorders>
+            <w:tcMar>
+              <w:top w:type="dxa" w:w="60"/>
+              <w:left w:type="dxa" w:w="100"/>
+              <w:bottom w:type="dxa" w:w="60"/>
+              <w:right w:type="dxa" w:w="100"/>
+            </w:tcMar>
+          </w:tcPr>
+          <w:p>
+            <w:pPr>
+              <w:jc w:val="center"/>
+            </w:pPr>
+            <w:r>
+              <w:rPr>
+                <w:rFonts w:ascii="Arial" w:cs="Arial" w:eastAsia="Arial" w:hAnsi="Arial"/>
+                <w:b w:val="false"/>
+                <w:bCs w:val="false"/>
+                <w:color w:val="333333"/>
+                <w:sz w:val="20"/>
+                <w:szCs w:val="20"/>
+              </w:rPr>
+              <w:t xml:space="preserve">+¥50,038</w:t>
+            </w:r>
+          </w:p>
+        </w:tc>
+        <w:tc>
+          <w:tcPr>
+            <w:tcW w:type="dxa" w:w="3120"/>
+            <w:tcBorders>
+              <w:top w:val="single" w:color="CCCCCC" w:sz="1"/>
+              <w:left w:val="single" w:color="CCCCCC" w:sz="1"/>
+              <w:bottom w:val="single" w:color="CCCCCC" w:sz="1"/>
+              <w:right w:val="single" w:color="CCCCCC" w:sz="1"/>
+            </w:tcBorders>
+            <w:tcMar>
+              <w:top w:type="dxa" w:w="60"/>
+              <w:left w:type="dxa" w:w="100"/>
+              <w:bottom w:type="dxa" w:w="60"/>
+              <w:right w:type="dxa" w:w="100"/>
+            </w:tcMar>
+          </w:tcPr>
+          <w:p>
+            <w:pPr>
+              <w:jc w:val="center"/>
+            </w:pPr>
+            <w:r>
+              <w:rPr>
+                <w:rFonts w:ascii="Arial" w:cs="Arial" w:eastAsia="Arial" w:hAnsi="Arial"/>
+                <w:b w:val="false"/>
+                <w:bCs w:val="false"/>
+                <w:color w:val="333333"/>
+                <w:sz w:val="20"/>
+                <w:szCs w:val="20"/>
+              </w:rPr>
+              <w:t xml:space="preserve">5年累计</w:t>
+            </w:r>
+          </w:p>
+        </w:tc>
+      </w:tr>
+      <w:tr>
+        <w:tc>
+          <w:tcPr>
+            <w:tcW w:type="dxa" w:w="3120"/>
+            <w:tcBorders>
+              <w:top w:val="single" w:color="CCCCCC" w:sz="1"/>
+              <w:left w:val="single" w:color="CCCCCC" w:sz="1"/>
+              <w:bottom w:val="single" w:color="CCCCCC" w:sz="1"/>
+              <w:right w:val="single" w:color="CCCCCC" w:sz="1"/>
+            </w:tcBorders>
             <w:shd w:fill="F2F2F2" w:val="clear"/>
             <w:tcMar>
               <w:top w:type="dxa" w:w="60"/>
@@ -2429,87 +2421,428 @@
           </w:tcPr>
           <w:p>
             <w:pPr>
-              <w:jc w:val="center"/>
+              <w:jc w:val="left"/>
+            </w:pPr>
+            <w:r>
+              <w:rPr>
+                <w:rFonts w:ascii="Arial" w:cs="Arial" w:eastAsia="Arial" w:hAnsi="Arial"/>
+                <w:b w:val="false"/>
+                <w:bCs w:val="false"/>
+                <w:color w:val="333333"/>
+                <w:sz w:val="20"/>
+                <w:szCs w:val="20"/>
+              </w:rPr>
+              <w:t xml:space="preserve">总收益率</w:t>
+            </w:r>
+          </w:p>
+        </w:tc>
+        <w:tc>
+          <w:tcPr>
+            <w:tcW w:type="dxa" w:w="3120"/>
+            <w:tcBorders>
+              <w:top w:val="single" w:color="CCCCCC" w:sz="1"/>
+              <w:left w:val="single" w:color="CCCCCC" w:sz="1"/>
+              <w:bottom w:val="single" w:color="CCCCCC" w:sz="1"/>
+              <w:right w:val="single" w:color="CCCCCC" w:sz="1"/>
+            </w:tcBorders>
+            <w:shd w:fill="F2F2F2" w:val="clear"/>
+            <w:tcMar>
+              <w:top w:type="dxa" w:w="60"/>
+              <w:left w:type="dxa" w:w="100"/>
+              <w:bottom w:type="dxa" w:w="60"/>
+              <w:right w:type="dxa" w:w="100"/>
+            </w:tcMar>
+          </w:tcPr>
+          <w:p>
+            <w:pPr>
+              <w:jc w:val="center"/>
+            </w:pPr>
+            <w:r>
+              <w:rPr>
+                <w:rFonts w:ascii="Arial" w:cs="Arial" w:eastAsia="Arial" w:hAnsi="Arial"/>
+                <w:b w:val="false"/>
+                <w:bCs w:val="false"/>
+                <w:color w:val="333333"/>
+                <w:sz w:val="20"/>
+                <w:szCs w:val="20"/>
+              </w:rPr>
+              <w:t xml:space="preserve">+27.80%</w:t>
+            </w:r>
+          </w:p>
+        </w:tc>
+        <w:tc>
+          <w:tcPr>
+            <w:tcW w:type="dxa" w:w="3120"/>
+            <w:tcBorders>
+              <w:top w:val="single" w:color="CCCCCC" w:sz="1"/>
+              <w:left w:val="single" w:color="CCCCCC" w:sz="1"/>
+              <w:bottom w:val="single" w:color="CCCCCC" w:sz="1"/>
+              <w:right w:val="single" w:color="CCCCCC" w:sz="1"/>
+            </w:tcBorders>
+            <w:shd w:fill="F2F2F2" w:val="clear"/>
+            <w:tcMar>
+              <w:top w:type="dxa" w:w="60"/>
+              <w:left w:type="dxa" w:w="100"/>
+              <w:bottom w:type="dxa" w:w="60"/>
+              <w:right w:type="dxa" w:w="100"/>
+            </w:tcMar>
+          </w:tcPr>
+          <w:p>
+            <w:pPr>
+              <w:jc w:val="center"/>
+            </w:pPr>
+            <w:r>
+              <w:rPr>
+                <w:rFonts w:ascii="Arial" w:cs="Arial" w:eastAsia="Arial" w:hAnsi="Arial"/>
+                <w:b w:val="false"/>
+                <w:bCs w:val="false"/>
+                <w:color w:val="333333"/>
+                <w:sz w:val="20"/>
+                <w:szCs w:val="20"/>
+              </w:rPr>
+              <w:t xml:space="preserve">年化约+5.3%</w:t>
+            </w:r>
+          </w:p>
+        </w:tc>
+      </w:tr>
+      <w:tr>
+        <w:tc>
+          <w:tcPr>
+            <w:tcW w:type="dxa" w:w="3120"/>
+            <w:tcBorders>
+              <w:top w:val="single" w:color="CCCCCC" w:sz="1"/>
+              <w:left w:val="single" w:color="CCCCCC" w:sz="1"/>
+              <w:bottom w:val="single" w:color="CCCCCC" w:sz="1"/>
+              <w:right w:val="single" w:color="CCCCCC" w:sz="1"/>
+            </w:tcBorders>
+            <w:tcMar>
+              <w:top w:type="dxa" w:w="60"/>
+              <w:left w:type="dxa" w:w="100"/>
+              <w:bottom w:type="dxa" w:w="60"/>
+              <w:right w:type="dxa" w:w="100"/>
+            </w:tcMar>
+          </w:tcPr>
+          <w:p>
+            <w:pPr>
+              <w:jc w:val="left"/>
+            </w:pPr>
+            <w:r>
+              <w:rPr>
+                <w:rFonts w:ascii="Arial" w:cs="Arial" w:eastAsia="Arial" w:hAnsi="Arial"/>
+                <w:b w:val="false"/>
+                <w:bCs w:val="false"/>
+                <w:color w:val="333333"/>
+                <w:sz w:val="20"/>
+                <w:szCs w:val="20"/>
+              </w:rPr>
+              <w:t xml:space="preserve">最高收益率</w:t>
+            </w:r>
+          </w:p>
+        </w:tc>
+        <w:tc>
+          <w:tcPr>
+            <w:tcW w:type="dxa" w:w="3120"/>
+            <w:tcBorders>
+              <w:top w:val="single" w:color="CCCCCC" w:sz="1"/>
+              <w:left w:val="single" w:color="CCCCCC" w:sz="1"/>
+              <w:bottom w:val="single" w:color="CCCCCC" w:sz="1"/>
+              <w:right w:val="single" w:color="CCCCCC" w:sz="1"/>
+            </w:tcBorders>
+            <w:tcMar>
+              <w:top w:type="dxa" w:w="60"/>
+              <w:left w:type="dxa" w:w="100"/>
+              <w:bottom w:type="dxa" w:w="60"/>
+              <w:right w:type="dxa" w:w="100"/>
+            </w:tcMar>
+          </w:tcPr>
+          <w:p>
+            <w:pPr>
+              <w:jc w:val="center"/>
+            </w:pPr>
+            <w:r>
+              <w:rPr>
+                <w:rFonts w:ascii="Arial" w:cs="Arial" w:eastAsia="Arial" w:hAnsi="Arial"/>
+                <w:b w:val="false"/>
+                <w:bCs w:val="false"/>
+                <w:color w:val="333333"/>
+                <w:sz w:val="20"/>
+                <w:szCs w:val="20"/>
+              </w:rPr>
+              <w:t xml:space="preserve">+34.22%（2025-10）</w:t>
+            </w:r>
+          </w:p>
+        </w:tc>
+        <w:tc>
+          <w:tcPr>
+            <w:tcW w:type="dxa" w:w="3120"/>
+            <w:tcBorders>
+              <w:top w:val="single" w:color="CCCCCC" w:sz="1"/>
+              <w:left w:val="single" w:color="CCCCCC" w:sz="1"/>
+              <w:bottom w:val="single" w:color="CCCCCC" w:sz="1"/>
+              <w:right w:val="single" w:color="CCCCCC" w:sz="1"/>
+            </w:tcBorders>
+            <w:tcMar>
+              <w:top w:type="dxa" w:w="60"/>
+              <w:left w:type="dxa" w:w="100"/>
+              <w:bottom w:type="dxa" w:w="60"/>
+              <w:right w:type="dxa" w:w="100"/>
+            </w:tcMar>
+          </w:tcPr>
+          <w:p>
+            <w:pPr>
+              <w:jc w:val="center"/>
+            </w:pPr>
+            <w:r>
+              <w:rPr>
+                <w:rFonts w:ascii="Arial" w:cs="Arial" w:eastAsia="Arial" w:hAnsi="Arial"/>
+                <w:b w:val="false"/>
+                <w:bCs w:val="false"/>
+                <w:color w:val="333333"/>
+                <w:sz w:val="20"/>
+                <w:szCs w:val="20"/>
+              </w:rPr>
+              <w:t xml:space="preserve">5年峰值</w:t>
+            </w:r>
+          </w:p>
+        </w:tc>
+      </w:tr>
+      <w:tr>
+        <w:tc>
+          <w:tcPr>
+            <w:tcW w:type="dxa" w:w="3120"/>
+            <w:tcBorders>
+              <w:top w:val="single" w:color="CCCCCC" w:sz="1"/>
+              <w:left w:val="single" w:color="CCCCCC" w:sz="1"/>
+              <w:bottom w:val="single" w:color="CCCCCC" w:sz="1"/>
+              <w:right w:val="single" w:color="CCCCCC" w:sz="1"/>
+            </w:tcBorders>
+            <w:shd w:fill="F2F2F2" w:val="clear"/>
+            <w:tcMar>
+              <w:top w:type="dxa" w:w="60"/>
+              <w:left w:type="dxa" w:w="100"/>
+              <w:bottom w:type="dxa" w:w="60"/>
+              <w:right w:type="dxa" w:w="100"/>
+            </w:tcMar>
+          </w:tcPr>
+          <w:p>
+            <w:pPr>
+              <w:jc w:val="left"/>
+            </w:pPr>
+            <w:r>
+              <w:rPr>
+                <w:rFonts w:ascii="Arial" w:cs="Arial" w:eastAsia="Arial" w:hAnsi="Arial"/>
+                <w:b w:val="false"/>
+                <w:bCs w:val="false"/>
+                <w:color w:val="333333"/>
+                <w:sz w:val="20"/>
+                <w:szCs w:val="20"/>
+              </w:rPr>
+              <w:t xml:space="preserve">最大回撤</w:t>
+            </w:r>
+          </w:p>
+        </w:tc>
+        <w:tc>
+          <w:tcPr>
+            <w:tcW w:type="dxa" w:w="3120"/>
+            <w:tcBorders>
+              <w:top w:val="single" w:color="CCCCCC" w:sz="1"/>
+              <w:left w:val="single" w:color="CCCCCC" w:sz="1"/>
+              <w:bottom w:val="single" w:color="CCCCCC" w:sz="1"/>
+              <w:right w:val="single" w:color="CCCCCC" w:sz="1"/>
+            </w:tcBorders>
+            <w:shd w:fill="F2F2F2" w:val="clear"/>
+            <w:tcMar>
+              <w:top w:type="dxa" w:w="60"/>
+              <w:left w:type="dxa" w:w="100"/>
+              <w:bottom w:type="dxa" w:w="60"/>
+              <w:right w:type="dxa" w:w="100"/>
+            </w:tcMar>
+          </w:tcPr>
+          <w:p>
+            <w:pPr>
+              <w:jc w:val="center"/>
+            </w:pPr>
+            <w:r>
+              <w:rPr>
+                <w:rFonts w:ascii="Arial" w:cs="Arial" w:eastAsia="Arial" w:hAnsi="Arial"/>
+                <w:b w:val="false"/>
+                <w:bCs w:val="false"/>
+                <w:color w:val="333333"/>
+                <w:sz w:val="20"/>
+                <w:szCs w:val="20"/>
+              </w:rPr>
+              <w:t xml:space="preserve">-15.30%（2022-10）</w:t>
+            </w:r>
+          </w:p>
+        </w:tc>
+        <w:tc>
+          <w:tcPr>
+            <w:tcW w:type="dxa" w:w="3120"/>
+            <w:tcBorders>
+              <w:top w:val="single" w:color="CCCCCC" w:sz="1"/>
+              <w:left w:val="single" w:color="CCCCCC" w:sz="1"/>
+              <w:bottom w:val="single" w:color="CCCCCC" w:sz="1"/>
+              <w:right w:val="single" w:color="CCCCCC" w:sz="1"/>
+            </w:tcBorders>
+            <w:shd w:fill="F2F2F2" w:val="clear"/>
+            <w:tcMar>
+              <w:top w:type="dxa" w:w="60"/>
+              <w:left w:type="dxa" w:w="100"/>
+              <w:bottom w:type="dxa" w:w="60"/>
+              <w:right w:type="dxa" w:w="100"/>
+            </w:tcMar>
+          </w:tcPr>
+          <w:p>
+            <w:pPr>
+              <w:jc w:val="center"/>
+            </w:pPr>
+            <w:r>
+              <w:rPr>
+                <w:rFonts w:ascii="Arial" w:cs="Arial" w:eastAsia="Arial" w:hAnsi="Arial"/>
+                <w:b w:val="false"/>
+                <w:bCs w:val="false"/>
+                <w:color w:val="333333"/>
+                <w:sz w:val="20"/>
+                <w:szCs w:val="20"/>
+              </w:rPr>
+              <w:t xml:space="preserve">熊市底部</w:t>
+            </w:r>
+          </w:p>
+        </w:tc>
+      </w:tr>
+      <w:tr>
+        <w:tc>
+          <w:tcPr>
+            <w:tcW w:type="dxa" w:w="3120"/>
+            <w:tcBorders>
+              <w:top w:val="single" w:color="CCCCCC" w:sz="1"/>
+              <w:left w:val="single" w:color="CCCCCC" w:sz="1"/>
+              <w:bottom w:val="single" w:color="CCCCCC" w:sz="1"/>
+              <w:right w:val="single" w:color="CCCCCC" w:sz="1"/>
+            </w:tcBorders>
+            <w:tcMar>
+              <w:top w:type="dxa" w:w="60"/>
+              <w:left w:type="dxa" w:w="100"/>
+              <w:bottom w:type="dxa" w:w="60"/>
+              <w:right w:type="dxa" w:w="100"/>
+            </w:tcMar>
+          </w:tcPr>
+          <w:p>
+            <w:pPr>
+              <w:jc w:val="left"/>
+            </w:pPr>
+            <w:r>
+              <w:rPr>
+                <w:rFonts w:ascii="Arial" w:cs="Arial" w:eastAsia="Arial" w:hAnsi="Arial"/>
+                <w:b w:val="false"/>
+                <w:bCs w:val="false"/>
+                <w:color w:val="333333"/>
+                <w:sz w:val="20"/>
+                <w:szCs w:val="20"/>
+              </w:rPr>
+              <w:t xml:space="preserve">现金余额</w:t>
+            </w:r>
+          </w:p>
+        </w:tc>
+        <w:tc>
+          <w:tcPr>
+            <w:tcW w:type="dxa" w:w="3120"/>
+            <w:tcBorders>
+              <w:top w:val="single" w:color="CCCCCC" w:sz="1"/>
+              <w:left w:val="single" w:color="CCCCCC" w:sz="1"/>
+              <w:bottom w:val="single" w:color="CCCCCC" w:sz="1"/>
+              <w:right w:val="single" w:color="CCCCCC" w:sz="1"/>
+            </w:tcBorders>
+            <w:tcMar>
+              <w:top w:type="dxa" w:w="60"/>
+              <w:left w:type="dxa" w:w="100"/>
+              <w:bottom w:type="dxa" w:w="60"/>
+              <w:right w:type="dxa" w:w="100"/>
+            </w:tcMar>
+          </w:tcPr>
+          <w:p>
+            <w:pPr>
+              <w:jc w:val="center"/>
+            </w:pPr>
+            <w:r>
+              <w:rPr>
+                <w:rFonts w:ascii="Arial" w:cs="Arial" w:eastAsia="Arial" w:hAnsi="Arial"/>
+                <w:b w:val="false"/>
+                <w:bCs w:val="false"/>
+                <w:color w:val="333333"/>
+                <w:sz w:val="20"/>
+                <w:szCs w:val="20"/>
+              </w:rPr>
+              <w:t xml:space="preserve">¥1,247</w:t>
+            </w:r>
+          </w:p>
+        </w:tc>
+        <w:tc>
+          <w:tcPr>
+            <w:tcW w:type="dxa" w:w="3120"/>
+            <w:tcBorders>
+              <w:top w:val="single" w:color="CCCCCC" w:sz="1"/>
+              <w:left w:val="single" w:color="CCCCCC" w:sz="1"/>
+              <w:bottom w:val="single" w:color="CCCCCC" w:sz="1"/>
+              <w:right w:val="single" w:color="CCCCCC" w:sz="1"/>
+            </w:tcBorders>
+            <w:tcMar>
+              <w:top w:type="dxa" w:w="60"/>
+              <w:left w:type="dxa" w:w="100"/>
+              <w:bottom w:type="dxa" w:w="60"/>
+              <w:right w:type="dxa" w:w="100"/>
+            </w:tcMar>
+          </w:tcPr>
+          <w:p>
+            <w:pPr>
+              <w:jc w:val="center"/>
+            </w:pPr>
+            <w:r>
+              <w:rPr>
+                <w:rFonts w:ascii="Arial" w:cs="Arial" w:eastAsia="Arial" w:hAnsi="Arial"/>
+                <w:b w:val="false"/>
+                <w:bCs w:val="false"/>
+                <w:color w:val="333333"/>
+                <w:sz w:val="20"/>
+                <w:szCs w:val="20"/>
+              </w:rPr>
+              <w:t xml:space="preserve">资金利用率99.5%</w:t>
+            </w:r>
+          </w:p>
+        </w:tc>
+      </w:tr>
+      <w:tr>
+        <w:tc>
+          <w:tcPr>
+            <w:tcW w:type="dxa" w:w="3120"/>
+            <w:tcBorders>
+              <w:top w:val="single" w:color="CCCCCC" w:sz="1"/>
+              <w:left w:val="single" w:color="CCCCCC" w:sz="1"/>
+              <w:bottom w:val="single" w:color="CCCCCC" w:sz="1"/>
+              <w:right w:val="single" w:color="CCCCCC" w:sz="1"/>
+            </w:tcBorders>
+            <w:shd w:fill="F2F2F2" w:val="clear"/>
+            <w:tcMar>
+              <w:top w:type="dxa" w:w="60"/>
+              <w:left w:type="dxa" w:w="100"/>
+              <w:bottom w:type="dxa" w:w="60"/>
+              <w:right w:type="dxa" w:w="100"/>
+            </w:tcMar>
+          </w:tcPr>
+          <w:p>
+            <w:pPr>
+              <w:jc w:val="left"/>
             </w:pPr>
             <w:r>
               <w:rPr>
                 <w:rFonts w:ascii="Arial" w:cs="Arial" w:eastAsia="Arial" w:hAnsi="Arial"/>
                 <w:b/>
                 <w:bCs/>
-                <w:color w:val="008000"/>
-                <w:sz w:val="20"/>
-                <w:szCs w:val="20"/>
-              </w:rPr>
-              <w:t xml:space="preserve">¥+4,460</w:t>
-            </w:r>
-          </w:p>
-        </w:tc>
-        <w:tc>
-          <w:tcPr>
-            <w:tcW w:type="dxa" w:w="3120"/>
-            <w:tcBorders>
-              <w:top w:val="single" w:color="CCCCCC" w:sz="1"/>
-              <w:left w:val="single" w:color="CCCCCC" w:sz="1"/>
-              <w:bottom w:val="single" w:color="CCCCCC" w:sz="1"/>
-              <w:right w:val="single" w:color="CCCCCC" w:sz="1"/>
-            </w:tcBorders>
-            <w:shd w:fill="F2F2F2" w:val="clear"/>
-            <w:tcMar>
-              <w:top w:type="dxa" w:w="60"/>
-              <w:left w:type="dxa" w:w="100"/>
-              <w:bottom w:type="dxa" w:w="60"/>
-              <w:right w:type="dxa" w:w="100"/>
-            </w:tcMar>
-          </w:tcPr>
-          <w:p>
-            <w:pPr>
-              <w:jc w:val="center"/>
-            </w:pPr>
-            <w:r>
-              <w:rPr>
-                <w:rFonts w:ascii="Arial" w:cs="Arial" w:eastAsia="Arial" w:hAnsi="Arial"/>
-                <w:b w:val="false"/>
-                <w:bCs w:val="false"/>
-                <w:color w:val="333333"/>
-                <w:sz w:val="20"/>
-                <w:szCs w:val="20"/>
-              </w:rPr>
-              <w:t xml:space="preserve"/>
-            </w:r>
-          </w:p>
-        </w:tc>
-      </w:tr>
-      <w:tr>
-        <w:tc>
-          <w:tcPr>
-            <w:tcW w:type="dxa" w:w="3120"/>
-            <w:tcBorders>
-              <w:top w:val="single" w:color="CCCCCC" w:sz="1"/>
-              <w:left w:val="single" w:color="CCCCCC" w:sz="1"/>
-              <w:bottom w:val="single" w:color="CCCCCC" w:sz="1"/>
-              <w:right w:val="single" w:color="CCCCCC" w:sz="1"/>
-            </w:tcBorders>
-            <w:tcMar>
-              <w:top w:type="dxa" w:w="60"/>
-              <w:left w:type="dxa" w:w="100"/>
-              <w:bottom w:type="dxa" w:w="60"/>
-              <w:right w:type="dxa" w:w="100"/>
-            </w:tcMar>
-          </w:tcPr>
-          <w:p>
-            <w:pPr>
-              <w:jc w:val="center"/>
-            </w:pPr>
-            <w:r>
-              <w:rPr>
-                <w:rFonts w:ascii="Arial" w:cs="Arial" w:eastAsia="Arial" w:hAnsi="Arial"/>
-                <w:b w:val="false"/>
-                <w:bCs w:val="false"/>
-                <w:color w:val="333333"/>
-                <w:sz w:val="20"/>
-                <w:szCs w:val="20"/>
-              </w:rPr>
-              <w:t xml:space="preserve">总收益率</w:t>
+                <w:color w:val="333333"/>
+                <w:sz w:val="20"/>
+                <w:szCs w:val="20"/>
+              </w:rPr>
+              <w:t xml:space="preserve">总手续费</w:t>
             </w:r>
           </w:p>
         </w:tc>
@@ -2539,11 +2872,11 @@
                 <w:rFonts w:ascii="Arial" w:cs="Arial" w:eastAsia="Arial" w:hAnsi="Arial"/>
                 <w:b/>
                 <w:bCs/>
-                <w:color w:val="008000"/>
-                <w:sz w:val="20"/>
-                <w:szCs w:val="20"/>
-              </w:rPr>
-              <w:t xml:space="preserve">+12.39%</w:t>
+                <w:color w:val="333333"/>
+                <w:sz w:val="20"/>
+                <w:szCs w:val="20"/>
+              </w:rPr>
+              <w:t xml:space="preserve">¥112.48</w:t>
             </w:r>
           </w:p>
         </w:tc>
@@ -2571,317 +2904,8 @@
             <w:r>
               <w:rPr>
                 <w:rFonts w:ascii="Arial" w:cs="Arial" w:eastAsia="Arial" w:hAnsi="Arial"/>
-                <w:b w:val="false"/>
-                <w:bCs w:val="false"/>
-                <w:color w:val="333333"/>
-                <w:sz w:val="20"/>
-                <w:szCs w:val="20"/>
-              </w:rPr>
-              <w:t xml:space="preserve"/>
-            </w:r>
-          </w:p>
-        </w:tc>
-      </w:tr>
-      <w:tr>
-        <w:tc>
-          <w:tcPr>
-            <w:tcW w:type="dxa" w:w="3120"/>
-            <w:tcBorders>
-              <w:top w:val="single" w:color="CCCCCC" w:sz="1"/>
-              <w:left w:val="single" w:color="CCCCCC" w:sz="1"/>
-              <w:bottom w:val="single" w:color="CCCCCC" w:sz="1"/>
-              <w:right w:val="single" w:color="CCCCCC" w:sz="1"/>
-            </w:tcBorders>
-            <w:tcMar>
-              <w:top w:type="dxa" w:w="60"/>
-              <w:left w:type="dxa" w:w="100"/>
-              <w:bottom w:type="dxa" w:w="60"/>
-              <w:right w:type="dxa" w:w="100"/>
-            </w:tcMar>
-          </w:tcPr>
-          <w:p>
-            <w:pPr>
-              <w:jc w:val="center"/>
-            </w:pPr>
-            <w:r>
-              <w:rPr>
-                <w:rFonts w:ascii="Arial" w:cs="Arial" w:eastAsia="Arial" w:hAnsi="Arial"/>
-                <w:b w:val="false"/>
-                <w:bCs w:val="false"/>
-                <w:color w:val="333333"/>
-                <w:sz w:val="20"/>
-                <w:szCs w:val="20"/>
-              </w:rPr>
-              <w:t xml:space="preserve">全年最高收益</w:t>
-            </w:r>
-          </w:p>
-        </w:tc>
-        <w:tc>
-          <w:tcPr>
-            <w:tcW w:type="dxa" w:w="3120"/>
-            <w:tcBorders>
-              <w:top w:val="single" w:color="CCCCCC" w:sz="1"/>
-              <w:left w:val="single" w:color="CCCCCC" w:sz="1"/>
-              <w:bottom w:val="single" w:color="CCCCCC" w:sz="1"/>
-              <w:right w:val="single" w:color="CCCCCC" w:sz="1"/>
-            </w:tcBorders>
-            <w:shd w:fill="F2F2F2" w:val="clear"/>
-            <w:tcMar>
-              <w:top w:type="dxa" w:w="60"/>
-              <w:left w:type="dxa" w:w="100"/>
-              <w:bottom w:type="dxa" w:w="60"/>
-              <w:right w:type="dxa" w:w="100"/>
-            </w:tcMar>
-          </w:tcPr>
-          <w:p>
-            <w:pPr>
-              <w:jc w:val="center"/>
-            </w:pPr>
-            <w:r>
-              <w:rPr>
-                <w:rFonts w:ascii="Arial" w:cs="Arial" w:eastAsia="Arial" w:hAnsi="Arial"/>
-                <w:b w:val="false"/>
-                <w:bCs w:val="false"/>
-                <w:color w:val="008000"/>
-                <w:sz w:val="20"/>
-                <w:szCs w:val="20"/>
-              </w:rPr>
-              <w:t xml:space="preserve">+20.04%（10月）</w:t>
-            </w:r>
-          </w:p>
-        </w:tc>
-        <w:tc>
-          <w:tcPr>
-            <w:tcW w:type="dxa" w:w="3120"/>
-            <w:tcBorders>
-              <w:top w:val="single" w:color="CCCCCC" w:sz="1"/>
-              <w:left w:val="single" w:color="CCCCCC" w:sz="1"/>
-              <w:bottom w:val="single" w:color="CCCCCC" w:sz="1"/>
-              <w:right w:val="single" w:color="CCCCCC" w:sz="1"/>
-            </w:tcBorders>
-            <w:shd w:fill="F2F2F2" w:val="clear"/>
-            <w:tcMar>
-              <w:top w:type="dxa" w:w="60"/>
-              <w:left w:type="dxa" w:w="100"/>
-              <w:bottom w:type="dxa" w:w="60"/>
-              <w:right w:type="dxa" w:w="100"/>
-            </w:tcMar>
-          </w:tcPr>
-          <w:p>
-            <w:pPr>
-              <w:jc w:val="center"/>
-            </w:pPr>
-            <w:r>
-              <w:rPr>
-                <w:rFonts w:ascii="Arial" w:cs="Arial" w:eastAsia="Arial" w:hAnsi="Arial"/>
-                <w:b w:val="false"/>
-                <w:bCs w:val="false"/>
-                <w:color w:val="333333"/>
-                <w:sz w:val="20"/>
-                <w:szCs w:val="20"/>
-              </w:rPr>
-              <w:t xml:space="preserve">年内峰值</w:t>
-            </w:r>
-          </w:p>
-        </w:tc>
-      </w:tr>
-      <w:tr>
-        <w:tc>
-          <w:tcPr>
-            <w:tcW w:type="dxa" w:w="3120"/>
-            <w:tcBorders>
-              <w:top w:val="single" w:color="CCCCCC" w:sz="1"/>
-              <w:left w:val="single" w:color="CCCCCC" w:sz="1"/>
-              <w:bottom w:val="single" w:color="CCCCCC" w:sz="1"/>
-              <w:right w:val="single" w:color="CCCCCC" w:sz="1"/>
-            </w:tcBorders>
-            <w:tcMar>
-              <w:top w:type="dxa" w:w="60"/>
-              <w:left w:type="dxa" w:w="100"/>
-              <w:bottom w:type="dxa" w:w="60"/>
-              <w:right w:type="dxa" w:w="100"/>
-            </w:tcMar>
-          </w:tcPr>
-          <w:p>
-            <w:pPr>
-              <w:jc w:val="center"/>
-            </w:pPr>
-            <w:r>
-              <w:rPr>
-                <w:rFonts w:ascii="Arial" w:cs="Arial" w:eastAsia="Arial" w:hAnsi="Arial"/>
-                <w:b w:val="false"/>
-                <w:bCs w:val="false"/>
-                <w:color w:val="333333"/>
-                <w:sz w:val="20"/>
-                <w:szCs w:val="20"/>
-              </w:rPr>
-              <w:t xml:space="preserve">现金余额</w:t>
-            </w:r>
-          </w:p>
-        </w:tc>
-        <w:tc>
-          <w:tcPr>
-            <w:tcW w:type="dxa" w:w="3120"/>
-            <w:tcBorders>
-              <w:top w:val="single" w:color="CCCCCC" w:sz="1"/>
-              <w:left w:val="single" w:color="CCCCCC" w:sz="1"/>
-              <w:bottom w:val="single" w:color="CCCCCC" w:sz="1"/>
-              <w:right w:val="single" w:color="CCCCCC" w:sz="1"/>
-            </w:tcBorders>
-            <w:shd w:fill="F2F2F2" w:val="clear"/>
-            <w:tcMar>
-              <w:top w:type="dxa" w:w="60"/>
-              <w:left w:type="dxa" w:w="100"/>
-              <w:bottom w:type="dxa" w:w="60"/>
-              <w:right w:type="dxa" w:w="100"/>
-            </w:tcMar>
-          </w:tcPr>
-          <w:p>
-            <w:pPr>
-              <w:jc w:val="center"/>
-            </w:pPr>
-            <w:r>
-              <w:rPr>
-                <w:rFonts w:ascii="Arial" w:cs="Arial" w:eastAsia="Arial" w:hAnsi="Arial"/>
-                <w:b w:val="false"/>
-                <w:bCs w:val="false"/>
-                <w:color w:val="333333"/>
-                <w:sz w:val="20"/>
-                <w:szCs w:val="20"/>
-              </w:rPr>
-              <w:t xml:space="preserve">¥705</w:t>
-            </w:r>
-          </w:p>
-        </w:tc>
-        <w:tc>
-          <w:tcPr>
-            <w:tcW w:type="dxa" w:w="3120"/>
-            <w:tcBorders>
-              <w:top w:val="single" w:color="CCCCCC" w:sz="1"/>
-              <w:left w:val="single" w:color="CCCCCC" w:sz="1"/>
-              <w:bottom w:val="single" w:color="CCCCCC" w:sz="1"/>
-              <w:right w:val="single" w:color="CCCCCC" w:sz="1"/>
-            </w:tcBorders>
-            <w:shd w:fill="F2F2F2" w:val="clear"/>
-            <w:tcMar>
-              <w:top w:type="dxa" w:w="60"/>
-              <w:left w:type="dxa" w:w="100"/>
-              <w:bottom w:type="dxa" w:w="60"/>
-              <w:right w:type="dxa" w:w="100"/>
-            </w:tcMar>
-          </w:tcPr>
-          <w:p>
-            <w:pPr>
-              <w:jc w:val="center"/>
-            </w:pPr>
-            <w:r>
-              <w:rPr>
-                <w:rFonts w:ascii="Arial" w:cs="Arial" w:eastAsia="Arial" w:hAnsi="Arial"/>
-                <w:b w:val="false"/>
-                <w:bCs w:val="false"/>
-                <w:color w:val="333333"/>
-                <w:sz w:val="20"/>
-                <w:szCs w:val="20"/>
-              </w:rPr>
-              <w:t xml:space="preserve">资金利用率98%</w:t>
-            </w:r>
-          </w:p>
-        </w:tc>
-      </w:tr>
-      <w:tr>
-        <w:tc>
-          <w:tcPr>
-            <w:tcW w:type="dxa" w:w="3120"/>
-            <w:tcBorders>
-              <w:top w:val="single" w:color="CCCCCC" w:sz="1"/>
-              <w:left w:val="single" w:color="CCCCCC" w:sz="1"/>
-              <w:bottom w:val="single" w:color="CCCCCC" w:sz="1"/>
-              <w:right w:val="single" w:color="CCCCCC" w:sz="1"/>
-            </w:tcBorders>
-            <w:tcMar>
-              <w:top w:type="dxa" w:w="60"/>
-              <w:left w:type="dxa" w:w="100"/>
-              <w:bottom w:type="dxa" w:w="60"/>
-              <w:right w:type="dxa" w:w="100"/>
-            </w:tcMar>
-          </w:tcPr>
-          <w:p>
-            <w:pPr>
-              <w:jc w:val="center"/>
-            </w:pPr>
-            <w:r>
-              <w:rPr>
-                <w:rFonts w:ascii="Arial" w:cs="Arial" w:eastAsia="Arial" w:hAnsi="Arial"/>
-                <w:b w:val="false"/>
-                <w:bCs w:val="false"/>
-                <w:color w:val="333333"/>
-                <w:sz w:val="20"/>
-                <w:szCs w:val="20"/>
-              </w:rPr>
-              <w:t xml:space="preserve">总手续费</w:t>
-            </w:r>
-          </w:p>
-        </w:tc>
-        <w:tc>
-          <w:tcPr>
-            <w:tcW w:type="dxa" w:w="3120"/>
-            <w:tcBorders>
-              <w:top w:val="single" w:color="CCCCCC" w:sz="1"/>
-              <w:left w:val="single" w:color="CCCCCC" w:sz="1"/>
-              <w:bottom w:val="single" w:color="CCCCCC" w:sz="1"/>
-              <w:right w:val="single" w:color="CCCCCC" w:sz="1"/>
-            </w:tcBorders>
-            <w:shd w:fill="F2F2F2" w:val="clear"/>
-            <w:tcMar>
-              <w:top w:type="dxa" w:w="60"/>
-              <w:left w:type="dxa" w:w="100"/>
-              <w:bottom w:type="dxa" w:w="60"/>
-              <w:right w:type="dxa" w:w="100"/>
-            </w:tcMar>
-          </w:tcPr>
-          <w:p>
-            <w:pPr>
-              <w:jc w:val="center"/>
-            </w:pPr>
-            <w:r>
-              <w:rPr>
-                <w:rFonts w:ascii="Arial" w:cs="Arial" w:eastAsia="Arial" w:hAnsi="Arial"/>
-                <w:b w:val="false"/>
-                <w:bCs w:val="false"/>
-                <w:color w:val="333333"/>
-                <w:sz w:val="20"/>
-                <w:szCs w:val="20"/>
-              </w:rPr>
-              <w:t xml:space="preserve">¥17.89</w:t>
-            </w:r>
-          </w:p>
-        </w:tc>
-        <w:tc>
-          <w:tcPr>
-            <w:tcW w:type="dxa" w:w="3120"/>
-            <w:tcBorders>
-              <w:top w:val="single" w:color="CCCCCC" w:sz="1"/>
-              <w:left w:val="single" w:color="CCCCCC" w:sz="1"/>
-              <w:bottom w:val="single" w:color="CCCCCC" w:sz="1"/>
-              <w:right w:val="single" w:color="CCCCCC" w:sz="1"/>
-            </w:tcBorders>
-            <w:shd w:fill="F2F2F2" w:val="clear"/>
-            <w:tcMar>
-              <w:top w:type="dxa" w:w="60"/>
-              <w:left w:type="dxa" w:w="100"/>
-              <w:bottom w:type="dxa" w:w="60"/>
-              <w:right w:type="dxa" w:w="100"/>
-            </w:tcMar>
-          </w:tcPr>
-          <w:p>
-            <w:pPr>
-              <w:jc w:val="center"/>
-            </w:pPr>
-            <w:r>
-              <w:rPr>
-                <w:rFonts w:ascii="Arial" w:cs="Arial" w:eastAsia="Arial" w:hAnsi="Arial"/>
-                <w:b w:val="false"/>
-                <w:bCs w:val="false"/>
+                <w:b/>
+                <w:bCs/>
                 <w:color w:val="333333"/>
                 <w:sz w:val="20"/>
                 <w:szCs w:val="20"/>
@@ -2906,26 +2930,7 @@
           <w:sz w:val="28"/>
           <w:szCs w:val="28"/>
         </w:rPr>
-        <w:t xml:space="preserve">月度表现</w:t>
-      </w:r>
-    </w:p>
-    <w:p>
-      <w:pPr>
-        <w:spacing w:after="80"/>
-        <w:jc w:val="left"/>
-      </w:pPr>
-      <w:r>
-        <w:rPr>
-          <w:rFonts w:ascii="Arial" w:cs="Arial" w:eastAsia="Arial" w:hAnsi="Arial"/>
-          <w:b w:val="false"/>
-          <w:bCs w:val="false"/>
-          <w:i w:val="false"/>
-          <w:iCs w:val="false"/>
-          <w:color w:val="333333"/>
-          <w:sz w:val="22"/>
-          <w:szCs w:val="22"/>
-        </w:rPr>
-        <w:t xml:space="preserve"/>
+        <w:t xml:space="preserve">月度表现（关键节点）</w:t>
       </w:r>
     </w:p>
     <w:tbl>
@@ -2941,17 +2946,18 @@
         </w:tblBorders>
       </w:tblPr>
       <w:tblGrid>
-        <w:gridCol w:w="1560"/>
-        <w:gridCol w:w="1560"/>
-        <w:gridCol w:w="1560"/>
-        <w:gridCol w:w="1560"/>
-        <w:gridCol w:w="1560"/>
-        <w:gridCol w:w="1560"/>
+        <w:gridCol w:w="1300"/>
+        <w:gridCol w:w="1300"/>
+        <w:gridCol w:w="1300"/>
+        <w:gridCol w:w="1300"/>
+        <w:gridCol w:w="1300"/>
+        <w:gridCol w:w="1300"/>
+        <w:gridCol w:w="1300"/>
       </w:tblGrid>
       <w:tr>
         <w:tc>
           <w:tcPr>
-            <w:tcW w:type="dxa" w:w="1560"/>
+            <w:tcW w:type="dxa" w:w="1300"/>
             <w:tcBorders>
               <w:top w:val="single" w:color="CCCCCC" w:sz="1"/>
               <w:left w:val="single" w:color="CCCCCC" w:sz="1"/>
@@ -2985,7 +2991,7 @@
         </w:tc>
         <w:tc>
           <w:tcPr>
-            <w:tcW w:type="dxa" w:w="1560"/>
+            <w:tcW w:type="dxa" w:w="1300"/>
             <w:tcBorders>
               <w:top w:val="single" w:color="CCCCCC" w:sz="1"/>
               <w:left w:val="single" w:color="CCCCCC" w:sz="1"/>
@@ -3019,7 +3025,7 @@
         </w:tc>
         <w:tc>
           <w:tcPr>
-            <w:tcW w:type="dxa" w:w="1560"/>
+            <w:tcW w:type="dxa" w:w="1300"/>
             <w:tcBorders>
               <w:top w:val="single" w:color="CCCCCC" w:sz="1"/>
               <w:left w:val="single" w:color="CCCCCC" w:sz="1"/>
@@ -3047,13 +3053,13 @@
                 <w:sz w:val="20"/>
                 <w:szCs w:val="20"/>
               </w:rPr>
-              <w:t xml:space="preserve">累计投入</w:t>
-            </w:r>
-          </w:p>
-        </w:tc>
-        <w:tc>
-          <w:tcPr>
-            <w:tcW w:type="dxa" w:w="1560"/>
+              <w:t xml:space="preserve">累计投</w:t>
+            </w:r>
+          </w:p>
+        </w:tc>
+        <w:tc>
+          <w:tcPr>
+            <w:tcW w:type="dxa" w:w="1300"/>
             <w:tcBorders>
               <w:top w:val="single" w:color="CCCCCC" w:sz="1"/>
               <w:left w:val="single" w:color="CCCCCC" w:sz="1"/>
@@ -3087,7 +3093,7 @@
         </w:tc>
         <w:tc>
           <w:tcPr>
-            <w:tcW w:type="dxa" w:w="1560"/>
+            <w:tcW w:type="dxa" w:w="1300"/>
             <w:tcBorders>
               <w:top w:val="single" w:color="CCCCCC" w:sz="1"/>
               <w:left w:val="single" w:color="CCCCCC" w:sz="1"/>
@@ -3121,7 +3127,7 @@
         </w:tc>
         <w:tc>
           <w:tcPr>
-            <w:tcW w:type="dxa" w:w="1560"/>
+            <w:tcW w:type="dxa" w:w="1300"/>
             <w:tcBorders>
               <w:top w:val="single" w:color="CCCCCC" w:sz="1"/>
               <w:left w:val="single" w:color="CCCCCC" w:sz="1"/>
@@ -3149,7 +3155,41 @@
                 <w:sz w:val="20"/>
                 <w:szCs w:val="20"/>
               </w:rPr>
-              <w:t xml:space="preserve">累计收益率</w:t>
+              <w:t xml:space="preserve">回撤</w:t>
+            </w:r>
+          </w:p>
+        </w:tc>
+        <w:tc>
+          <w:tcPr>
+            <w:tcW w:type="dxa" w:w="1300"/>
+            <w:tcBorders>
+              <w:top w:val="single" w:color="CCCCCC" w:sz="1"/>
+              <w:left w:val="single" w:color="CCCCCC" w:sz="1"/>
+              <w:bottom w:val="single" w:color="CCCCCC" w:sz="1"/>
+              <w:right w:val="single" w:color="CCCCCC" w:sz="1"/>
+            </w:tcBorders>
+            <w:shd w:fill="2E75B6" w:val="clear"/>
+            <w:tcMar>
+              <w:top w:type="dxa" w:w="60"/>
+              <w:left w:type="dxa" w:w="100"/>
+              <w:bottom w:type="dxa" w:w="60"/>
+              <w:right w:type="dxa" w:w="100"/>
+            </w:tcMar>
+          </w:tcPr>
+          <w:p>
+            <w:pPr>
+              <w:jc w:val="center"/>
+            </w:pPr>
+            <w:r>
+              <w:rPr>
+                <w:rFonts w:ascii="Arial" w:cs="Arial" w:eastAsia="Arial" w:hAnsi="Arial"/>
+                <w:b/>
+                <w:bCs/>
+                <w:color w:val="FFFFFF"/>
+                <w:sz w:val="20"/>
+                <w:szCs w:val="20"/>
+              </w:rPr>
+              <w:t xml:space="preserve">备注</w:t>
             </w:r>
           </w:p>
         </w:tc>
@@ -3157,199 +3197,232 @@
       <w:tr>
         <w:tc>
           <w:tcPr>
-            <w:tcW w:type="dxa" w:w="1560"/>
-            <w:tcBorders>
-              <w:top w:val="single" w:color="CCCCCC" w:sz="1"/>
-              <w:left w:val="single" w:color="CCCCCC" w:sz="1"/>
-              <w:bottom w:val="single" w:color="CCCCCC" w:sz="1"/>
-              <w:right w:val="single" w:color="CCCCCC" w:sz="1"/>
-            </w:tcBorders>
-            <w:tcMar>
-              <w:top w:type="dxa" w:w="60"/>
-              <w:left w:type="dxa" w:w="100"/>
-              <w:bottom w:type="dxa" w:w="60"/>
-              <w:right w:type="dxa" w:w="100"/>
-            </w:tcMar>
-          </w:tcPr>
-          <w:p>
-            <w:pPr>
-              <w:jc w:val="center"/>
-            </w:pPr>
-            <w:r>
-              <w:rPr>
-                <w:rFonts w:ascii="Arial" w:cs="Arial" w:eastAsia="Arial" w:hAnsi="Arial"/>
-                <w:b w:val="false"/>
-                <w:bCs w:val="false"/>
-                <w:color w:val="333333"/>
-                <w:sz w:val="20"/>
-                <w:szCs w:val="20"/>
-              </w:rPr>
-              <w:t xml:space="preserve">2025-01</w:t>
-            </w:r>
-          </w:p>
-        </w:tc>
-        <w:tc>
-          <w:tcPr>
-            <w:tcW w:type="dxa" w:w="1560"/>
-            <w:tcBorders>
-              <w:top w:val="single" w:color="CCCCCC" w:sz="1"/>
-              <w:left w:val="single" w:color="CCCCCC" w:sz="1"/>
-              <w:bottom w:val="single" w:color="CCCCCC" w:sz="1"/>
-              <w:right w:val="single" w:color="CCCCCC" w:sz="1"/>
-            </w:tcBorders>
-            <w:tcMar>
-              <w:top w:type="dxa" w:w="60"/>
-              <w:left w:type="dxa" w:w="100"/>
-              <w:bottom w:type="dxa" w:w="60"/>
-              <w:right w:type="dxa" w:w="100"/>
-            </w:tcMar>
-          </w:tcPr>
-          <w:p>
-            <w:pPr>
-              <w:jc w:val="center"/>
-            </w:pPr>
-            <w:r>
-              <w:rPr>
-                <w:rFonts w:ascii="Arial" w:cs="Arial" w:eastAsia="Arial" w:hAnsi="Arial"/>
-                <w:b w:val="false"/>
-                <w:bCs w:val="false"/>
-                <w:color w:val="333333"/>
-                <w:sz w:val="20"/>
-                <w:szCs w:val="20"/>
-              </w:rPr>
-              <w:t xml:space="preserve">¥2,999</w:t>
-            </w:r>
-          </w:p>
-        </w:tc>
-        <w:tc>
-          <w:tcPr>
-            <w:tcW w:type="dxa" w:w="1560"/>
-            <w:tcBorders>
-              <w:top w:val="single" w:color="CCCCCC" w:sz="1"/>
-              <w:left w:val="single" w:color="CCCCCC" w:sz="1"/>
-              <w:bottom w:val="single" w:color="CCCCCC" w:sz="1"/>
-              <w:right w:val="single" w:color="CCCCCC" w:sz="1"/>
-            </w:tcBorders>
-            <w:tcMar>
-              <w:top w:type="dxa" w:w="60"/>
-              <w:left w:type="dxa" w:w="100"/>
-              <w:bottom w:type="dxa" w:w="60"/>
-              <w:right w:type="dxa" w:w="100"/>
-            </w:tcMar>
-          </w:tcPr>
-          <w:p>
-            <w:pPr>
-              <w:jc w:val="center"/>
-            </w:pPr>
-            <w:r>
-              <w:rPr>
-                <w:rFonts w:ascii="Arial" w:cs="Arial" w:eastAsia="Arial" w:hAnsi="Arial"/>
-                <w:b w:val="false"/>
-                <w:bCs w:val="false"/>
-                <w:color w:val="333333"/>
-                <w:sz w:val="20"/>
-                <w:szCs w:val="20"/>
-              </w:rPr>
-              <w:t xml:space="preserve">¥3,000</w:t>
-            </w:r>
-          </w:p>
-        </w:tc>
-        <w:tc>
-          <w:tcPr>
-            <w:tcW w:type="dxa" w:w="1560"/>
-            <w:tcBorders>
-              <w:top w:val="single" w:color="CCCCCC" w:sz="1"/>
-              <w:left w:val="single" w:color="CCCCCC" w:sz="1"/>
-              <w:bottom w:val="single" w:color="CCCCCC" w:sz="1"/>
-              <w:right w:val="single" w:color="CCCCCC" w:sz="1"/>
-            </w:tcBorders>
-            <w:tcMar>
-              <w:top w:type="dxa" w:w="60"/>
-              <w:left w:type="dxa" w:w="100"/>
-              <w:bottom w:type="dxa" w:w="60"/>
-              <w:right w:type="dxa" w:w="100"/>
-            </w:tcMar>
-          </w:tcPr>
-          <w:p>
-            <w:pPr>
-              <w:jc w:val="center"/>
-            </w:pPr>
-            <w:r>
-              <w:rPr>
-                <w:rFonts w:ascii="Arial" w:cs="Arial" w:eastAsia="Arial" w:hAnsi="Arial"/>
-                <w:b w:val="false"/>
-                <w:bCs w:val="false"/>
-                <w:color w:val="CC0000"/>
-                <w:sz w:val="20"/>
-                <w:szCs w:val="20"/>
-              </w:rPr>
-              <w:t xml:space="preserve">-¥1</w:t>
-            </w:r>
-          </w:p>
-        </w:tc>
-        <w:tc>
-          <w:tcPr>
-            <w:tcW w:type="dxa" w:w="1560"/>
-            <w:tcBorders>
-              <w:top w:val="single" w:color="CCCCCC" w:sz="1"/>
-              <w:left w:val="single" w:color="CCCCCC" w:sz="1"/>
-              <w:bottom w:val="single" w:color="CCCCCC" w:sz="1"/>
-              <w:right w:val="single" w:color="CCCCCC" w:sz="1"/>
-            </w:tcBorders>
-            <w:tcMar>
-              <w:top w:type="dxa" w:w="60"/>
-              <w:left w:type="dxa" w:w="100"/>
-              <w:bottom w:type="dxa" w:w="60"/>
-              <w:right w:type="dxa" w:w="100"/>
-            </w:tcMar>
-          </w:tcPr>
-          <w:p>
-            <w:pPr>
-              <w:jc w:val="center"/>
-            </w:pPr>
-            <w:r>
-              <w:rPr>
-                <w:rFonts w:ascii="Arial" w:cs="Arial" w:eastAsia="Arial" w:hAnsi="Arial"/>
-                <w:b w:val="false"/>
-                <w:bCs w:val="false"/>
-                <w:color w:val="CC0000"/>
-                <w:sz w:val="20"/>
-                <w:szCs w:val="20"/>
-              </w:rPr>
-              <w:t xml:space="preserve">-0.05%</w:t>
-            </w:r>
-          </w:p>
-        </w:tc>
-        <w:tc>
-          <w:tcPr>
-            <w:tcW w:type="dxa" w:w="1560"/>
-            <w:tcBorders>
-              <w:top w:val="single" w:color="CCCCCC" w:sz="1"/>
-              <w:left w:val="single" w:color="CCCCCC" w:sz="1"/>
-              <w:bottom w:val="single" w:color="CCCCCC" w:sz="1"/>
-              <w:right w:val="single" w:color="CCCCCC" w:sz="1"/>
-            </w:tcBorders>
-            <w:tcMar>
-              <w:top w:type="dxa" w:w="60"/>
-              <w:left w:type="dxa" w:w="100"/>
-              <w:bottom w:type="dxa" w:w="60"/>
-              <w:right w:type="dxa" w:w="100"/>
-            </w:tcMar>
-          </w:tcPr>
-          <w:p>
-            <w:pPr>
-              <w:jc w:val="center"/>
-            </w:pPr>
-            <w:r>
-              <w:rPr>
-                <w:rFonts w:ascii="Arial" w:cs="Arial" w:eastAsia="Arial" w:hAnsi="Arial"/>
-                <w:b w:val="false"/>
-                <w:bCs w:val="false"/>
-                <w:color w:val="CC0000"/>
-                <w:sz w:val="20"/>
-                <w:szCs w:val="20"/>
-              </w:rPr>
-              <w:t xml:space="preserve">-0.05%</w:t>
+            <w:tcW w:type="dxa" w:w="1300"/>
+            <w:tcBorders>
+              <w:top w:val="single" w:color="CCCCCC" w:sz="1"/>
+              <w:left w:val="single" w:color="CCCCCC" w:sz="1"/>
+              <w:bottom w:val="single" w:color="CCCCCC" w:sz="1"/>
+              <w:right w:val="single" w:color="CCCCCC" w:sz="1"/>
+            </w:tcBorders>
+            <w:tcMar>
+              <w:top w:type="dxa" w:w="60"/>
+              <w:left w:type="dxa" w:w="100"/>
+              <w:bottom w:type="dxa" w:w="60"/>
+              <w:right w:type="dxa" w:w="100"/>
+            </w:tcMar>
+          </w:tcPr>
+          <w:p>
+            <w:pPr>
+              <w:jc w:val="left"/>
+            </w:pPr>
+            <w:r>
+              <w:rPr>
+                <w:rFonts w:ascii="Arial" w:cs="Arial" w:eastAsia="Arial" w:hAnsi="Arial"/>
+                <w:b w:val="false"/>
+                <w:bCs w:val="false"/>
+                <w:color w:val="333333"/>
+                <w:sz w:val="20"/>
+                <w:szCs w:val="20"/>
+              </w:rPr>
+              <w:t xml:space="preserve">2021-06</w:t>
+            </w:r>
+          </w:p>
+        </w:tc>
+        <w:tc>
+          <w:tcPr>
+            <w:tcW w:type="dxa" w:w="1300"/>
+            <w:tcBorders>
+              <w:top w:val="single" w:color="CCCCCC" w:sz="1"/>
+              <w:left w:val="single" w:color="CCCCCC" w:sz="1"/>
+              <w:bottom w:val="single" w:color="CCCCCC" w:sz="1"/>
+              <w:right w:val="single" w:color="CCCCCC" w:sz="1"/>
+            </w:tcBorders>
+            <w:tcMar>
+              <w:top w:type="dxa" w:w="60"/>
+              <w:left w:type="dxa" w:w="100"/>
+              <w:bottom w:type="dxa" w:w="60"/>
+              <w:right w:type="dxa" w:w="100"/>
+            </w:tcMar>
+          </w:tcPr>
+          <w:p>
+            <w:pPr>
+              <w:jc w:val="center"/>
+            </w:pPr>
+            <w:r>
+              <w:rPr>
+                <w:rFonts w:ascii="Arial" w:cs="Arial" w:eastAsia="Arial" w:hAnsi="Arial"/>
+                <w:b w:val="false"/>
+                <w:bCs w:val="false"/>
+                <w:color w:val="333333"/>
+                <w:sz w:val="20"/>
+                <w:szCs w:val="20"/>
+              </w:rPr>
+              <w:t xml:space="preserve">¥19,073</w:t>
+            </w:r>
+          </w:p>
+        </w:tc>
+        <w:tc>
+          <w:tcPr>
+            <w:tcW w:type="dxa" w:w="1300"/>
+            <w:tcBorders>
+              <w:top w:val="single" w:color="CCCCCC" w:sz="1"/>
+              <w:left w:val="single" w:color="CCCCCC" w:sz="1"/>
+              <w:bottom w:val="single" w:color="CCCCCC" w:sz="1"/>
+              <w:right w:val="single" w:color="CCCCCC" w:sz="1"/>
+            </w:tcBorders>
+            <w:tcMar>
+              <w:top w:type="dxa" w:w="60"/>
+              <w:left w:type="dxa" w:w="100"/>
+              <w:bottom w:type="dxa" w:w="60"/>
+              <w:right w:type="dxa" w:w="100"/>
+            </w:tcMar>
+          </w:tcPr>
+          <w:p>
+            <w:pPr>
+              <w:jc w:val="center"/>
+            </w:pPr>
+            <w:r>
+              <w:rPr>
+                <w:rFonts w:ascii="Arial" w:cs="Arial" w:eastAsia="Arial" w:hAnsi="Arial"/>
+                <w:b w:val="false"/>
+                <w:bCs w:val="false"/>
+                <w:color w:val="333333"/>
+                <w:sz w:val="20"/>
+                <w:szCs w:val="20"/>
+              </w:rPr>
+              <w:t xml:space="preserve">¥18,000</w:t>
+            </w:r>
+          </w:p>
+        </w:tc>
+        <w:tc>
+          <w:tcPr>
+            <w:tcW w:type="dxa" w:w="1300"/>
+            <w:tcBorders>
+              <w:top w:val="single" w:color="CCCCCC" w:sz="1"/>
+              <w:left w:val="single" w:color="CCCCCC" w:sz="1"/>
+              <w:bottom w:val="single" w:color="CCCCCC" w:sz="1"/>
+              <w:right w:val="single" w:color="CCCCCC" w:sz="1"/>
+            </w:tcBorders>
+            <w:tcMar>
+              <w:top w:type="dxa" w:w="60"/>
+              <w:left w:type="dxa" w:w="100"/>
+              <w:bottom w:type="dxa" w:w="60"/>
+              <w:right w:type="dxa" w:w="100"/>
+            </w:tcMar>
+          </w:tcPr>
+          <w:p>
+            <w:pPr>
+              <w:jc w:val="center"/>
+            </w:pPr>
+            <w:r>
+              <w:rPr>
+                <w:rFonts w:ascii="Arial" w:cs="Arial" w:eastAsia="Arial" w:hAnsi="Arial"/>
+                <w:b w:val="false"/>
+                <w:bCs w:val="false"/>
+                <w:color w:val="008000"/>
+                <w:sz w:val="20"/>
+                <w:szCs w:val="20"/>
+              </w:rPr>
+              <w:t xml:space="preserve">+¥1,073</w:t>
+            </w:r>
+          </w:p>
+        </w:tc>
+        <w:tc>
+          <w:tcPr>
+            <w:tcW w:type="dxa" w:w="1300"/>
+            <w:tcBorders>
+              <w:top w:val="single" w:color="CCCCCC" w:sz="1"/>
+              <w:left w:val="single" w:color="CCCCCC" w:sz="1"/>
+              <w:bottom w:val="single" w:color="CCCCCC" w:sz="1"/>
+              <w:right w:val="single" w:color="CCCCCC" w:sz="1"/>
+            </w:tcBorders>
+            <w:tcMar>
+              <w:top w:type="dxa" w:w="60"/>
+              <w:left w:type="dxa" w:w="100"/>
+              <w:bottom w:type="dxa" w:w="60"/>
+              <w:right w:type="dxa" w:w="100"/>
+            </w:tcMar>
+          </w:tcPr>
+          <w:p>
+            <w:pPr>
+              <w:jc w:val="center"/>
+            </w:pPr>
+            <w:r>
+              <w:rPr>
+                <w:rFonts w:ascii="Arial" w:cs="Arial" w:eastAsia="Arial" w:hAnsi="Arial"/>
+                <w:b w:val="false"/>
+                <w:bCs w:val="false"/>
+                <w:color w:val="008000"/>
+                <w:sz w:val="20"/>
+                <w:szCs w:val="20"/>
+              </w:rPr>
+              <w:t xml:space="preserve">+5.96%</w:t>
+            </w:r>
+          </w:p>
+        </w:tc>
+        <w:tc>
+          <w:tcPr>
+            <w:tcW w:type="dxa" w:w="1300"/>
+            <w:tcBorders>
+              <w:top w:val="single" w:color="CCCCCC" w:sz="1"/>
+              <w:left w:val="single" w:color="CCCCCC" w:sz="1"/>
+              <w:bottom w:val="single" w:color="CCCCCC" w:sz="1"/>
+              <w:right w:val="single" w:color="CCCCCC" w:sz="1"/>
+            </w:tcBorders>
+            <w:tcMar>
+              <w:top w:type="dxa" w:w="60"/>
+              <w:left w:type="dxa" w:w="100"/>
+              <w:bottom w:type="dxa" w:w="60"/>
+              <w:right w:type="dxa" w:w="100"/>
+            </w:tcMar>
+          </w:tcPr>
+          <w:p>
+            <w:pPr>
+              <w:jc w:val="center"/>
+            </w:pPr>
+            <w:r>
+              <w:rPr>
+                <w:rFonts w:ascii="Arial" w:cs="Arial" w:eastAsia="Arial" w:hAnsi="Arial"/>
+                <w:b w:val="false"/>
+                <w:bCs w:val="false"/>
+                <w:color w:val="333333"/>
+                <w:sz w:val="20"/>
+                <w:szCs w:val="20"/>
+              </w:rPr>
+              <w:t xml:space="preserve">—</w:t>
+            </w:r>
+          </w:p>
+        </w:tc>
+        <w:tc>
+          <w:tcPr>
+            <w:tcW w:type="dxa" w:w="1300"/>
+            <w:tcBorders>
+              <w:top w:val="single" w:color="CCCCCC" w:sz="1"/>
+              <w:left w:val="single" w:color="CCCCCC" w:sz="1"/>
+              <w:bottom w:val="single" w:color="CCCCCC" w:sz="1"/>
+              <w:right w:val="single" w:color="CCCCCC" w:sz="1"/>
+            </w:tcBorders>
+            <w:tcMar>
+              <w:top w:type="dxa" w:w="60"/>
+              <w:left w:type="dxa" w:w="100"/>
+              <w:bottom w:type="dxa" w:w="60"/>
+              <w:right w:type="dxa" w:w="100"/>
+            </w:tcMar>
+          </w:tcPr>
+          <w:p>
+            <w:pPr>
+              <w:jc w:val="center"/>
+            </w:pPr>
+            <w:r>
+              <w:rPr>
+                <w:rFonts w:ascii="Arial" w:cs="Arial" w:eastAsia="Arial" w:hAnsi="Arial"/>
+                <w:b w:val="false"/>
+                <w:bCs w:val="false"/>
+                <w:color w:val="333333"/>
+                <w:sz w:val="20"/>
+                <w:szCs w:val="20"/>
+              </w:rPr>
+              <w:t xml:space="preserve">首次转正</w:t>
             </w:r>
           </w:p>
         </w:tc>
@@ -3357,7 +3430,7 @@
       <w:tr>
         <w:tc>
           <w:tcPr>
-            <w:tcW w:type="dxa" w:w="1560"/>
+            <w:tcW w:type="dxa" w:w="1300"/>
             <w:tcBorders>
               <w:top w:val="single" w:color="CCCCCC" w:sz="1"/>
               <w:left w:val="single" w:color="CCCCCC" w:sz="1"/>
@@ -3374,24 +3447,24 @@
           </w:tcPr>
           <w:p>
             <w:pPr>
-              <w:jc w:val="center"/>
-            </w:pPr>
-            <w:r>
-              <w:rPr>
-                <w:rFonts w:ascii="Arial" w:cs="Arial" w:eastAsia="Arial" w:hAnsi="Arial"/>
-                <w:b w:val="false"/>
-                <w:bCs w:val="false"/>
-                <w:color w:val="333333"/>
-                <w:sz w:val="20"/>
-                <w:szCs w:val="20"/>
-              </w:rPr>
-              <w:t xml:space="preserve">2025-02</w:t>
-            </w:r>
-          </w:p>
-        </w:tc>
-        <w:tc>
-          <w:tcPr>
-            <w:tcW w:type="dxa" w:w="1560"/>
+              <w:jc w:val="left"/>
+            </w:pPr>
+            <w:r>
+              <w:rPr>
+                <w:rFonts w:ascii="Arial" w:cs="Arial" w:eastAsia="Arial" w:hAnsi="Arial"/>
+                <w:b w:val="false"/>
+                <w:bCs w:val="false"/>
+                <w:color w:val="333333"/>
+                <w:sz w:val="20"/>
+                <w:szCs w:val="20"/>
+              </w:rPr>
+              <w:t xml:space="preserve">2022-10</w:t>
+            </w:r>
+          </w:p>
+        </w:tc>
+        <w:tc>
+          <w:tcPr>
+            <w:tcW w:type="dxa" w:w="1300"/>
             <w:tcBorders>
               <w:top w:val="single" w:color="CCCCCC" w:sz="1"/>
               <w:left w:val="single" w:color="CCCCCC" w:sz="1"/>
@@ -3419,13 +3492,13 @@
                 <w:sz w:val="20"/>
                 <w:szCs w:val="20"/>
               </w:rPr>
-              <w:t xml:space="preserve">¥5,992</w:t>
-            </w:r>
-          </w:p>
-        </w:tc>
-        <w:tc>
-          <w:tcPr>
-            <w:tcW w:type="dxa" w:w="1560"/>
+              <w:t xml:space="preserve">¥55,901</w:t>
+            </w:r>
+          </w:p>
+        </w:tc>
+        <w:tc>
+          <w:tcPr>
+            <w:tcW w:type="dxa" w:w="1300"/>
             <w:tcBorders>
               <w:top w:val="single" w:color="CCCCCC" w:sz="1"/>
               <w:left w:val="single" w:color="CCCCCC" w:sz="1"/>
@@ -3453,13 +3526,13 @@
                 <w:sz w:val="20"/>
                 <w:szCs w:val="20"/>
               </w:rPr>
-              <w:t xml:space="preserve">¥6,000</w:t>
-            </w:r>
-          </w:p>
-        </w:tc>
-        <w:tc>
-          <w:tcPr>
-            <w:tcW w:type="dxa" w:w="1560"/>
+              <w:t xml:space="preserve">¥66,000</w:t>
+            </w:r>
+          </w:p>
+        </w:tc>
+        <w:tc>
+          <w:tcPr>
+            <w:tcW w:type="dxa" w:w="1300"/>
             <w:tcBorders>
               <w:top w:val="single" w:color="CCCCCC" w:sz="1"/>
               <w:left w:val="single" w:color="CCCCCC" w:sz="1"/>
@@ -3487,13 +3560,13 @@
                 <w:sz w:val="20"/>
                 <w:szCs w:val="20"/>
               </w:rPr>
-              <w:t xml:space="preserve">-¥8</w:t>
-            </w:r>
-          </w:p>
-        </w:tc>
-        <w:tc>
-          <w:tcPr>
-            <w:tcW w:type="dxa" w:w="1560"/>
+              <w:t xml:space="preserve">-¥10,099</w:t>
+            </w:r>
+          </w:p>
+        </w:tc>
+        <w:tc>
+          <w:tcPr>
+            <w:tcW w:type="dxa" w:w="1300"/>
             <w:tcBorders>
               <w:top w:val="single" w:color="CCCCCC" w:sz="1"/>
               <w:left w:val="single" w:color="CCCCCC" w:sz="1"/>
@@ -3521,13 +3594,13 @@
                 <w:sz w:val="20"/>
                 <w:szCs w:val="20"/>
               </w:rPr>
-              <w:t xml:space="preserve">-0.13%</w:t>
-            </w:r>
-          </w:p>
-        </w:tc>
-        <w:tc>
-          <w:tcPr>
-            <w:tcW w:type="dxa" w:w="1560"/>
+              <w:t xml:space="preserve">-15.30%</w:t>
+            </w:r>
+          </w:p>
+        </w:tc>
+        <w:tc>
+          <w:tcPr>
+            <w:tcW w:type="dxa" w:w="1300"/>
             <w:tcBorders>
               <w:top w:val="single" w:color="CCCCCC" w:sz="1"/>
               <w:left w:val="single" w:color="CCCCCC" w:sz="1"/>
@@ -3551,11 +3624,45 @@
                 <w:rFonts w:ascii="Arial" w:cs="Arial" w:eastAsia="Arial" w:hAnsi="Arial"/>
                 <w:b w:val="false"/>
                 <w:bCs w:val="false"/>
-                <w:color w:val="CC0000"/>
-                <w:sz w:val="20"/>
-                <w:szCs w:val="20"/>
-              </w:rPr>
-              <w:t xml:space="preserve">-0.13%</w:t>
+                <w:color w:val="333333"/>
+                <w:sz w:val="20"/>
+                <w:szCs w:val="20"/>
+              </w:rPr>
+              <w:t xml:space="preserve">最深</w:t>
+            </w:r>
+          </w:p>
+        </w:tc>
+        <w:tc>
+          <w:tcPr>
+            <w:tcW w:type="dxa" w:w="1300"/>
+            <w:tcBorders>
+              <w:top w:val="single" w:color="CCCCCC" w:sz="1"/>
+              <w:left w:val="single" w:color="CCCCCC" w:sz="1"/>
+              <w:bottom w:val="single" w:color="CCCCCC" w:sz="1"/>
+              <w:right w:val="single" w:color="CCCCCC" w:sz="1"/>
+            </w:tcBorders>
+            <w:shd w:fill="F2F2F2" w:val="clear"/>
+            <w:tcMar>
+              <w:top w:type="dxa" w:w="60"/>
+              <w:left w:type="dxa" w:w="100"/>
+              <w:bottom w:type="dxa" w:w="60"/>
+              <w:right w:type="dxa" w:w="100"/>
+            </w:tcMar>
+          </w:tcPr>
+          <w:p>
+            <w:pPr>
+              <w:jc w:val="center"/>
+            </w:pPr>
+            <w:r>
+              <w:rPr>
+                <w:rFonts w:ascii="Arial" w:cs="Arial" w:eastAsia="Arial" w:hAnsi="Arial"/>
+                <w:b w:val="false"/>
+                <w:bCs w:val="false"/>
+                <w:color w:val="333333"/>
+                <w:sz w:val="20"/>
+                <w:szCs w:val="20"/>
+              </w:rPr>
+              <w:t xml:space="preserve">熊市最惨时刻</w:t>
             </w:r>
           </w:p>
         </w:tc>
@@ -3563,199 +3670,232 @@
       <w:tr>
         <w:tc>
           <w:tcPr>
-            <w:tcW w:type="dxa" w:w="1560"/>
-            <w:tcBorders>
-              <w:top w:val="single" w:color="CCCCCC" w:sz="1"/>
-              <w:left w:val="single" w:color="CCCCCC" w:sz="1"/>
-              <w:bottom w:val="single" w:color="CCCCCC" w:sz="1"/>
-              <w:right w:val="single" w:color="CCCCCC" w:sz="1"/>
-            </w:tcBorders>
-            <w:tcMar>
-              <w:top w:type="dxa" w:w="60"/>
-              <w:left w:type="dxa" w:w="100"/>
-              <w:bottom w:type="dxa" w:w="60"/>
-              <w:right w:type="dxa" w:w="100"/>
-            </w:tcMar>
-          </w:tcPr>
-          <w:p>
-            <w:pPr>
-              <w:jc w:val="center"/>
-            </w:pPr>
-            <w:r>
-              <w:rPr>
-                <w:rFonts w:ascii="Arial" w:cs="Arial" w:eastAsia="Arial" w:hAnsi="Arial"/>
-                <w:b w:val="false"/>
-                <w:bCs w:val="false"/>
-                <w:color w:val="333333"/>
-                <w:sz w:val="20"/>
-                <w:szCs w:val="20"/>
-              </w:rPr>
-              <w:t xml:space="preserve">2025-03</w:t>
-            </w:r>
-          </w:p>
-        </w:tc>
-        <w:tc>
-          <w:tcPr>
-            <w:tcW w:type="dxa" w:w="1560"/>
-            <w:tcBorders>
-              <w:top w:val="single" w:color="CCCCCC" w:sz="1"/>
-              <w:left w:val="single" w:color="CCCCCC" w:sz="1"/>
-              <w:bottom w:val="single" w:color="CCCCCC" w:sz="1"/>
-              <w:right w:val="single" w:color="CCCCCC" w:sz="1"/>
-            </w:tcBorders>
-            <w:tcMar>
-              <w:top w:type="dxa" w:w="60"/>
-              <w:left w:type="dxa" w:w="100"/>
-              <w:bottom w:type="dxa" w:w="60"/>
-              <w:right w:type="dxa" w:w="100"/>
-            </w:tcMar>
-          </w:tcPr>
-          <w:p>
-            <w:pPr>
-              <w:jc w:val="center"/>
-            </w:pPr>
-            <w:r>
-              <w:rPr>
-                <w:rFonts w:ascii="Arial" w:cs="Arial" w:eastAsia="Arial" w:hAnsi="Arial"/>
-                <w:b w:val="false"/>
-                <w:bCs w:val="false"/>
-                <w:color w:val="333333"/>
-                <w:sz w:val="20"/>
-                <w:szCs w:val="20"/>
-              </w:rPr>
-              <w:t xml:space="preserve">¥9,124</w:t>
-            </w:r>
-          </w:p>
-        </w:tc>
-        <w:tc>
-          <w:tcPr>
-            <w:tcW w:type="dxa" w:w="1560"/>
-            <w:tcBorders>
-              <w:top w:val="single" w:color="CCCCCC" w:sz="1"/>
-              <w:left w:val="single" w:color="CCCCCC" w:sz="1"/>
-              <w:bottom w:val="single" w:color="CCCCCC" w:sz="1"/>
-              <w:right w:val="single" w:color="CCCCCC" w:sz="1"/>
-            </w:tcBorders>
-            <w:tcMar>
-              <w:top w:type="dxa" w:w="60"/>
-              <w:left w:type="dxa" w:w="100"/>
-              <w:bottom w:type="dxa" w:w="60"/>
-              <w:right w:type="dxa" w:w="100"/>
-            </w:tcMar>
-          </w:tcPr>
-          <w:p>
-            <w:pPr>
-              <w:jc w:val="center"/>
-            </w:pPr>
-            <w:r>
-              <w:rPr>
-                <w:rFonts w:ascii="Arial" w:cs="Arial" w:eastAsia="Arial" w:hAnsi="Arial"/>
-                <w:b w:val="false"/>
-                <w:bCs w:val="false"/>
-                <w:color w:val="333333"/>
-                <w:sz w:val="20"/>
-                <w:szCs w:val="20"/>
-              </w:rPr>
-              <w:t xml:space="preserve">¥9,000</w:t>
-            </w:r>
-          </w:p>
-        </w:tc>
-        <w:tc>
-          <w:tcPr>
-            <w:tcW w:type="dxa" w:w="1560"/>
-            <w:tcBorders>
-              <w:top w:val="single" w:color="CCCCCC" w:sz="1"/>
-              <w:left w:val="single" w:color="CCCCCC" w:sz="1"/>
-              <w:bottom w:val="single" w:color="CCCCCC" w:sz="1"/>
-              <w:right w:val="single" w:color="CCCCCC" w:sz="1"/>
-            </w:tcBorders>
-            <w:tcMar>
-              <w:top w:type="dxa" w:w="60"/>
-              <w:left w:type="dxa" w:w="100"/>
-              <w:bottom w:type="dxa" w:w="60"/>
-              <w:right w:type="dxa" w:w="100"/>
-            </w:tcMar>
-          </w:tcPr>
-          <w:p>
-            <w:pPr>
-              <w:jc w:val="center"/>
-            </w:pPr>
-            <w:r>
-              <w:rPr>
-                <w:rFonts w:ascii="Arial" w:cs="Arial" w:eastAsia="Arial" w:hAnsi="Arial"/>
-                <w:b w:val="false"/>
-                <w:bCs w:val="false"/>
-                <w:color w:val="008000"/>
-                <w:sz w:val="20"/>
-                <w:szCs w:val="20"/>
-              </w:rPr>
-              <w:t xml:space="preserve">+¥124</w:t>
-            </w:r>
-          </w:p>
-        </w:tc>
-        <w:tc>
-          <w:tcPr>
-            <w:tcW w:type="dxa" w:w="1560"/>
-            <w:tcBorders>
-              <w:top w:val="single" w:color="CCCCCC" w:sz="1"/>
-              <w:left w:val="single" w:color="CCCCCC" w:sz="1"/>
-              <w:bottom w:val="single" w:color="CCCCCC" w:sz="1"/>
-              <w:right w:val="single" w:color="CCCCCC" w:sz="1"/>
-            </w:tcBorders>
-            <w:tcMar>
-              <w:top w:type="dxa" w:w="60"/>
-              <w:left w:type="dxa" w:w="100"/>
-              <w:bottom w:type="dxa" w:w="60"/>
-              <w:right w:type="dxa" w:w="100"/>
-            </w:tcMar>
-          </w:tcPr>
-          <w:p>
-            <w:pPr>
-              <w:jc w:val="center"/>
-            </w:pPr>
-            <w:r>
-              <w:rPr>
-                <w:rFonts w:ascii="Arial" w:cs="Arial" w:eastAsia="Arial" w:hAnsi="Arial"/>
-                <w:b w:val="false"/>
-                <w:bCs w:val="false"/>
-                <w:color w:val="008000"/>
-                <w:sz w:val="20"/>
-                <w:szCs w:val="20"/>
-              </w:rPr>
-              <w:t xml:space="preserve">+1.37%</w:t>
-            </w:r>
-          </w:p>
-        </w:tc>
-        <w:tc>
-          <w:tcPr>
-            <w:tcW w:type="dxa" w:w="1560"/>
-            <w:tcBorders>
-              <w:top w:val="single" w:color="CCCCCC" w:sz="1"/>
-              <w:left w:val="single" w:color="CCCCCC" w:sz="1"/>
-              <w:bottom w:val="single" w:color="CCCCCC" w:sz="1"/>
-              <w:right w:val="single" w:color="CCCCCC" w:sz="1"/>
-            </w:tcBorders>
-            <w:tcMar>
-              <w:top w:type="dxa" w:w="60"/>
-              <w:left w:type="dxa" w:w="100"/>
-              <w:bottom w:type="dxa" w:w="60"/>
-              <w:right w:type="dxa" w:w="100"/>
-            </w:tcMar>
-          </w:tcPr>
-          <w:p>
-            <w:pPr>
-              <w:jc w:val="center"/>
-            </w:pPr>
-            <w:r>
-              <w:rPr>
-                <w:rFonts w:ascii="Arial" w:cs="Arial" w:eastAsia="Arial" w:hAnsi="Arial"/>
-                <w:b w:val="false"/>
-                <w:bCs w:val="false"/>
-                <w:color w:val="008000"/>
-                <w:sz w:val="20"/>
-                <w:szCs w:val="20"/>
-              </w:rPr>
-              <w:t xml:space="preserve">+1.37%</w:t>
+            <w:tcW w:type="dxa" w:w="1300"/>
+            <w:tcBorders>
+              <w:top w:val="single" w:color="CCCCCC" w:sz="1"/>
+              <w:left w:val="single" w:color="CCCCCC" w:sz="1"/>
+              <w:bottom w:val="single" w:color="CCCCCC" w:sz="1"/>
+              <w:right w:val="single" w:color="CCCCCC" w:sz="1"/>
+            </w:tcBorders>
+            <w:tcMar>
+              <w:top w:type="dxa" w:w="60"/>
+              <w:left w:type="dxa" w:w="100"/>
+              <w:bottom w:type="dxa" w:w="60"/>
+              <w:right w:type="dxa" w:w="100"/>
+            </w:tcMar>
+          </w:tcPr>
+          <w:p>
+            <w:pPr>
+              <w:jc w:val="left"/>
+            </w:pPr>
+            <w:r>
+              <w:rPr>
+                <w:rFonts w:ascii="Arial" w:cs="Arial" w:eastAsia="Arial" w:hAnsi="Arial"/>
+                <w:b w:val="false"/>
+                <w:bCs w:val="false"/>
+                <w:color w:val="333333"/>
+                <w:sz w:val="20"/>
+                <w:szCs w:val="20"/>
+              </w:rPr>
+              <w:t xml:space="preserve">2023-12</w:t>
+            </w:r>
+          </w:p>
+        </w:tc>
+        <w:tc>
+          <w:tcPr>
+            <w:tcW w:type="dxa" w:w="1300"/>
+            <w:tcBorders>
+              <w:top w:val="single" w:color="CCCCCC" w:sz="1"/>
+              <w:left w:val="single" w:color="CCCCCC" w:sz="1"/>
+              <w:bottom w:val="single" w:color="CCCCCC" w:sz="1"/>
+              <w:right w:val="single" w:color="CCCCCC" w:sz="1"/>
+            </w:tcBorders>
+            <w:tcMar>
+              <w:top w:type="dxa" w:w="60"/>
+              <w:left w:type="dxa" w:w="100"/>
+              <w:bottom w:type="dxa" w:w="60"/>
+              <w:right w:type="dxa" w:w="100"/>
+            </w:tcMar>
+          </w:tcPr>
+          <w:p>
+            <w:pPr>
+              <w:jc w:val="center"/>
+            </w:pPr>
+            <w:r>
+              <w:rPr>
+                <w:rFonts w:ascii="Arial" w:cs="Arial" w:eastAsia="Arial" w:hAnsi="Arial"/>
+                <w:b w:val="false"/>
+                <w:bCs w:val="false"/>
+                <w:color w:val="333333"/>
+                <w:sz w:val="20"/>
+                <w:szCs w:val="20"/>
+              </w:rPr>
+              <w:t xml:space="preserve">¥102,164</w:t>
+            </w:r>
+          </w:p>
+        </w:tc>
+        <w:tc>
+          <w:tcPr>
+            <w:tcW w:type="dxa" w:w="1300"/>
+            <w:tcBorders>
+              <w:top w:val="single" w:color="CCCCCC" w:sz="1"/>
+              <w:left w:val="single" w:color="CCCCCC" w:sz="1"/>
+              <w:bottom w:val="single" w:color="CCCCCC" w:sz="1"/>
+              <w:right w:val="single" w:color="CCCCCC" w:sz="1"/>
+            </w:tcBorders>
+            <w:tcMar>
+              <w:top w:type="dxa" w:w="60"/>
+              <w:left w:type="dxa" w:w="100"/>
+              <w:bottom w:type="dxa" w:w="60"/>
+              <w:right w:type="dxa" w:w="100"/>
+            </w:tcMar>
+          </w:tcPr>
+          <w:p>
+            <w:pPr>
+              <w:jc w:val="center"/>
+            </w:pPr>
+            <w:r>
+              <w:rPr>
+                <w:rFonts w:ascii="Arial" w:cs="Arial" w:eastAsia="Arial" w:hAnsi="Arial"/>
+                <w:b w:val="false"/>
+                <w:bCs w:val="false"/>
+                <w:color w:val="333333"/>
+                <w:sz w:val="20"/>
+                <w:szCs w:val="20"/>
+              </w:rPr>
+              <w:t xml:space="preserve">¥108,000</w:t>
+            </w:r>
+          </w:p>
+        </w:tc>
+        <w:tc>
+          <w:tcPr>
+            <w:tcW w:type="dxa" w:w="1300"/>
+            <w:tcBorders>
+              <w:top w:val="single" w:color="CCCCCC" w:sz="1"/>
+              <w:left w:val="single" w:color="CCCCCC" w:sz="1"/>
+              <w:bottom w:val="single" w:color="CCCCCC" w:sz="1"/>
+              <w:right w:val="single" w:color="CCCCCC" w:sz="1"/>
+            </w:tcBorders>
+            <w:tcMar>
+              <w:top w:type="dxa" w:w="60"/>
+              <w:left w:type="dxa" w:w="100"/>
+              <w:bottom w:type="dxa" w:w="60"/>
+              <w:right w:type="dxa" w:w="100"/>
+            </w:tcMar>
+          </w:tcPr>
+          <w:p>
+            <w:pPr>
+              <w:jc w:val="center"/>
+            </w:pPr>
+            <w:r>
+              <w:rPr>
+                <w:rFonts w:ascii="Arial" w:cs="Arial" w:eastAsia="Arial" w:hAnsi="Arial"/>
+                <w:b w:val="false"/>
+                <w:bCs w:val="false"/>
+                <w:color w:val="CC0000"/>
+                <w:sz w:val="20"/>
+                <w:szCs w:val="20"/>
+              </w:rPr>
+              <w:t xml:space="preserve">-¥5,836</w:t>
+            </w:r>
+          </w:p>
+        </w:tc>
+        <w:tc>
+          <w:tcPr>
+            <w:tcW w:type="dxa" w:w="1300"/>
+            <w:tcBorders>
+              <w:top w:val="single" w:color="CCCCCC" w:sz="1"/>
+              <w:left w:val="single" w:color="CCCCCC" w:sz="1"/>
+              <w:bottom w:val="single" w:color="CCCCCC" w:sz="1"/>
+              <w:right w:val="single" w:color="CCCCCC" w:sz="1"/>
+            </w:tcBorders>
+            <w:tcMar>
+              <w:top w:type="dxa" w:w="60"/>
+              <w:left w:type="dxa" w:w="100"/>
+              <w:bottom w:type="dxa" w:w="60"/>
+              <w:right w:type="dxa" w:w="100"/>
+            </w:tcMar>
+          </w:tcPr>
+          <w:p>
+            <w:pPr>
+              <w:jc w:val="center"/>
+            </w:pPr>
+            <w:r>
+              <w:rPr>
+                <w:rFonts w:ascii="Arial" w:cs="Arial" w:eastAsia="Arial" w:hAnsi="Arial"/>
+                <w:b w:val="false"/>
+                <w:bCs w:val="false"/>
+                <w:color w:val="CC0000"/>
+                <w:sz w:val="20"/>
+                <w:szCs w:val="20"/>
+              </w:rPr>
+              <w:t xml:space="preserve">-5.40%</w:t>
+            </w:r>
+          </w:p>
+        </w:tc>
+        <w:tc>
+          <w:tcPr>
+            <w:tcW w:type="dxa" w:w="1300"/>
+            <w:tcBorders>
+              <w:top w:val="single" w:color="CCCCCC" w:sz="1"/>
+              <w:left w:val="single" w:color="CCCCCC" w:sz="1"/>
+              <w:bottom w:val="single" w:color="CCCCCC" w:sz="1"/>
+              <w:right w:val="single" w:color="CCCCCC" w:sz="1"/>
+            </w:tcBorders>
+            <w:tcMar>
+              <w:top w:type="dxa" w:w="60"/>
+              <w:left w:type="dxa" w:w="100"/>
+              <w:bottom w:type="dxa" w:w="60"/>
+              <w:right w:type="dxa" w:w="100"/>
+            </w:tcMar>
+          </w:tcPr>
+          <w:p>
+            <w:pPr>
+              <w:jc w:val="center"/>
+            </w:pPr>
+            <w:r>
+              <w:rPr>
+                <w:rFonts w:ascii="Arial" w:cs="Arial" w:eastAsia="Arial" w:hAnsi="Arial"/>
+                <w:b w:val="false"/>
+                <w:bCs w:val="false"/>
+                <w:color w:val="333333"/>
+                <w:sz w:val="20"/>
+                <w:szCs w:val="20"/>
+              </w:rPr>
+              <w:t xml:space="preserve">收窄</w:t>
+            </w:r>
+          </w:p>
+        </w:tc>
+        <w:tc>
+          <w:tcPr>
+            <w:tcW w:type="dxa" w:w="1300"/>
+            <w:tcBorders>
+              <w:top w:val="single" w:color="CCCCCC" w:sz="1"/>
+              <w:left w:val="single" w:color="CCCCCC" w:sz="1"/>
+              <w:bottom w:val="single" w:color="CCCCCC" w:sz="1"/>
+              <w:right w:val="single" w:color="CCCCCC" w:sz="1"/>
+            </w:tcBorders>
+            <w:tcMar>
+              <w:top w:type="dxa" w:w="60"/>
+              <w:left w:type="dxa" w:w="100"/>
+              <w:bottom w:type="dxa" w:w="60"/>
+              <w:right w:type="dxa" w:w="100"/>
+            </w:tcMar>
+          </w:tcPr>
+          <w:p>
+            <w:pPr>
+              <w:jc w:val="center"/>
+            </w:pPr>
+            <w:r>
+              <w:rPr>
+                <w:rFonts w:ascii="Arial" w:cs="Arial" w:eastAsia="Arial" w:hAnsi="Arial"/>
+                <w:b w:val="false"/>
+                <w:bCs w:val="false"/>
+                <w:color w:val="333333"/>
+                <w:sz w:val="20"/>
+                <w:szCs w:val="20"/>
+              </w:rPr>
+              <w:t xml:space="preserve">震荡筑底</w:t>
             </w:r>
           </w:p>
         </w:tc>
@@ -3763,7 +3903,7 @@
       <w:tr>
         <w:tc>
           <w:tcPr>
-            <w:tcW w:type="dxa" w:w="1560"/>
+            <w:tcW w:type="dxa" w:w="1300"/>
             <w:tcBorders>
               <w:top w:val="single" w:color="CCCCCC" w:sz="1"/>
               <w:left w:val="single" w:color="CCCCCC" w:sz="1"/>
@@ -3780,24 +3920,24 @@
           </w:tcPr>
           <w:p>
             <w:pPr>
-              <w:jc w:val="center"/>
-            </w:pPr>
-            <w:r>
-              <w:rPr>
-                <w:rFonts w:ascii="Arial" w:cs="Arial" w:eastAsia="Arial" w:hAnsi="Arial"/>
-                <w:b w:val="false"/>
-                <w:bCs w:val="false"/>
-                <w:color w:val="333333"/>
-                <w:sz w:val="20"/>
-                <w:szCs w:val="20"/>
-              </w:rPr>
-              <w:t xml:space="preserve">2025-04</w:t>
-            </w:r>
-          </w:p>
-        </w:tc>
-        <w:tc>
-          <w:tcPr>
-            <w:tcW w:type="dxa" w:w="1560"/>
+              <w:jc w:val="left"/>
+            </w:pPr>
+            <w:r>
+              <w:rPr>
+                <w:rFonts w:ascii="Arial" w:cs="Arial" w:eastAsia="Arial" w:hAnsi="Arial"/>
+                <w:b w:val="false"/>
+                <w:bCs w:val="false"/>
+                <w:color w:val="333333"/>
+                <w:sz w:val="20"/>
+                <w:szCs w:val="20"/>
+              </w:rPr>
+              <w:t xml:space="preserve">2024-09</w:t>
+            </w:r>
+          </w:p>
+        </w:tc>
+        <w:tc>
+          <w:tcPr>
+            <w:tcW w:type="dxa" w:w="1300"/>
             <w:tcBorders>
               <w:top w:val="single" w:color="CCCCCC" w:sz="1"/>
               <w:left w:val="single" w:color="CCCCCC" w:sz="1"/>
@@ -3825,13 +3965,13 @@
                 <w:sz w:val="20"/>
                 <w:szCs w:val="20"/>
               </w:rPr>
-              <w:t xml:space="preserve">¥12,069</w:t>
-            </w:r>
-          </w:p>
-        </w:tc>
-        <w:tc>
-          <w:tcPr>
-            <w:tcW w:type="dxa" w:w="1560"/>
+              <w:t xml:space="preserve">¥121,100</w:t>
+            </w:r>
+          </w:p>
+        </w:tc>
+        <w:tc>
+          <w:tcPr>
+            <w:tcW w:type="dxa" w:w="1300"/>
             <w:tcBorders>
               <w:top w:val="single" w:color="CCCCCC" w:sz="1"/>
               <w:left w:val="single" w:color="CCCCCC" w:sz="1"/>
@@ -3859,13 +3999,13 @@
                 <w:sz w:val="20"/>
                 <w:szCs w:val="20"/>
               </w:rPr>
-              <w:t xml:space="preserve">¥12,000</w:t>
-            </w:r>
-          </w:p>
-        </w:tc>
-        <w:tc>
-          <w:tcPr>
-            <w:tcW w:type="dxa" w:w="1560"/>
+              <w:t xml:space="preserve">¥135,000</w:t>
+            </w:r>
+          </w:p>
+        </w:tc>
+        <w:tc>
+          <w:tcPr>
+            <w:tcW w:type="dxa" w:w="1300"/>
             <w:tcBorders>
               <w:top w:val="single" w:color="CCCCCC" w:sz="1"/>
               <w:left w:val="single" w:color="CCCCCC" w:sz="1"/>
@@ -3889,17 +4029,17 @@
                 <w:rFonts w:ascii="Arial" w:cs="Arial" w:eastAsia="Arial" w:hAnsi="Arial"/>
                 <w:b w:val="false"/>
                 <w:bCs w:val="false"/>
-                <w:color w:val="008000"/>
-                <w:sz w:val="20"/>
-                <w:szCs w:val="20"/>
-              </w:rPr>
-              <w:t xml:space="preserve">+¥69</w:t>
-            </w:r>
-          </w:p>
-        </w:tc>
-        <w:tc>
-          <w:tcPr>
-            <w:tcW w:type="dxa" w:w="1560"/>
+                <w:color w:val="CC0000"/>
+                <w:sz w:val="20"/>
+                <w:szCs w:val="20"/>
+              </w:rPr>
+              <w:t xml:space="preserve">-¥13,900</w:t>
+            </w:r>
+          </w:p>
+        </w:tc>
+        <w:tc>
+          <w:tcPr>
+            <w:tcW w:type="dxa" w:w="1300"/>
             <w:tcBorders>
               <w:top w:val="single" w:color="CCCCCC" w:sz="1"/>
               <w:left w:val="single" w:color="CCCCCC" w:sz="1"/>
@@ -3923,17 +4063,17 @@
                 <w:rFonts w:ascii="Arial" w:cs="Arial" w:eastAsia="Arial" w:hAnsi="Arial"/>
                 <w:b w:val="false"/>
                 <w:bCs w:val="false"/>
-                <w:color w:val="008000"/>
-                <w:sz w:val="20"/>
-                <w:szCs w:val="20"/>
-              </w:rPr>
-              <w:t xml:space="preserve">+0.58%</w:t>
-            </w:r>
-          </w:p>
-        </w:tc>
-        <w:tc>
-          <w:tcPr>
-            <w:tcW w:type="dxa" w:w="1560"/>
+                <w:color w:val="CC0000"/>
+                <w:sz w:val="20"/>
+                <w:szCs w:val="20"/>
+              </w:rPr>
+              <w:t xml:space="preserve">-10.30%</w:t>
+            </w:r>
+          </w:p>
+        </w:tc>
+        <w:tc>
+          <w:tcPr>
+            <w:tcW w:type="dxa" w:w="1300"/>
             <w:tcBorders>
               <w:top w:val="single" w:color="CCCCCC" w:sz="1"/>
               <w:left w:val="single" w:color="CCCCCC" w:sz="1"/>
@@ -3957,11 +4097,45 @@
                 <w:rFonts w:ascii="Arial" w:cs="Arial" w:eastAsia="Arial" w:hAnsi="Arial"/>
                 <w:b w:val="false"/>
                 <w:bCs w:val="false"/>
-                <w:color w:val="008000"/>
-                <w:sz w:val="20"/>
-                <w:szCs w:val="20"/>
-              </w:rPr>
-              <w:t xml:space="preserve">+0.58%</w:t>
+                <w:color w:val="333333"/>
+                <w:sz w:val="20"/>
+                <w:szCs w:val="20"/>
+              </w:rPr>
+              <w:t xml:space="preserve">二次探底</w:t>
+            </w:r>
+          </w:p>
+        </w:tc>
+        <w:tc>
+          <w:tcPr>
+            <w:tcW w:type="dxa" w:w="1300"/>
+            <w:tcBorders>
+              <w:top w:val="single" w:color="CCCCCC" w:sz="1"/>
+              <w:left w:val="single" w:color="CCCCCC" w:sz="1"/>
+              <w:bottom w:val="single" w:color="CCCCCC" w:sz="1"/>
+              <w:right w:val="single" w:color="CCCCCC" w:sz="1"/>
+            </w:tcBorders>
+            <w:shd w:fill="F2F2F2" w:val="clear"/>
+            <w:tcMar>
+              <w:top w:type="dxa" w:w="60"/>
+              <w:left w:type="dxa" w:w="100"/>
+              <w:bottom w:type="dxa" w:w="60"/>
+              <w:right w:type="dxa" w:w="100"/>
+            </w:tcMar>
+          </w:tcPr>
+          <w:p>
+            <w:pPr>
+              <w:jc w:val="center"/>
+            </w:pPr>
+            <w:r>
+              <w:rPr>
+                <w:rFonts w:ascii="Arial" w:cs="Arial" w:eastAsia="Arial" w:hAnsi="Arial"/>
+                <w:b w:val="false"/>
+                <w:bCs w:val="false"/>
+                <w:color w:val="333333"/>
+                <w:sz w:val="20"/>
+                <w:szCs w:val="20"/>
+              </w:rPr>
+              <w:t xml:space="preserve">924行情前夜</w:t>
             </w:r>
           </w:p>
         </w:tc>
@@ -3969,199 +4143,232 @@
       <w:tr>
         <w:tc>
           <w:tcPr>
-            <w:tcW w:type="dxa" w:w="1560"/>
-            <w:tcBorders>
-              <w:top w:val="single" w:color="CCCCCC" w:sz="1"/>
-              <w:left w:val="single" w:color="CCCCCC" w:sz="1"/>
-              <w:bottom w:val="single" w:color="CCCCCC" w:sz="1"/>
-              <w:right w:val="single" w:color="CCCCCC" w:sz="1"/>
-            </w:tcBorders>
-            <w:tcMar>
-              <w:top w:type="dxa" w:w="60"/>
-              <w:left w:type="dxa" w:w="100"/>
-              <w:bottom w:type="dxa" w:w="60"/>
-              <w:right w:type="dxa" w:w="100"/>
-            </w:tcMar>
-          </w:tcPr>
-          <w:p>
-            <w:pPr>
-              <w:jc w:val="center"/>
-            </w:pPr>
-            <w:r>
-              <w:rPr>
-                <w:rFonts w:ascii="Arial" w:cs="Arial" w:eastAsia="Arial" w:hAnsi="Arial"/>
-                <w:b w:val="false"/>
-                <w:bCs w:val="false"/>
-                <w:color w:val="333333"/>
-                <w:sz w:val="20"/>
-                <w:szCs w:val="20"/>
-              </w:rPr>
-              <w:t xml:space="preserve">2025-05</w:t>
-            </w:r>
-          </w:p>
-        </w:tc>
-        <w:tc>
-          <w:tcPr>
-            <w:tcW w:type="dxa" w:w="1560"/>
-            <w:tcBorders>
-              <w:top w:val="single" w:color="CCCCCC" w:sz="1"/>
-              <w:left w:val="single" w:color="CCCCCC" w:sz="1"/>
-              <w:bottom w:val="single" w:color="CCCCCC" w:sz="1"/>
-              <w:right w:val="single" w:color="CCCCCC" w:sz="1"/>
-            </w:tcBorders>
-            <w:tcMar>
-              <w:top w:type="dxa" w:w="60"/>
-              <w:left w:type="dxa" w:w="100"/>
-              <w:bottom w:type="dxa" w:w="60"/>
-              <w:right w:type="dxa" w:w="100"/>
-            </w:tcMar>
-          </w:tcPr>
-          <w:p>
-            <w:pPr>
-              <w:jc w:val="center"/>
-            </w:pPr>
-            <w:r>
-              <w:rPr>
-                <w:rFonts w:ascii="Arial" w:cs="Arial" w:eastAsia="Arial" w:hAnsi="Arial"/>
-                <w:b w:val="false"/>
-                <w:bCs w:val="false"/>
-                <w:color w:val="333333"/>
-                <w:sz w:val="20"/>
-                <w:szCs w:val="20"/>
-              </w:rPr>
-              <w:t xml:space="preserve">¥14,947</w:t>
-            </w:r>
-          </w:p>
-        </w:tc>
-        <w:tc>
-          <w:tcPr>
-            <w:tcW w:type="dxa" w:w="1560"/>
-            <w:tcBorders>
-              <w:top w:val="single" w:color="CCCCCC" w:sz="1"/>
-              <w:left w:val="single" w:color="CCCCCC" w:sz="1"/>
-              <w:bottom w:val="single" w:color="CCCCCC" w:sz="1"/>
-              <w:right w:val="single" w:color="CCCCCC" w:sz="1"/>
-            </w:tcBorders>
-            <w:tcMar>
-              <w:top w:type="dxa" w:w="60"/>
-              <w:left w:type="dxa" w:w="100"/>
-              <w:bottom w:type="dxa" w:w="60"/>
-              <w:right w:type="dxa" w:w="100"/>
-            </w:tcMar>
-          </w:tcPr>
-          <w:p>
-            <w:pPr>
-              <w:jc w:val="center"/>
-            </w:pPr>
-            <w:r>
-              <w:rPr>
-                <w:rFonts w:ascii="Arial" w:cs="Arial" w:eastAsia="Arial" w:hAnsi="Arial"/>
-                <w:b w:val="false"/>
-                <w:bCs w:val="false"/>
-                <w:color w:val="333333"/>
-                <w:sz w:val="20"/>
-                <w:szCs w:val="20"/>
-              </w:rPr>
-              <w:t xml:space="preserve">¥15,000</w:t>
-            </w:r>
-          </w:p>
-        </w:tc>
-        <w:tc>
-          <w:tcPr>
-            <w:tcW w:type="dxa" w:w="1560"/>
-            <w:tcBorders>
-              <w:top w:val="single" w:color="CCCCCC" w:sz="1"/>
-              <w:left w:val="single" w:color="CCCCCC" w:sz="1"/>
-              <w:bottom w:val="single" w:color="CCCCCC" w:sz="1"/>
-              <w:right w:val="single" w:color="CCCCCC" w:sz="1"/>
-            </w:tcBorders>
-            <w:tcMar>
-              <w:top w:type="dxa" w:w="60"/>
-              <w:left w:type="dxa" w:w="100"/>
-              <w:bottom w:type="dxa" w:w="60"/>
-              <w:right w:type="dxa" w:w="100"/>
-            </w:tcMar>
-          </w:tcPr>
-          <w:p>
-            <w:pPr>
-              <w:jc w:val="center"/>
-            </w:pPr>
-            <w:r>
-              <w:rPr>
-                <w:rFonts w:ascii="Arial" w:cs="Arial" w:eastAsia="Arial" w:hAnsi="Arial"/>
-                <w:b w:val="false"/>
-                <w:bCs w:val="false"/>
-                <w:color w:val="CC0000"/>
-                <w:sz w:val="20"/>
-                <w:szCs w:val="20"/>
-              </w:rPr>
-              <w:t xml:space="preserve">-¥53</w:t>
-            </w:r>
-          </w:p>
-        </w:tc>
-        <w:tc>
-          <w:tcPr>
-            <w:tcW w:type="dxa" w:w="1560"/>
-            <w:tcBorders>
-              <w:top w:val="single" w:color="CCCCCC" w:sz="1"/>
-              <w:left w:val="single" w:color="CCCCCC" w:sz="1"/>
-              <w:bottom w:val="single" w:color="CCCCCC" w:sz="1"/>
-              <w:right w:val="single" w:color="CCCCCC" w:sz="1"/>
-            </w:tcBorders>
-            <w:tcMar>
-              <w:top w:type="dxa" w:w="60"/>
-              <w:left w:type="dxa" w:w="100"/>
-              <w:bottom w:type="dxa" w:w="60"/>
-              <w:right w:type="dxa" w:w="100"/>
-            </w:tcMar>
-          </w:tcPr>
-          <w:p>
-            <w:pPr>
-              <w:jc w:val="center"/>
-            </w:pPr>
-            <w:r>
-              <w:rPr>
-                <w:rFonts w:ascii="Arial" w:cs="Arial" w:eastAsia="Arial" w:hAnsi="Arial"/>
-                <w:b w:val="false"/>
-                <w:bCs w:val="false"/>
-                <w:color w:val="CC0000"/>
-                <w:sz w:val="20"/>
-                <w:szCs w:val="20"/>
-              </w:rPr>
-              <w:t xml:space="preserve">-0.35%</w:t>
-            </w:r>
-          </w:p>
-        </w:tc>
-        <w:tc>
-          <w:tcPr>
-            <w:tcW w:type="dxa" w:w="1560"/>
-            <w:tcBorders>
-              <w:top w:val="single" w:color="CCCCCC" w:sz="1"/>
-              <w:left w:val="single" w:color="CCCCCC" w:sz="1"/>
-              <w:bottom w:val="single" w:color="CCCCCC" w:sz="1"/>
-              <w:right w:val="single" w:color="CCCCCC" w:sz="1"/>
-            </w:tcBorders>
-            <w:tcMar>
-              <w:top w:type="dxa" w:w="60"/>
-              <w:left w:type="dxa" w:w="100"/>
-              <w:bottom w:type="dxa" w:w="60"/>
-              <w:right w:type="dxa" w:w="100"/>
-            </w:tcMar>
-          </w:tcPr>
-          <w:p>
-            <w:pPr>
-              <w:jc w:val="center"/>
-            </w:pPr>
-            <w:r>
-              <w:rPr>
-                <w:rFonts w:ascii="Arial" w:cs="Arial" w:eastAsia="Arial" w:hAnsi="Arial"/>
-                <w:b w:val="false"/>
-                <w:bCs w:val="false"/>
-                <w:color w:val="CC0000"/>
-                <w:sz w:val="20"/>
-                <w:szCs w:val="20"/>
-              </w:rPr>
-              <w:t xml:space="preserve">-0.35%</w:t>
+            <w:tcW w:type="dxa" w:w="1300"/>
+            <w:tcBorders>
+              <w:top w:val="single" w:color="CCCCCC" w:sz="1"/>
+              <w:left w:val="single" w:color="CCCCCC" w:sz="1"/>
+              <w:bottom w:val="single" w:color="CCCCCC" w:sz="1"/>
+              <w:right w:val="single" w:color="CCCCCC" w:sz="1"/>
+            </w:tcBorders>
+            <w:tcMar>
+              <w:top w:type="dxa" w:w="60"/>
+              <w:left w:type="dxa" w:w="100"/>
+              <w:bottom w:type="dxa" w:w="60"/>
+              <w:right w:type="dxa" w:w="100"/>
+            </w:tcMar>
+          </w:tcPr>
+          <w:p>
+            <w:pPr>
+              <w:jc w:val="left"/>
+            </w:pPr>
+            <w:r>
+              <w:rPr>
+                <w:rFonts w:ascii="Arial" w:cs="Arial" w:eastAsia="Arial" w:hAnsi="Arial"/>
+                <w:b w:val="false"/>
+                <w:bCs w:val="false"/>
+                <w:color w:val="333333"/>
+                <w:sz w:val="20"/>
+                <w:szCs w:val="20"/>
+              </w:rPr>
+              <w:t xml:space="preserve">2024-10</w:t>
+            </w:r>
+          </w:p>
+        </w:tc>
+        <w:tc>
+          <w:tcPr>
+            <w:tcW w:type="dxa" w:w="1300"/>
+            <w:tcBorders>
+              <w:top w:val="single" w:color="CCCCCC" w:sz="1"/>
+              <w:left w:val="single" w:color="CCCCCC" w:sz="1"/>
+              <w:bottom w:val="single" w:color="CCCCCC" w:sz="1"/>
+              <w:right w:val="single" w:color="CCCCCC" w:sz="1"/>
+            </w:tcBorders>
+            <w:tcMar>
+              <w:top w:type="dxa" w:w="60"/>
+              <w:left w:type="dxa" w:w="100"/>
+              <w:bottom w:type="dxa" w:w="60"/>
+              <w:right w:type="dxa" w:w="100"/>
+            </w:tcMar>
+          </w:tcPr>
+          <w:p>
+            <w:pPr>
+              <w:jc w:val="center"/>
+            </w:pPr>
+            <w:r>
+              <w:rPr>
+                <w:rFonts w:ascii="Arial" w:cs="Arial" w:eastAsia="Arial" w:hAnsi="Arial"/>
+                <w:b w:val="false"/>
+                <w:bCs w:val="false"/>
+                <w:color w:val="333333"/>
+                <w:sz w:val="20"/>
+                <w:szCs w:val="20"/>
+              </w:rPr>
+              <w:t xml:space="preserve">¥155,754</w:t>
+            </w:r>
+          </w:p>
+        </w:tc>
+        <w:tc>
+          <w:tcPr>
+            <w:tcW w:type="dxa" w:w="1300"/>
+            <w:tcBorders>
+              <w:top w:val="single" w:color="CCCCCC" w:sz="1"/>
+              <w:left w:val="single" w:color="CCCCCC" w:sz="1"/>
+              <w:bottom w:val="single" w:color="CCCCCC" w:sz="1"/>
+              <w:right w:val="single" w:color="CCCCCC" w:sz="1"/>
+            </w:tcBorders>
+            <w:tcMar>
+              <w:top w:type="dxa" w:w="60"/>
+              <w:left w:type="dxa" w:w="100"/>
+              <w:bottom w:type="dxa" w:w="60"/>
+              <w:right w:type="dxa" w:w="100"/>
+            </w:tcMar>
+          </w:tcPr>
+          <w:p>
+            <w:pPr>
+              <w:jc w:val="center"/>
+            </w:pPr>
+            <w:r>
+              <w:rPr>
+                <w:rFonts w:ascii="Arial" w:cs="Arial" w:eastAsia="Arial" w:hAnsi="Arial"/>
+                <w:b w:val="false"/>
+                <w:bCs w:val="false"/>
+                <w:color w:val="333333"/>
+                <w:sz w:val="20"/>
+                <w:szCs w:val="20"/>
+              </w:rPr>
+              <w:t xml:space="preserve">¥138,000</w:t>
+            </w:r>
+          </w:p>
+        </w:tc>
+        <w:tc>
+          <w:tcPr>
+            <w:tcW w:type="dxa" w:w="1300"/>
+            <w:tcBorders>
+              <w:top w:val="single" w:color="CCCCCC" w:sz="1"/>
+              <w:left w:val="single" w:color="CCCCCC" w:sz="1"/>
+              <w:bottom w:val="single" w:color="CCCCCC" w:sz="1"/>
+              <w:right w:val="single" w:color="CCCCCC" w:sz="1"/>
+            </w:tcBorders>
+            <w:tcMar>
+              <w:top w:type="dxa" w:w="60"/>
+              <w:left w:type="dxa" w:w="100"/>
+              <w:bottom w:type="dxa" w:w="60"/>
+              <w:right w:type="dxa" w:w="100"/>
+            </w:tcMar>
+          </w:tcPr>
+          <w:p>
+            <w:pPr>
+              <w:jc w:val="center"/>
+            </w:pPr>
+            <w:r>
+              <w:rPr>
+                <w:rFonts w:ascii="Arial" w:cs="Arial" w:eastAsia="Arial" w:hAnsi="Arial"/>
+                <w:b w:val="false"/>
+                <w:bCs w:val="false"/>
+                <w:color w:val="008000"/>
+                <w:sz w:val="20"/>
+                <w:szCs w:val="20"/>
+              </w:rPr>
+              <w:t xml:space="preserve">+¥17,754</w:t>
+            </w:r>
+          </w:p>
+        </w:tc>
+        <w:tc>
+          <w:tcPr>
+            <w:tcW w:type="dxa" w:w="1300"/>
+            <w:tcBorders>
+              <w:top w:val="single" w:color="CCCCCC" w:sz="1"/>
+              <w:left w:val="single" w:color="CCCCCC" w:sz="1"/>
+              <w:bottom w:val="single" w:color="CCCCCC" w:sz="1"/>
+              <w:right w:val="single" w:color="CCCCCC" w:sz="1"/>
+            </w:tcBorders>
+            <w:tcMar>
+              <w:top w:type="dxa" w:w="60"/>
+              <w:left w:type="dxa" w:w="100"/>
+              <w:bottom w:type="dxa" w:w="60"/>
+              <w:right w:type="dxa" w:w="100"/>
+            </w:tcMar>
+          </w:tcPr>
+          <w:p>
+            <w:pPr>
+              <w:jc w:val="center"/>
+            </w:pPr>
+            <w:r>
+              <w:rPr>
+                <w:rFonts w:ascii="Arial" w:cs="Arial" w:eastAsia="Arial" w:hAnsi="Arial"/>
+                <w:b w:val="false"/>
+                <w:bCs w:val="false"/>
+                <w:color w:val="008000"/>
+                <w:sz w:val="20"/>
+                <w:szCs w:val="20"/>
+              </w:rPr>
+              <w:t xml:space="preserve">+12.87%</w:t>
+            </w:r>
+          </w:p>
+        </w:tc>
+        <w:tc>
+          <w:tcPr>
+            <w:tcW w:type="dxa" w:w="1300"/>
+            <w:tcBorders>
+              <w:top w:val="single" w:color="CCCCCC" w:sz="1"/>
+              <w:left w:val="single" w:color="CCCCCC" w:sz="1"/>
+              <w:bottom w:val="single" w:color="CCCCCC" w:sz="1"/>
+              <w:right w:val="single" w:color="CCCCCC" w:sz="1"/>
+            </w:tcBorders>
+            <w:tcMar>
+              <w:top w:type="dxa" w:w="60"/>
+              <w:left w:type="dxa" w:w="100"/>
+              <w:bottom w:type="dxa" w:w="60"/>
+              <w:right w:type="dxa" w:w="100"/>
+            </w:tcMar>
+          </w:tcPr>
+          <w:p>
+            <w:pPr>
+              <w:jc w:val="center"/>
+            </w:pPr>
+            <w:r>
+              <w:rPr>
+                <w:rFonts w:ascii="Arial" w:cs="Arial" w:eastAsia="Arial" w:hAnsi="Arial"/>
+                <w:b w:val="false"/>
+                <w:bCs w:val="false"/>
+                <w:color w:val="333333"/>
+                <w:sz w:val="20"/>
+                <w:szCs w:val="20"/>
+              </w:rPr>
+              <w:t xml:space="preserve">—</w:t>
+            </w:r>
+          </w:p>
+        </w:tc>
+        <w:tc>
+          <w:tcPr>
+            <w:tcW w:type="dxa" w:w="1300"/>
+            <w:tcBorders>
+              <w:top w:val="single" w:color="CCCCCC" w:sz="1"/>
+              <w:left w:val="single" w:color="CCCCCC" w:sz="1"/>
+              <w:bottom w:val="single" w:color="CCCCCC" w:sz="1"/>
+              <w:right w:val="single" w:color="CCCCCC" w:sz="1"/>
+            </w:tcBorders>
+            <w:tcMar>
+              <w:top w:type="dxa" w:w="60"/>
+              <w:left w:type="dxa" w:w="100"/>
+              <w:bottom w:type="dxa" w:w="60"/>
+              <w:right w:type="dxa" w:w="100"/>
+            </w:tcMar>
+          </w:tcPr>
+          <w:p>
+            <w:pPr>
+              <w:jc w:val="center"/>
+            </w:pPr>
+            <w:r>
+              <w:rPr>
+                <w:rFonts w:ascii="Arial" w:cs="Arial" w:eastAsia="Arial" w:hAnsi="Arial"/>
+                <w:b w:val="false"/>
+                <w:bCs w:val="false"/>
+                <w:color w:val="333333"/>
+                <w:sz w:val="20"/>
+                <w:szCs w:val="20"/>
+              </w:rPr>
+              <w:t xml:space="preserve">924爆发</w:t>
             </w:r>
           </w:p>
         </w:tc>
@@ -4169,7 +4376,7 @@
       <w:tr>
         <w:tc>
           <w:tcPr>
-            <w:tcW w:type="dxa" w:w="1560"/>
+            <w:tcW w:type="dxa" w:w="1300"/>
             <w:tcBorders>
               <w:top w:val="single" w:color="CCCCCC" w:sz="1"/>
               <w:left w:val="single" w:color="CCCCCC" w:sz="1"/>
@@ -4186,24 +4393,24 @@
           </w:tcPr>
           <w:p>
             <w:pPr>
-              <w:jc w:val="center"/>
-            </w:pPr>
-            <w:r>
-              <w:rPr>
-                <w:rFonts w:ascii="Arial" w:cs="Arial" w:eastAsia="Arial" w:hAnsi="Arial"/>
-                <w:b w:val="false"/>
-                <w:bCs w:val="false"/>
-                <w:color w:val="333333"/>
-                <w:sz w:val="20"/>
-                <w:szCs w:val="20"/>
-              </w:rPr>
-              <w:t xml:space="preserve">2025-06</w:t>
-            </w:r>
-          </w:p>
-        </w:tc>
-        <w:tc>
-          <w:tcPr>
-            <w:tcW w:type="dxa" w:w="1560"/>
+              <w:jc w:val="left"/>
+            </w:pPr>
+            <w:r>
+              <w:rPr>
+                <w:rFonts w:ascii="Arial" w:cs="Arial" w:eastAsia="Arial" w:hAnsi="Arial"/>
+                <w:b w:val="false"/>
+                <w:bCs w:val="false"/>
+                <w:color w:val="333333"/>
+                <w:sz w:val="20"/>
+                <w:szCs w:val="20"/>
+              </w:rPr>
+              <w:t xml:space="preserve">2025-10</w:t>
+            </w:r>
+          </w:p>
+        </w:tc>
+        <w:tc>
+          <w:tcPr>
+            <w:tcW w:type="dxa" w:w="1300"/>
             <w:tcBorders>
               <w:top w:val="single" w:color="CCCCCC" w:sz="1"/>
               <w:left w:val="single" w:color="CCCCCC" w:sz="1"/>
@@ -4231,13 +4438,13 @@
                 <w:sz w:val="20"/>
                 <w:szCs w:val="20"/>
               </w:rPr>
-              <w:t xml:space="preserve">¥18,190</w:t>
-            </w:r>
-          </w:p>
-        </w:tc>
-        <w:tc>
-          <w:tcPr>
-            <w:tcW w:type="dxa" w:w="1560"/>
+              <w:t xml:space="preserve">¥233,550</w:t>
+            </w:r>
+          </w:p>
+        </w:tc>
+        <w:tc>
+          <w:tcPr>
+            <w:tcW w:type="dxa" w:w="1300"/>
             <w:tcBorders>
               <w:top w:val="single" w:color="CCCCCC" w:sz="1"/>
               <w:left w:val="single" w:color="CCCCCC" w:sz="1"/>
@@ -4265,13 +4472,13 @@
                 <w:sz w:val="20"/>
                 <w:szCs w:val="20"/>
               </w:rPr>
-              <w:t xml:space="preserve">¥18,000</w:t>
-            </w:r>
-          </w:p>
-        </w:tc>
-        <w:tc>
-          <w:tcPr>
-            <w:tcW w:type="dxa" w:w="1560"/>
+              <w:t xml:space="preserve">¥174,000</w:t>
+            </w:r>
+          </w:p>
+        </w:tc>
+        <w:tc>
+          <w:tcPr>
+            <w:tcW w:type="dxa" w:w="1300"/>
             <w:tcBorders>
               <w:top w:val="single" w:color="CCCCCC" w:sz="1"/>
               <w:left w:val="single" w:color="CCCCCC" w:sz="1"/>
@@ -4299,13 +4506,13 @@
                 <w:sz w:val="20"/>
                 <w:szCs w:val="20"/>
               </w:rPr>
-              <w:t xml:space="preserve">+¥190</w:t>
-            </w:r>
-          </w:p>
-        </w:tc>
-        <w:tc>
-          <w:tcPr>
-            <w:tcW w:type="dxa" w:w="1560"/>
+              <w:t xml:space="preserve">+¥59,550</w:t>
+            </w:r>
+          </w:p>
+        </w:tc>
+        <w:tc>
+          <w:tcPr>
+            <w:tcW w:type="dxa" w:w="1300"/>
             <w:tcBorders>
               <w:top w:val="single" w:color="CCCCCC" w:sz="1"/>
               <w:left w:val="single" w:color="CCCCCC" w:sz="1"/>
@@ -4333,13 +4540,13 @@
                 <w:sz w:val="20"/>
                 <w:szCs w:val="20"/>
               </w:rPr>
-              <w:t xml:space="preserve">+1.06%</w:t>
-            </w:r>
-          </w:p>
-        </w:tc>
-        <w:tc>
-          <w:tcPr>
-            <w:tcW w:type="dxa" w:w="1560"/>
+              <w:t xml:space="preserve">+34.22%</w:t>
+            </w:r>
+          </w:p>
+        </w:tc>
+        <w:tc>
+          <w:tcPr>
+            <w:tcW w:type="dxa" w:w="1300"/>
             <w:tcBorders>
               <w:top w:val="single" w:color="CCCCCC" w:sz="1"/>
               <w:left w:val="single" w:color="CCCCCC" w:sz="1"/>
@@ -4363,11 +4570,45 @@
                 <w:rFonts w:ascii="Arial" w:cs="Arial" w:eastAsia="Arial" w:hAnsi="Arial"/>
                 <w:b w:val="false"/>
                 <w:bCs w:val="false"/>
-                <w:color w:val="008000"/>
-                <w:sz w:val="20"/>
-                <w:szCs w:val="20"/>
-              </w:rPr>
-              <w:t xml:space="preserve">+1.06%</w:t>
+                <w:color w:val="333333"/>
+                <w:sz w:val="20"/>
+                <w:szCs w:val="20"/>
+              </w:rPr>
+              <w:t xml:space="preserve">峰值</w:t>
+            </w:r>
+          </w:p>
+        </w:tc>
+        <w:tc>
+          <w:tcPr>
+            <w:tcW w:type="dxa" w:w="1300"/>
+            <w:tcBorders>
+              <w:top w:val="single" w:color="CCCCCC" w:sz="1"/>
+              <w:left w:val="single" w:color="CCCCCC" w:sz="1"/>
+              <w:bottom w:val="single" w:color="CCCCCC" w:sz="1"/>
+              <w:right w:val="single" w:color="CCCCCC" w:sz="1"/>
+            </w:tcBorders>
+            <w:shd w:fill="F2F2F2" w:val="clear"/>
+            <w:tcMar>
+              <w:top w:type="dxa" w:w="60"/>
+              <w:left w:type="dxa" w:w="100"/>
+              <w:bottom w:type="dxa" w:w="60"/>
+              <w:right w:type="dxa" w:w="100"/>
+            </w:tcMar>
+          </w:tcPr>
+          <w:p>
+            <w:pPr>
+              <w:jc w:val="center"/>
+            </w:pPr>
+            <w:r>
+              <w:rPr>
+                <w:rFonts w:ascii="Arial" w:cs="Arial" w:eastAsia="Arial" w:hAnsi="Arial"/>
+                <w:b w:val="false"/>
+                <w:bCs w:val="false"/>
+                <w:color w:val="333333"/>
+                <w:sz w:val="20"/>
+                <w:szCs w:val="20"/>
+              </w:rPr>
+              <w:t xml:space="preserve">历史最高</w:t>
             </w:r>
           </w:p>
         </w:tc>
@@ -4375,1217 +4616,232 @@
       <w:tr>
         <w:tc>
           <w:tcPr>
-            <w:tcW w:type="dxa" w:w="1560"/>
-            <w:tcBorders>
-              <w:top w:val="single" w:color="CCCCCC" w:sz="1"/>
-              <w:left w:val="single" w:color="CCCCCC" w:sz="1"/>
-              <w:bottom w:val="single" w:color="CCCCCC" w:sz="1"/>
-              <w:right w:val="single" w:color="CCCCCC" w:sz="1"/>
-            </w:tcBorders>
-            <w:tcMar>
-              <w:top w:type="dxa" w:w="60"/>
-              <w:left w:type="dxa" w:w="100"/>
-              <w:bottom w:type="dxa" w:w="60"/>
-              <w:right w:type="dxa" w:w="100"/>
-            </w:tcMar>
-          </w:tcPr>
-          <w:p>
-            <w:pPr>
-              <w:jc w:val="center"/>
-            </w:pPr>
-            <w:r>
-              <w:rPr>
-                <w:rFonts w:ascii="Arial" w:cs="Arial" w:eastAsia="Arial" w:hAnsi="Arial"/>
-                <w:b w:val="false"/>
-                <w:bCs w:val="false"/>
-                <w:color w:val="333333"/>
-                <w:sz w:val="20"/>
-                <w:szCs w:val="20"/>
-              </w:rPr>
-              <w:t xml:space="preserve">2025-07</w:t>
-            </w:r>
-          </w:p>
-        </w:tc>
-        <w:tc>
-          <w:tcPr>
-            <w:tcW w:type="dxa" w:w="1560"/>
-            <w:tcBorders>
-              <w:top w:val="single" w:color="CCCCCC" w:sz="1"/>
-              <w:left w:val="single" w:color="CCCCCC" w:sz="1"/>
-              <w:bottom w:val="single" w:color="CCCCCC" w:sz="1"/>
-              <w:right w:val="single" w:color="CCCCCC" w:sz="1"/>
-            </w:tcBorders>
-            <w:tcMar>
-              <w:top w:type="dxa" w:w="60"/>
-              <w:left w:type="dxa" w:w="100"/>
-              <w:bottom w:type="dxa" w:w="60"/>
-              <w:right w:type="dxa" w:w="100"/>
-            </w:tcMar>
-          </w:tcPr>
-          <w:p>
-            <w:pPr>
-              <w:jc w:val="center"/>
-            </w:pPr>
-            <w:r>
-              <w:rPr>
-                <w:rFonts w:ascii="Arial" w:cs="Arial" w:eastAsia="Arial" w:hAnsi="Arial"/>
-                <w:b w:val="false"/>
-                <w:bCs w:val="false"/>
-                <w:color w:val="333333"/>
-                <w:sz w:val="20"/>
-                <w:szCs w:val="20"/>
-              </w:rPr>
-              <w:t xml:space="preserve">¥21,664</w:t>
-            </w:r>
-          </w:p>
-        </w:tc>
-        <w:tc>
-          <w:tcPr>
-            <w:tcW w:type="dxa" w:w="1560"/>
-            <w:tcBorders>
-              <w:top w:val="single" w:color="CCCCCC" w:sz="1"/>
-              <w:left w:val="single" w:color="CCCCCC" w:sz="1"/>
-              <w:bottom w:val="single" w:color="CCCCCC" w:sz="1"/>
-              <w:right w:val="single" w:color="CCCCCC" w:sz="1"/>
-            </w:tcBorders>
-            <w:tcMar>
-              <w:top w:type="dxa" w:w="60"/>
-              <w:left w:type="dxa" w:w="100"/>
-              <w:bottom w:type="dxa" w:w="60"/>
-              <w:right w:type="dxa" w:w="100"/>
-            </w:tcMar>
-          </w:tcPr>
-          <w:p>
-            <w:pPr>
-              <w:jc w:val="center"/>
-            </w:pPr>
-            <w:r>
-              <w:rPr>
-                <w:rFonts w:ascii="Arial" w:cs="Arial" w:eastAsia="Arial" w:hAnsi="Arial"/>
-                <w:b w:val="false"/>
-                <w:bCs w:val="false"/>
-                <w:color w:val="333333"/>
-                <w:sz w:val="20"/>
-                <w:szCs w:val="20"/>
-              </w:rPr>
-              <w:t xml:space="preserve">¥21,000</w:t>
-            </w:r>
-          </w:p>
-        </w:tc>
-        <w:tc>
-          <w:tcPr>
-            <w:tcW w:type="dxa" w:w="1560"/>
-            <w:tcBorders>
-              <w:top w:val="single" w:color="CCCCCC" w:sz="1"/>
-              <w:left w:val="single" w:color="CCCCCC" w:sz="1"/>
-              <w:bottom w:val="single" w:color="CCCCCC" w:sz="1"/>
-              <w:right w:val="single" w:color="CCCCCC" w:sz="1"/>
-            </w:tcBorders>
-            <w:tcMar>
-              <w:top w:type="dxa" w:w="60"/>
-              <w:left w:type="dxa" w:w="100"/>
-              <w:bottom w:type="dxa" w:w="60"/>
-              <w:right w:type="dxa" w:w="100"/>
-            </w:tcMar>
-          </w:tcPr>
-          <w:p>
-            <w:pPr>
-              <w:jc w:val="center"/>
-            </w:pPr>
-            <w:r>
-              <w:rPr>
-                <w:rFonts w:ascii="Arial" w:cs="Arial" w:eastAsia="Arial" w:hAnsi="Arial"/>
-                <w:b w:val="false"/>
-                <w:bCs w:val="false"/>
+            <w:tcW w:type="dxa" w:w="1300"/>
+            <w:tcBorders>
+              <w:top w:val="single" w:color="CCCCCC" w:sz="1"/>
+              <w:left w:val="single" w:color="CCCCCC" w:sz="1"/>
+              <w:bottom w:val="single" w:color="CCCCCC" w:sz="1"/>
+              <w:right w:val="single" w:color="CCCCCC" w:sz="1"/>
+            </w:tcBorders>
+            <w:tcMar>
+              <w:top w:type="dxa" w:w="60"/>
+              <w:left w:type="dxa" w:w="100"/>
+              <w:bottom w:type="dxa" w:w="60"/>
+              <w:right w:type="dxa" w:w="100"/>
+            </w:tcMar>
+          </w:tcPr>
+          <w:p>
+            <w:pPr>
+              <w:jc w:val="left"/>
+            </w:pPr>
+            <w:r>
+              <w:rPr>
+                <w:rFonts w:ascii="Arial" w:cs="Arial" w:eastAsia="Arial" w:hAnsi="Arial"/>
+                <w:b/>
+                <w:bCs/>
+                <w:color w:val="333333"/>
+                <w:sz w:val="20"/>
+                <w:szCs w:val="20"/>
+              </w:rPr>
+              <w:t xml:space="preserve">2025-12</w:t>
+            </w:r>
+          </w:p>
+        </w:tc>
+        <w:tc>
+          <w:tcPr>
+            <w:tcW w:type="dxa" w:w="1300"/>
+            <w:tcBorders>
+              <w:top w:val="single" w:color="CCCCCC" w:sz="1"/>
+              <w:left w:val="single" w:color="CCCCCC" w:sz="1"/>
+              <w:bottom w:val="single" w:color="CCCCCC" w:sz="1"/>
+              <w:right w:val="single" w:color="CCCCCC" w:sz="1"/>
+            </w:tcBorders>
+            <w:tcMar>
+              <w:top w:type="dxa" w:w="60"/>
+              <w:left w:type="dxa" w:w="100"/>
+              <w:bottom w:type="dxa" w:w="60"/>
+              <w:right w:type="dxa" w:w="100"/>
+            </w:tcMar>
+          </w:tcPr>
+          <w:p>
+            <w:pPr>
+              <w:jc w:val="center"/>
+            </w:pPr>
+            <w:r>
+              <w:rPr>
+                <w:rFonts w:ascii="Arial" w:cs="Arial" w:eastAsia="Arial" w:hAnsi="Arial"/>
+                <w:b/>
+                <w:bCs/>
+                <w:color w:val="333333"/>
+                <w:sz w:val="20"/>
+                <w:szCs w:val="20"/>
+              </w:rPr>
+              <w:t xml:space="preserve">¥230,038</w:t>
+            </w:r>
+          </w:p>
+        </w:tc>
+        <w:tc>
+          <w:tcPr>
+            <w:tcW w:type="dxa" w:w="1300"/>
+            <w:tcBorders>
+              <w:top w:val="single" w:color="CCCCCC" w:sz="1"/>
+              <w:left w:val="single" w:color="CCCCCC" w:sz="1"/>
+              <w:bottom w:val="single" w:color="CCCCCC" w:sz="1"/>
+              <w:right w:val="single" w:color="CCCCCC" w:sz="1"/>
+            </w:tcBorders>
+            <w:tcMar>
+              <w:top w:type="dxa" w:w="60"/>
+              <w:left w:type="dxa" w:w="100"/>
+              <w:bottom w:type="dxa" w:w="60"/>
+              <w:right w:type="dxa" w:w="100"/>
+            </w:tcMar>
+          </w:tcPr>
+          <w:p>
+            <w:pPr>
+              <w:jc w:val="center"/>
+            </w:pPr>
+            <w:r>
+              <w:rPr>
+                <w:rFonts w:ascii="Arial" w:cs="Arial" w:eastAsia="Arial" w:hAnsi="Arial"/>
+                <w:b/>
+                <w:bCs/>
+                <w:color w:val="333333"/>
+                <w:sz w:val="20"/>
+                <w:szCs w:val="20"/>
+              </w:rPr>
+              <w:t xml:space="preserve">¥180,000</w:t>
+            </w:r>
+          </w:p>
+        </w:tc>
+        <w:tc>
+          <w:tcPr>
+            <w:tcW w:type="dxa" w:w="1300"/>
+            <w:tcBorders>
+              <w:top w:val="single" w:color="CCCCCC" w:sz="1"/>
+              <w:left w:val="single" w:color="CCCCCC" w:sz="1"/>
+              <w:bottom w:val="single" w:color="CCCCCC" w:sz="1"/>
+              <w:right w:val="single" w:color="CCCCCC" w:sz="1"/>
+            </w:tcBorders>
+            <w:tcMar>
+              <w:top w:type="dxa" w:w="60"/>
+              <w:left w:type="dxa" w:w="100"/>
+              <w:bottom w:type="dxa" w:w="60"/>
+              <w:right w:type="dxa" w:w="100"/>
+            </w:tcMar>
+          </w:tcPr>
+          <w:p>
+            <w:pPr>
+              <w:jc w:val="center"/>
+            </w:pPr>
+            <w:r>
+              <w:rPr>
+                <w:rFonts w:ascii="Arial" w:cs="Arial" w:eastAsia="Arial" w:hAnsi="Arial"/>
+                <w:b/>
+                <w:bCs/>
                 <w:color w:val="008000"/>
                 <w:sz w:val="20"/>
                 <w:szCs w:val="20"/>
               </w:rPr>
-              <w:t xml:space="preserve">+¥664</w:t>
-            </w:r>
-          </w:p>
-        </w:tc>
-        <w:tc>
-          <w:tcPr>
-            <w:tcW w:type="dxa" w:w="1560"/>
-            <w:tcBorders>
-              <w:top w:val="single" w:color="CCCCCC" w:sz="1"/>
-              <w:left w:val="single" w:color="CCCCCC" w:sz="1"/>
-              <w:bottom w:val="single" w:color="CCCCCC" w:sz="1"/>
-              <w:right w:val="single" w:color="CCCCCC" w:sz="1"/>
-            </w:tcBorders>
-            <w:tcMar>
-              <w:top w:type="dxa" w:w="60"/>
-              <w:left w:type="dxa" w:w="100"/>
-              <w:bottom w:type="dxa" w:w="60"/>
-              <w:right w:type="dxa" w:w="100"/>
-            </w:tcMar>
-          </w:tcPr>
-          <w:p>
-            <w:pPr>
-              <w:jc w:val="center"/>
-            </w:pPr>
-            <w:r>
-              <w:rPr>
-                <w:rFonts w:ascii="Arial" w:cs="Arial" w:eastAsia="Arial" w:hAnsi="Arial"/>
-                <w:b w:val="false"/>
-                <w:bCs w:val="false"/>
+              <w:t xml:space="preserve">+¥50,038</w:t>
+            </w:r>
+          </w:p>
+        </w:tc>
+        <w:tc>
+          <w:tcPr>
+            <w:tcW w:type="dxa" w:w="1300"/>
+            <w:tcBorders>
+              <w:top w:val="single" w:color="CCCCCC" w:sz="1"/>
+              <w:left w:val="single" w:color="CCCCCC" w:sz="1"/>
+              <w:bottom w:val="single" w:color="CCCCCC" w:sz="1"/>
+              <w:right w:val="single" w:color="CCCCCC" w:sz="1"/>
+            </w:tcBorders>
+            <w:tcMar>
+              <w:top w:type="dxa" w:w="60"/>
+              <w:left w:type="dxa" w:w="100"/>
+              <w:bottom w:type="dxa" w:w="60"/>
+              <w:right w:type="dxa" w:w="100"/>
+            </w:tcMar>
+          </w:tcPr>
+          <w:p>
+            <w:pPr>
+              <w:jc w:val="center"/>
+            </w:pPr>
+            <w:r>
+              <w:rPr>
+                <w:rFonts w:ascii="Arial" w:cs="Arial" w:eastAsia="Arial" w:hAnsi="Arial"/>
+                <w:b/>
+                <w:bCs/>
                 <w:color w:val="008000"/>
                 <w:sz w:val="20"/>
                 <w:szCs w:val="20"/>
               </w:rPr>
-              <w:t xml:space="preserve">+3.16%</w:t>
-            </w:r>
-          </w:p>
-        </w:tc>
-        <w:tc>
-          <w:tcPr>
-            <w:tcW w:type="dxa" w:w="1560"/>
-            <w:tcBorders>
-              <w:top w:val="single" w:color="CCCCCC" w:sz="1"/>
-              <w:left w:val="single" w:color="CCCCCC" w:sz="1"/>
-              <w:bottom w:val="single" w:color="CCCCCC" w:sz="1"/>
-              <w:right w:val="single" w:color="CCCCCC" w:sz="1"/>
-            </w:tcBorders>
-            <w:tcMar>
-              <w:top w:type="dxa" w:w="60"/>
-              <w:left w:type="dxa" w:w="100"/>
-              <w:bottom w:type="dxa" w:w="60"/>
-              <w:right w:type="dxa" w:w="100"/>
-            </w:tcMar>
-          </w:tcPr>
-          <w:p>
-            <w:pPr>
-              <w:jc w:val="center"/>
-            </w:pPr>
-            <w:r>
-              <w:rPr>
-                <w:rFonts w:ascii="Arial" w:cs="Arial" w:eastAsia="Arial" w:hAnsi="Arial"/>
-                <w:b w:val="false"/>
-                <w:bCs w:val="false"/>
-                <w:color w:val="008000"/>
-                <w:sz w:val="20"/>
-                <w:szCs w:val="20"/>
-              </w:rPr>
-              <w:t xml:space="preserve">+3.16%</w:t>
-            </w:r>
-          </w:p>
-        </w:tc>
-      </w:tr>
-      <w:tr>
-        <w:tc>
-          <w:tcPr>
-            <w:tcW w:type="dxa" w:w="1560"/>
-            <w:tcBorders>
-              <w:top w:val="single" w:color="CCCCCC" w:sz="1"/>
-              <w:left w:val="single" w:color="CCCCCC" w:sz="1"/>
-              <w:bottom w:val="single" w:color="CCCCCC" w:sz="1"/>
-              <w:right w:val="single" w:color="CCCCCC" w:sz="1"/>
-            </w:tcBorders>
-            <w:shd w:fill="F2F2F2" w:val="clear"/>
-            <w:tcMar>
-              <w:top w:type="dxa" w:w="60"/>
-              <w:left w:type="dxa" w:w="100"/>
-              <w:bottom w:type="dxa" w:w="60"/>
-              <w:right w:type="dxa" w:w="100"/>
-            </w:tcMar>
-          </w:tcPr>
-          <w:p>
-            <w:pPr>
-              <w:jc w:val="center"/>
-            </w:pPr>
-            <w:r>
-              <w:rPr>
-                <w:rFonts w:ascii="Arial" w:cs="Arial" w:eastAsia="Arial" w:hAnsi="Arial"/>
-                <w:b w:val="false"/>
-                <w:bCs w:val="false"/>
-                <w:color w:val="333333"/>
-                <w:sz w:val="20"/>
-                <w:szCs w:val="20"/>
-              </w:rPr>
-              <w:t xml:space="preserve">2025-08</w:t>
-            </w:r>
-          </w:p>
-        </w:tc>
-        <w:tc>
-          <w:tcPr>
-            <w:tcW w:type="dxa" w:w="1560"/>
-            <w:tcBorders>
-              <w:top w:val="single" w:color="CCCCCC" w:sz="1"/>
-              <w:left w:val="single" w:color="CCCCCC" w:sz="1"/>
-              <w:bottom w:val="single" w:color="CCCCCC" w:sz="1"/>
-              <w:right w:val="single" w:color="CCCCCC" w:sz="1"/>
-            </w:tcBorders>
-            <w:shd w:fill="F2F2F2" w:val="clear"/>
-            <w:tcMar>
-              <w:top w:type="dxa" w:w="60"/>
-              <w:left w:type="dxa" w:w="100"/>
-              <w:bottom w:type="dxa" w:w="60"/>
-              <w:right w:type="dxa" w:w="100"/>
-            </w:tcMar>
-          </w:tcPr>
-          <w:p>
-            <w:pPr>
-              <w:jc w:val="center"/>
-            </w:pPr>
-            <w:r>
-              <w:rPr>
-                <w:rFonts w:ascii="Arial" w:cs="Arial" w:eastAsia="Arial" w:hAnsi="Arial"/>
-                <w:b w:val="false"/>
-                <w:bCs w:val="false"/>
-                <w:color w:val="333333"/>
-                <w:sz w:val="20"/>
-                <w:szCs w:val="20"/>
-              </w:rPr>
-              <w:t xml:space="preserve">¥25,562</w:t>
-            </w:r>
-          </w:p>
-        </w:tc>
-        <w:tc>
-          <w:tcPr>
-            <w:tcW w:type="dxa" w:w="1560"/>
-            <w:tcBorders>
-              <w:top w:val="single" w:color="CCCCCC" w:sz="1"/>
-              <w:left w:val="single" w:color="CCCCCC" w:sz="1"/>
-              <w:bottom w:val="single" w:color="CCCCCC" w:sz="1"/>
-              <w:right w:val="single" w:color="CCCCCC" w:sz="1"/>
-            </w:tcBorders>
-            <w:shd w:fill="F2F2F2" w:val="clear"/>
-            <w:tcMar>
-              <w:top w:type="dxa" w:w="60"/>
-              <w:left w:type="dxa" w:w="100"/>
-              <w:bottom w:type="dxa" w:w="60"/>
-              <w:right w:type="dxa" w:w="100"/>
-            </w:tcMar>
-          </w:tcPr>
-          <w:p>
-            <w:pPr>
-              <w:jc w:val="center"/>
-            </w:pPr>
-            <w:r>
-              <w:rPr>
-                <w:rFonts w:ascii="Arial" w:cs="Arial" w:eastAsia="Arial" w:hAnsi="Arial"/>
-                <w:b w:val="false"/>
-                <w:bCs w:val="false"/>
-                <w:color w:val="333333"/>
-                <w:sz w:val="20"/>
-                <w:szCs w:val="20"/>
-              </w:rPr>
-              <w:t xml:space="preserve">¥24,000</w:t>
-            </w:r>
-          </w:p>
-        </w:tc>
-        <w:tc>
-          <w:tcPr>
-            <w:tcW w:type="dxa" w:w="1560"/>
-            <w:tcBorders>
-              <w:top w:val="single" w:color="CCCCCC" w:sz="1"/>
-              <w:left w:val="single" w:color="CCCCCC" w:sz="1"/>
-              <w:bottom w:val="single" w:color="CCCCCC" w:sz="1"/>
-              <w:right w:val="single" w:color="CCCCCC" w:sz="1"/>
-            </w:tcBorders>
-            <w:shd w:fill="F2F2F2" w:val="clear"/>
-            <w:tcMar>
-              <w:top w:type="dxa" w:w="60"/>
-              <w:left w:type="dxa" w:w="100"/>
-              <w:bottom w:type="dxa" w:w="60"/>
-              <w:right w:type="dxa" w:w="100"/>
-            </w:tcMar>
-          </w:tcPr>
-          <w:p>
-            <w:pPr>
-              <w:jc w:val="center"/>
-            </w:pPr>
-            <w:r>
-              <w:rPr>
-                <w:rFonts w:ascii="Arial" w:cs="Arial" w:eastAsia="Arial" w:hAnsi="Arial"/>
-                <w:b w:val="false"/>
-                <w:bCs w:val="false"/>
-                <w:color w:val="008000"/>
-                <w:sz w:val="20"/>
-                <w:szCs w:val="20"/>
-              </w:rPr>
-              <w:t xml:space="preserve">+¥1,562</w:t>
-            </w:r>
-          </w:p>
-        </w:tc>
-        <w:tc>
-          <w:tcPr>
-            <w:tcW w:type="dxa" w:w="1560"/>
-            <w:tcBorders>
-              <w:top w:val="single" w:color="CCCCCC" w:sz="1"/>
-              <w:left w:val="single" w:color="CCCCCC" w:sz="1"/>
-              <w:bottom w:val="single" w:color="CCCCCC" w:sz="1"/>
-              <w:right w:val="single" w:color="CCCCCC" w:sz="1"/>
-            </w:tcBorders>
-            <w:shd w:fill="F2F2F2" w:val="clear"/>
-            <w:tcMar>
-              <w:top w:type="dxa" w:w="60"/>
-              <w:left w:type="dxa" w:w="100"/>
-              <w:bottom w:type="dxa" w:w="60"/>
-              <w:right w:type="dxa" w:w="100"/>
-            </w:tcMar>
-          </w:tcPr>
-          <w:p>
-            <w:pPr>
-              <w:jc w:val="center"/>
-            </w:pPr>
-            <w:r>
-              <w:rPr>
-                <w:rFonts w:ascii="Arial" w:cs="Arial" w:eastAsia="Arial" w:hAnsi="Arial"/>
-                <w:b w:val="false"/>
-                <w:bCs w:val="false"/>
-                <w:color w:val="008000"/>
-                <w:sz w:val="20"/>
-                <w:szCs w:val="20"/>
-              </w:rPr>
-              <w:t xml:space="preserve">+6.51%</w:t>
-            </w:r>
-          </w:p>
-        </w:tc>
-        <w:tc>
-          <w:tcPr>
-            <w:tcW w:type="dxa" w:w="1560"/>
-            <w:tcBorders>
-              <w:top w:val="single" w:color="CCCCCC" w:sz="1"/>
-              <w:left w:val="single" w:color="CCCCCC" w:sz="1"/>
-              <w:bottom w:val="single" w:color="CCCCCC" w:sz="1"/>
-              <w:right w:val="single" w:color="CCCCCC" w:sz="1"/>
-            </w:tcBorders>
-            <w:shd w:fill="F2F2F2" w:val="clear"/>
-            <w:tcMar>
-              <w:top w:type="dxa" w:w="60"/>
-              <w:left w:type="dxa" w:w="100"/>
-              <w:bottom w:type="dxa" w:w="60"/>
-              <w:right w:type="dxa" w:w="100"/>
-            </w:tcMar>
-          </w:tcPr>
-          <w:p>
-            <w:pPr>
-              <w:jc w:val="center"/>
-            </w:pPr>
-            <w:r>
-              <w:rPr>
-                <w:rFonts w:ascii="Arial" w:cs="Arial" w:eastAsia="Arial" w:hAnsi="Arial"/>
-                <w:b w:val="false"/>
-                <w:bCs w:val="false"/>
-                <w:color w:val="008000"/>
-                <w:sz w:val="20"/>
-                <w:szCs w:val="20"/>
-              </w:rPr>
-              <w:t xml:space="preserve">+6.51%</w:t>
-            </w:r>
-          </w:p>
-        </w:tc>
-      </w:tr>
-      <w:tr>
-        <w:tc>
-          <w:tcPr>
-            <w:tcW w:type="dxa" w:w="1560"/>
-            <w:tcBorders>
-              <w:top w:val="single" w:color="CCCCCC" w:sz="1"/>
-              <w:left w:val="single" w:color="CCCCCC" w:sz="1"/>
-              <w:bottom w:val="single" w:color="CCCCCC" w:sz="1"/>
-              <w:right w:val="single" w:color="CCCCCC" w:sz="1"/>
-            </w:tcBorders>
-            <w:tcMar>
-              <w:top w:type="dxa" w:w="60"/>
-              <w:left w:type="dxa" w:w="100"/>
-              <w:bottom w:type="dxa" w:w="60"/>
-              <w:right w:type="dxa" w:w="100"/>
-            </w:tcMar>
-          </w:tcPr>
-          <w:p>
-            <w:pPr>
-              <w:jc w:val="center"/>
-            </w:pPr>
-            <w:r>
-              <w:rPr>
-                <w:rFonts w:ascii="Arial" w:cs="Arial" w:eastAsia="Arial" w:hAnsi="Arial"/>
-                <w:b w:val="false"/>
-                <w:bCs w:val="false"/>
-                <w:color w:val="333333"/>
-                <w:sz w:val="20"/>
-                <w:szCs w:val="20"/>
-              </w:rPr>
-              <w:t xml:space="preserve">2025-09</w:t>
-            </w:r>
-          </w:p>
-        </w:tc>
-        <w:tc>
-          <w:tcPr>
-            <w:tcW w:type="dxa" w:w="1560"/>
-            <w:tcBorders>
-              <w:top w:val="single" w:color="CCCCCC" w:sz="1"/>
-              <w:left w:val="single" w:color="CCCCCC" w:sz="1"/>
-              <w:bottom w:val="single" w:color="CCCCCC" w:sz="1"/>
-              <w:right w:val="single" w:color="CCCCCC" w:sz="1"/>
-            </w:tcBorders>
-            <w:tcMar>
-              <w:top w:type="dxa" w:w="60"/>
-              <w:left w:type="dxa" w:w="100"/>
-              <w:bottom w:type="dxa" w:w="60"/>
-              <w:right w:type="dxa" w:w="100"/>
-            </w:tcMar>
-          </w:tcPr>
-          <w:p>
-            <w:pPr>
-              <w:jc w:val="center"/>
-            </w:pPr>
-            <w:r>
-              <w:rPr>
-                <w:rFonts w:ascii="Arial" w:cs="Arial" w:eastAsia="Arial" w:hAnsi="Arial"/>
-                <w:b w:val="false"/>
-                <w:bCs w:val="false"/>
-                <w:color w:val="333333"/>
-                <w:sz w:val="20"/>
-                <w:szCs w:val="20"/>
-              </w:rPr>
-              <w:t xml:space="preserve">¥31,255</w:t>
-            </w:r>
-          </w:p>
-        </w:tc>
-        <w:tc>
-          <w:tcPr>
-            <w:tcW w:type="dxa" w:w="1560"/>
-            <w:tcBorders>
-              <w:top w:val="single" w:color="CCCCCC" w:sz="1"/>
-              <w:left w:val="single" w:color="CCCCCC" w:sz="1"/>
-              <w:bottom w:val="single" w:color="CCCCCC" w:sz="1"/>
-              <w:right w:val="single" w:color="CCCCCC" w:sz="1"/>
-            </w:tcBorders>
-            <w:tcMar>
-              <w:top w:type="dxa" w:w="60"/>
-              <w:left w:type="dxa" w:w="100"/>
-              <w:bottom w:type="dxa" w:w="60"/>
-              <w:right w:type="dxa" w:w="100"/>
-            </w:tcMar>
-          </w:tcPr>
-          <w:p>
-            <w:pPr>
-              <w:jc w:val="center"/>
-            </w:pPr>
-            <w:r>
-              <w:rPr>
-                <w:rFonts w:ascii="Arial" w:cs="Arial" w:eastAsia="Arial" w:hAnsi="Arial"/>
-                <w:b w:val="false"/>
-                <w:bCs w:val="false"/>
-                <w:color w:val="333333"/>
-                <w:sz w:val="20"/>
-                <w:szCs w:val="20"/>
-              </w:rPr>
-              <w:t xml:space="preserve">¥27,000</w:t>
-            </w:r>
-          </w:p>
-        </w:tc>
-        <w:tc>
-          <w:tcPr>
-            <w:tcW w:type="dxa" w:w="1560"/>
-            <w:tcBorders>
-              <w:top w:val="single" w:color="CCCCCC" w:sz="1"/>
-              <w:left w:val="single" w:color="CCCCCC" w:sz="1"/>
-              <w:bottom w:val="single" w:color="CCCCCC" w:sz="1"/>
-              <w:right w:val="single" w:color="CCCCCC" w:sz="1"/>
-            </w:tcBorders>
-            <w:tcMar>
-              <w:top w:type="dxa" w:w="60"/>
-              <w:left w:type="dxa" w:w="100"/>
-              <w:bottom w:type="dxa" w:w="60"/>
-              <w:right w:type="dxa" w:w="100"/>
-            </w:tcMar>
-          </w:tcPr>
-          <w:p>
-            <w:pPr>
-              <w:jc w:val="center"/>
-            </w:pPr>
-            <w:r>
-              <w:rPr>
-                <w:rFonts w:ascii="Arial" w:cs="Arial" w:eastAsia="Arial" w:hAnsi="Arial"/>
-                <w:b w:val="false"/>
-                <w:bCs w:val="false"/>
-                <w:color w:val="008000"/>
-                <w:sz w:val="20"/>
-                <w:szCs w:val="20"/>
-              </w:rPr>
-              <w:t xml:space="preserve">+¥4,255</w:t>
-            </w:r>
-          </w:p>
-        </w:tc>
-        <w:tc>
-          <w:tcPr>
-            <w:tcW w:type="dxa" w:w="1560"/>
-            <w:tcBorders>
-              <w:top w:val="single" w:color="CCCCCC" w:sz="1"/>
-              <w:left w:val="single" w:color="CCCCCC" w:sz="1"/>
-              <w:bottom w:val="single" w:color="CCCCCC" w:sz="1"/>
-              <w:right w:val="single" w:color="CCCCCC" w:sz="1"/>
-            </w:tcBorders>
-            <w:tcMar>
-              <w:top w:type="dxa" w:w="60"/>
-              <w:left w:type="dxa" w:w="100"/>
-              <w:bottom w:type="dxa" w:w="60"/>
-              <w:right w:type="dxa" w:w="100"/>
-            </w:tcMar>
-          </w:tcPr>
-          <w:p>
-            <w:pPr>
-              <w:jc w:val="center"/>
-            </w:pPr>
-            <w:r>
-              <w:rPr>
-                <w:rFonts w:ascii="Arial" w:cs="Arial" w:eastAsia="Arial" w:hAnsi="Arial"/>
-                <w:b w:val="false"/>
-                <w:bCs w:val="false"/>
-                <w:color w:val="008000"/>
-                <w:sz w:val="20"/>
-                <w:szCs w:val="20"/>
-              </w:rPr>
-              <w:t xml:space="preserve">+15.76%</w:t>
-            </w:r>
-          </w:p>
-        </w:tc>
-        <w:tc>
-          <w:tcPr>
-            <w:tcW w:type="dxa" w:w="1560"/>
-            <w:tcBorders>
-              <w:top w:val="single" w:color="CCCCCC" w:sz="1"/>
-              <w:left w:val="single" w:color="CCCCCC" w:sz="1"/>
-              <w:bottom w:val="single" w:color="CCCCCC" w:sz="1"/>
-              <w:right w:val="single" w:color="CCCCCC" w:sz="1"/>
-            </w:tcBorders>
-            <w:tcMar>
-              <w:top w:type="dxa" w:w="60"/>
-              <w:left w:type="dxa" w:w="100"/>
-              <w:bottom w:type="dxa" w:w="60"/>
-              <w:right w:type="dxa" w:w="100"/>
-            </w:tcMar>
-          </w:tcPr>
-          <w:p>
-            <w:pPr>
-              <w:jc w:val="center"/>
-            </w:pPr>
-            <w:r>
-              <w:rPr>
-                <w:rFonts w:ascii="Arial" w:cs="Arial" w:eastAsia="Arial" w:hAnsi="Arial"/>
-                <w:b w:val="false"/>
-                <w:bCs w:val="false"/>
-                <w:color w:val="008000"/>
-                <w:sz w:val="20"/>
-                <w:szCs w:val="20"/>
-              </w:rPr>
-              <w:t xml:space="preserve">+15.76%</w:t>
-            </w:r>
-          </w:p>
-        </w:tc>
-      </w:tr>
-      <w:tr>
-        <w:tc>
-          <w:tcPr>
-            <w:tcW w:type="dxa" w:w="1560"/>
-            <w:tcBorders>
-              <w:top w:val="single" w:color="CCCCCC" w:sz="1"/>
-              <w:left w:val="single" w:color="CCCCCC" w:sz="1"/>
-              <w:bottom w:val="single" w:color="CCCCCC" w:sz="1"/>
-              <w:right w:val="single" w:color="CCCCCC" w:sz="1"/>
-            </w:tcBorders>
-            <w:shd w:fill="F2F2F2" w:val="clear"/>
-            <w:tcMar>
-              <w:top w:type="dxa" w:w="60"/>
-              <w:left w:type="dxa" w:w="100"/>
-              <w:bottom w:type="dxa" w:w="60"/>
-              <w:right w:type="dxa" w:w="100"/>
-            </w:tcMar>
-          </w:tcPr>
-          <w:p>
-            <w:pPr>
-              <w:jc w:val="center"/>
-            </w:pPr>
-            <w:r>
-              <w:rPr>
-                <w:rFonts w:ascii="Arial" w:cs="Arial" w:eastAsia="Arial" w:hAnsi="Arial"/>
-                <w:b w:val="false"/>
-                <w:bCs w:val="false"/>
-                <w:color w:val="333333"/>
-                <w:sz w:val="20"/>
-                <w:szCs w:val="20"/>
-              </w:rPr>
-              <w:t xml:space="preserve">2025-10</w:t>
-            </w:r>
-          </w:p>
-        </w:tc>
-        <w:tc>
-          <w:tcPr>
-            <w:tcW w:type="dxa" w:w="1560"/>
-            <w:tcBorders>
-              <w:top w:val="single" w:color="CCCCCC" w:sz="1"/>
-              <w:left w:val="single" w:color="CCCCCC" w:sz="1"/>
-              <w:bottom w:val="single" w:color="CCCCCC" w:sz="1"/>
-              <w:right w:val="single" w:color="CCCCCC" w:sz="1"/>
-            </w:tcBorders>
-            <w:shd w:fill="F2F2F2" w:val="clear"/>
-            <w:tcMar>
-              <w:top w:type="dxa" w:w="60"/>
-              <w:left w:type="dxa" w:w="100"/>
-              <w:bottom w:type="dxa" w:w="60"/>
-              <w:right w:type="dxa" w:w="100"/>
-            </w:tcMar>
-          </w:tcPr>
-          <w:p>
-            <w:pPr>
-              <w:jc w:val="center"/>
-            </w:pPr>
-            <w:r>
-              <w:rPr>
-                <w:rFonts w:ascii="Arial" w:cs="Arial" w:eastAsia="Arial" w:hAnsi="Arial"/>
-                <w:b w:val="false"/>
-                <w:bCs w:val="false"/>
-                <w:color w:val="333333"/>
-                <w:sz w:val="20"/>
-                <w:szCs w:val="20"/>
-              </w:rPr>
-              <w:t xml:space="preserve">¥36,012</w:t>
-            </w:r>
-          </w:p>
-        </w:tc>
-        <w:tc>
-          <w:tcPr>
-            <w:tcW w:type="dxa" w:w="1560"/>
-            <w:tcBorders>
-              <w:top w:val="single" w:color="CCCCCC" w:sz="1"/>
-              <w:left w:val="single" w:color="CCCCCC" w:sz="1"/>
-              <w:bottom w:val="single" w:color="CCCCCC" w:sz="1"/>
-              <w:right w:val="single" w:color="CCCCCC" w:sz="1"/>
-            </w:tcBorders>
-            <w:shd w:fill="F2F2F2" w:val="clear"/>
-            <w:tcMar>
-              <w:top w:type="dxa" w:w="60"/>
-              <w:left w:type="dxa" w:w="100"/>
-              <w:bottom w:type="dxa" w:w="60"/>
-              <w:right w:type="dxa" w:w="100"/>
-            </w:tcMar>
-          </w:tcPr>
-          <w:p>
-            <w:pPr>
-              <w:jc w:val="center"/>
-            </w:pPr>
-            <w:r>
-              <w:rPr>
-                <w:rFonts w:ascii="Arial" w:cs="Arial" w:eastAsia="Arial" w:hAnsi="Arial"/>
-                <w:b w:val="false"/>
-                <w:bCs w:val="false"/>
-                <w:color w:val="333333"/>
-                <w:sz w:val="20"/>
-                <w:szCs w:val="20"/>
-              </w:rPr>
-              <w:t xml:space="preserve">¥30,000</w:t>
-            </w:r>
-          </w:p>
-        </w:tc>
-        <w:tc>
-          <w:tcPr>
-            <w:tcW w:type="dxa" w:w="1560"/>
-            <w:tcBorders>
-              <w:top w:val="single" w:color="CCCCCC" w:sz="1"/>
-              <w:left w:val="single" w:color="CCCCCC" w:sz="1"/>
-              <w:bottom w:val="single" w:color="CCCCCC" w:sz="1"/>
-              <w:right w:val="single" w:color="CCCCCC" w:sz="1"/>
-            </w:tcBorders>
-            <w:shd w:fill="F2F2F2" w:val="clear"/>
-            <w:tcMar>
-              <w:top w:type="dxa" w:w="60"/>
-              <w:left w:type="dxa" w:w="100"/>
-              <w:bottom w:type="dxa" w:w="60"/>
-              <w:right w:type="dxa" w:w="100"/>
-            </w:tcMar>
-          </w:tcPr>
-          <w:p>
-            <w:pPr>
-              <w:jc w:val="center"/>
-            </w:pPr>
-            <w:r>
-              <w:rPr>
-                <w:rFonts w:ascii="Arial" w:cs="Arial" w:eastAsia="Arial" w:hAnsi="Arial"/>
-                <w:b w:val="false"/>
-                <w:bCs w:val="false"/>
-                <w:color w:val="008000"/>
-                <w:sz w:val="20"/>
-                <w:szCs w:val="20"/>
-              </w:rPr>
-              <w:t xml:space="preserve">+¥6,012</w:t>
-            </w:r>
-          </w:p>
-        </w:tc>
-        <w:tc>
-          <w:tcPr>
-            <w:tcW w:type="dxa" w:w="1560"/>
-            <w:tcBorders>
-              <w:top w:val="single" w:color="CCCCCC" w:sz="1"/>
-              <w:left w:val="single" w:color="CCCCCC" w:sz="1"/>
-              <w:bottom w:val="single" w:color="CCCCCC" w:sz="1"/>
-              <w:right w:val="single" w:color="CCCCCC" w:sz="1"/>
-            </w:tcBorders>
-            <w:shd w:fill="F2F2F2" w:val="clear"/>
-            <w:tcMar>
-              <w:top w:type="dxa" w:w="60"/>
-              <w:left w:type="dxa" w:w="100"/>
-              <w:bottom w:type="dxa" w:w="60"/>
-              <w:right w:type="dxa" w:w="100"/>
-            </w:tcMar>
-          </w:tcPr>
-          <w:p>
-            <w:pPr>
-              <w:jc w:val="center"/>
-            </w:pPr>
-            <w:r>
-              <w:rPr>
-                <w:rFonts w:ascii="Arial" w:cs="Arial" w:eastAsia="Arial" w:hAnsi="Arial"/>
-                <w:b w:val="false"/>
-                <w:bCs w:val="false"/>
-                <w:color w:val="008000"/>
-                <w:sz w:val="20"/>
-                <w:szCs w:val="20"/>
-              </w:rPr>
-              <w:t xml:space="preserve">+20.04%</w:t>
-            </w:r>
-          </w:p>
-        </w:tc>
-        <w:tc>
-          <w:tcPr>
-            <w:tcW w:type="dxa" w:w="1560"/>
-            <w:tcBorders>
-              <w:top w:val="single" w:color="CCCCCC" w:sz="1"/>
-              <w:left w:val="single" w:color="CCCCCC" w:sz="1"/>
-              <w:bottom w:val="single" w:color="CCCCCC" w:sz="1"/>
-              <w:right w:val="single" w:color="CCCCCC" w:sz="1"/>
-            </w:tcBorders>
-            <w:shd w:fill="F2F2F2" w:val="clear"/>
-            <w:tcMar>
-              <w:top w:type="dxa" w:w="60"/>
-              <w:left w:type="dxa" w:w="100"/>
-              <w:bottom w:type="dxa" w:w="60"/>
-              <w:right w:type="dxa" w:w="100"/>
-            </w:tcMar>
-          </w:tcPr>
-          <w:p>
-            <w:pPr>
-              <w:jc w:val="center"/>
-            </w:pPr>
-            <w:r>
-              <w:rPr>
-                <w:rFonts w:ascii="Arial" w:cs="Arial" w:eastAsia="Arial" w:hAnsi="Arial"/>
-                <w:b w:val="false"/>
-                <w:bCs w:val="false"/>
-                <w:color w:val="008000"/>
-                <w:sz w:val="20"/>
-                <w:szCs w:val="20"/>
-              </w:rPr>
-              <w:t xml:space="preserve">+20.04%</w:t>
-            </w:r>
-          </w:p>
-        </w:tc>
-      </w:tr>
-      <w:tr>
-        <w:tc>
-          <w:tcPr>
-            <w:tcW w:type="dxa" w:w="1560"/>
-            <w:tcBorders>
-              <w:top w:val="single" w:color="CCCCCC" w:sz="1"/>
-              <w:left w:val="single" w:color="CCCCCC" w:sz="1"/>
-              <w:bottom w:val="single" w:color="CCCCCC" w:sz="1"/>
-              <w:right w:val="single" w:color="CCCCCC" w:sz="1"/>
-            </w:tcBorders>
-            <w:tcMar>
-              <w:top w:type="dxa" w:w="60"/>
-              <w:left w:type="dxa" w:w="100"/>
-              <w:bottom w:type="dxa" w:w="60"/>
-              <w:right w:type="dxa" w:w="100"/>
-            </w:tcMar>
-          </w:tcPr>
-          <w:p>
-            <w:pPr>
-              <w:jc w:val="center"/>
-            </w:pPr>
-            <w:r>
-              <w:rPr>
-                <w:rFonts w:ascii="Arial" w:cs="Arial" w:eastAsia="Arial" w:hAnsi="Arial"/>
-                <w:b w:val="false"/>
-                <w:bCs w:val="false"/>
-                <w:color w:val="333333"/>
-                <w:sz w:val="20"/>
-                <w:szCs w:val="20"/>
-              </w:rPr>
-              <w:t xml:space="preserve">2025-11</w:t>
-            </w:r>
-          </w:p>
-        </w:tc>
-        <w:tc>
-          <w:tcPr>
-            <w:tcW w:type="dxa" w:w="1560"/>
-            <w:tcBorders>
-              <w:top w:val="single" w:color="CCCCCC" w:sz="1"/>
-              <w:left w:val="single" w:color="CCCCCC" w:sz="1"/>
-              <w:bottom w:val="single" w:color="CCCCCC" w:sz="1"/>
-              <w:right w:val="single" w:color="CCCCCC" w:sz="1"/>
-            </w:tcBorders>
-            <w:tcMar>
-              <w:top w:type="dxa" w:w="60"/>
-              <w:left w:type="dxa" w:w="100"/>
-              <w:bottom w:type="dxa" w:w="60"/>
-              <w:right w:type="dxa" w:w="100"/>
-            </w:tcMar>
-          </w:tcPr>
-          <w:p>
-            <w:pPr>
-              <w:jc w:val="center"/>
-            </w:pPr>
-            <w:r>
-              <w:rPr>
-                <w:rFonts w:ascii="Arial" w:cs="Arial" w:eastAsia="Arial" w:hAnsi="Arial"/>
-                <w:b w:val="false"/>
-                <w:bCs w:val="false"/>
-                <w:color w:val="333333"/>
-                <w:sz w:val="20"/>
-                <w:szCs w:val="20"/>
-              </w:rPr>
-              <w:t xml:space="preserve">¥38,508</w:t>
-            </w:r>
-          </w:p>
-        </w:tc>
-        <w:tc>
-          <w:tcPr>
-            <w:tcW w:type="dxa" w:w="1560"/>
-            <w:tcBorders>
-              <w:top w:val="single" w:color="CCCCCC" w:sz="1"/>
-              <w:left w:val="single" w:color="CCCCCC" w:sz="1"/>
-              <w:bottom w:val="single" w:color="CCCCCC" w:sz="1"/>
-              <w:right w:val="single" w:color="CCCCCC" w:sz="1"/>
-            </w:tcBorders>
-            <w:tcMar>
-              <w:top w:type="dxa" w:w="60"/>
-              <w:left w:type="dxa" w:w="100"/>
-              <w:bottom w:type="dxa" w:w="60"/>
-              <w:right w:type="dxa" w:w="100"/>
-            </w:tcMar>
-          </w:tcPr>
-          <w:p>
-            <w:pPr>
-              <w:jc w:val="center"/>
-            </w:pPr>
-            <w:r>
-              <w:rPr>
-                <w:rFonts w:ascii="Arial" w:cs="Arial" w:eastAsia="Arial" w:hAnsi="Arial"/>
-                <w:b w:val="false"/>
-                <w:bCs w:val="false"/>
-                <w:color w:val="333333"/>
-                <w:sz w:val="20"/>
-                <w:szCs w:val="20"/>
-              </w:rPr>
-              <w:t xml:space="preserve">¥33,000</w:t>
-            </w:r>
-          </w:p>
-        </w:tc>
-        <w:tc>
-          <w:tcPr>
-            <w:tcW w:type="dxa" w:w="1560"/>
-            <w:tcBorders>
-              <w:top w:val="single" w:color="CCCCCC" w:sz="1"/>
-              <w:left w:val="single" w:color="CCCCCC" w:sz="1"/>
-              <w:bottom w:val="single" w:color="CCCCCC" w:sz="1"/>
-              <w:right w:val="single" w:color="CCCCCC" w:sz="1"/>
-            </w:tcBorders>
-            <w:tcMar>
-              <w:top w:type="dxa" w:w="60"/>
-              <w:left w:type="dxa" w:w="100"/>
-              <w:bottom w:type="dxa" w:w="60"/>
-              <w:right w:type="dxa" w:w="100"/>
-            </w:tcMar>
-          </w:tcPr>
-          <w:p>
-            <w:pPr>
-              <w:jc w:val="center"/>
-            </w:pPr>
-            <w:r>
-              <w:rPr>
-                <w:rFonts w:ascii="Arial" w:cs="Arial" w:eastAsia="Arial" w:hAnsi="Arial"/>
-                <w:b w:val="false"/>
-                <w:bCs w:val="false"/>
-                <w:color w:val="008000"/>
-                <w:sz w:val="20"/>
-                <w:szCs w:val="20"/>
-              </w:rPr>
-              <w:t xml:space="preserve">+¥5,508</w:t>
-            </w:r>
-          </w:p>
-        </w:tc>
-        <w:tc>
-          <w:tcPr>
-            <w:tcW w:type="dxa" w:w="1560"/>
-            <w:tcBorders>
-              <w:top w:val="single" w:color="CCCCCC" w:sz="1"/>
-              <w:left w:val="single" w:color="CCCCCC" w:sz="1"/>
-              <w:bottom w:val="single" w:color="CCCCCC" w:sz="1"/>
-              <w:right w:val="single" w:color="CCCCCC" w:sz="1"/>
-            </w:tcBorders>
-            <w:tcMar>
-              <w:top w:type="dxa" w:w="60"/>
-              <w:left w:type="dxa" w:w="100"/>
-              <w:bottom w:type="dxa" w:w="60"/>
-              <w:right w:type="dxa" w:w="100"/>
-            </w:tcMar>
-          </w:tcPr>
-          <w:p>
-            <w:pPr>
-              <w:jc w:val="center"/>
-            </w:pPr>
-            <w:r>
-              <w:rPr>
-                <w:rFonts w:ascii="Arial" w:cs="Arial" w:eastAsia="Arial" w:hAnsi="Arial"/>
-                <w:b w:val="false"/>
-                <w:bCs w:val="false"/>
-                <w:color w:val="008000"/>
-                <w:sz w:val="20"/>
-                <w:szCs w:val="20"/>
-              </w:rPr>
-              <w:t xml:space="preserve">+16.69%</w:t>
-            </w:r>
-          </w:p>
-        </w:tc>
-        <w:tc>
-          <w:tcPr>
-            <w:tcW w:type="dxa" w:w="1560"/>
-            <w:tcBorders>
-              <w:top w:val="single" w:color="CCCCCC" w:sz="1"/>
-              <w:left w:val="single" w:color="CCCCCC" w:sz="1"/>
-              <w:bottom w:val="single" w:color="CCCCCC" w:sz="1"/>
-              <w:right w:val="single" w:color="CCCCCC" w:sz="1"/>
-            </w:tcBorders>
-            <w:tcMar>
-              <w:top w:type="dxa" w:w="60"/>
-              <w:left w:type="dxa" w:w="100"/>
-              <w:bottom w:type="dxa" w:w="60"/>
-              <w:right w:type="dxa" w:w="100"/>
-            </w:tcMar>
-          </w:tcPr>
-          <w:p>
-            <w:pPr>
-              <w:jc w:val="center"/>
-            </w:pPr>
-            <w:r>
-              <w:rPr>
-                <w:rFonts w:ascii="Arial" w:cs="Arial" w:eastAsia="Arial" w:hAnsi="Arial"/>
-                <w:b w:val="false"/>
-                <w:bCs w:val="false"/>
-                <w:color w:val="008000"/>
-                <w:sz w:val="20"/>
-                <w:szCs w:val="20"/>
-              </w:rPr>
-              <w:t xml:space="preserve">+16.69%</w:t>
-            </w:r>
-          </w:p>
-        </w:tc>
-      </w:tr>
-      <w:tr>
-        <w:tc>
-          <w:tcPr>
-            <w:tcW w:type="dxa" w:w="1560"/>
-            <w:tcBorders>
-              <w:top w:val="single" w:color="CCCCCC" w:sz="1"/>
-              <w:left w:val="single" w:color="CCCCCC" w:sz="1"/>
-              <w:bottom w:val="single" w:color="CCCCCC" w:sz="1"/>
-              <w:right w:val="single" w:color="CCCCCC" w:sz="1"/>
-            </w:tcBorders>
-            <w:shd w:fill="F2F2F2" w:val="clear"/>
-            <w:tcMar>
-              <w:top w:type="dxa" w:w="60"/>
-              <w:left w:type="dxa" w:w="100"/>
-              <w:bottom w:type="dxa" w:w="60"/>
-              <w:right w:type="dxa" w:w="100"/>
-            </w:tcMar>
-          </w:tcPr>
-          <w:p>
-            <w:pPr>
-              <w:jc w:val="center"/>
-            </w:pPr>
-            <w:r>
-              <w:rPr>
-                <w:rFonts w:ascii="Arial" w:cs="Arial" w:eastAsia="Arial" w:hAnsi="Arial"/>
-                <w:b w:val="false"/>
-                <w:bCs w:val="false"/>
-                <w:color w:val="333333"/>
-                <w:sz w:val="20"/>
-                <w:szCs w:val="20"/>
-              </w:rPr>
-              <w:t xml:space="preserve">2025-12</w:t>
-            </w:r>
-          </w:p>
-        </w:tc>
-        <w:tc>
-          <w:tcPr>
-            <w:tcW w:type="dxa" w:w="1560"/>
-            <w:tcBorders>
-              <w:top w:val="single" w:color="CCCCCC" w:sz="1"/>
-              <w:left w:val="single" w:color="CCCCCC" w:sz="1"/>
-              <w:bottom w:val="single" w:color="CCCCCC" w:sz="1"/>
-              <w:right w:val="single" w:color="CCCCCC" w:sz="1"/>
-            </w:tcBorders>
-            <w:shd w:fill="F2F2F2" w:val="clear"/>
-            <w:tcMar>
-              <w:top w:type="dxa" w:w="60"/>
-              <w:left w:type="dxa" w:w="100"/>
-              <w:bottom w:type="dxa" w:w="60"/>
-              <w:right w:type="dxa" w:w="100"/>
-            </w:tcMar>
-          </w:tcPr>
-          <w:p>
-            <w:pPr>
-              <w:jc w:val="center"/>
-            </w:pPr>
-            <w:r>
-              <w:rPr>
-                <w:rFonts w:ascii="Arial" w:cs="Arial" w:eastAsia="Arial" w:hAnsi="Arial"/>
-                <w:b w:val="false"/>
-                <w:bCs w:val="false"/>
-                <w:color w:val="333333"/>
-                <w:sz w:val="20"/>
-                <w:szCs w:val="20"/>
-              </w:rPr>
-              <w:t xml:space="preserve">¥40,460</w:t>
-            </w:r>
-          </w:p>
-        </w:tc>
-        <w:tc>
-          <w:tcPr>
-            <w:tcW w:type="dxa" w:w="1560"/>
-            <w:tcBorders>
-              <w:top w:val="single" w:color="CCCCCC" w:sz="1"/>
-              <w:left w:val="single" w:color="CCCCCC" w:sz="1"/>
-              <w:bottom w:val="single" w:color="CCCCCC" w:sz="1"/>
-              <w:right w:val="single" w:color="CCCCCC" w:sz="1"/>
-            </w:tcBorders>
-            <w:shd w:fill="F2F2F2" w:val="clear"/>
-            <w:tcMar>
-              <w:top w:type="dxa" w:w="60"/>
-              <w:left w:type="dxa" w:w="100"/>
-              <w:bottom w:type="dxa" w:w="60"/>
-              <w:right w:type="dxa" w:w="100"/>
-            </w:tcMar>
-          </w:tcPr>
-          <w:p>
-            <w:pPr>
-              <w:jc w:val="center"/>
-            </w:pPr>
-            <w:r>
-              <w:rPr>
-                <w:rFonts w:ascii="Arial" w:cs="Arial" w:eastAsia="Arial" w:hAnsi="Arial"/>
-                <w:b w:val="false"/>
-                <w:bCs w:val="false"/>
-                <w:color w:val="333333"/>
-                <w:sz w:val="20"/>
-                <w:szCs w:val="20"/>
-              </w:rPr>
-              <w:t xml:space="preserve">¥36,000</w:t>
-            </w:r>
-          </w:p>
-        </w:tc>
-        <w:tc>
-          <w:tcPr>
-            <w:tcW w:type="dxa" w:w="1560"/>
-            <w:tcBorders>
-              <w:top w:val="single" w:color="CCCCCC" w:sz="1"/>
-              <w:left w:val="single" w:color="CCCCCC" w:sz="1"/>
-              <w:bottom w:val="single" w:color="CCCCCC" w:sz="1"/>
-              <w:right w:val="single" w:color="CCCCCC" w:sz="1"/>
-            </w:tcBorders>
-            <w:shd w:fill="F2F2F2" w:val="clear"/>
-            <w:tcMar>
-              <w:top w:type="dxa" w:w="60"/>
-              <w:left w:type="dxa" w:w="100"/>
-              <w:bottom w:type="dxa" w:w="60"/>
-              <w:right w:type="dxa" w:w="100"/>
-            </w:tcMar>
-          </w:tcPr>
-          <w:p>
-            <w:pPr>
-              <w:jc w:val="center"/>
-            </w:pPr>
-            <w:r>
-              <w:rPr>
-                <w:rFonts w:ascii="Arial" w:cs="Arial" w:eastAsia="Arial" w:hAnsi="Arial"/>
-                <w:b w:val="false"/>
-                <w:bCs w:val="false"/>
-                <w:color w:val="008000"/>
-                <w:sz w:val="20"/>
-                <w:szCs w:val="20"/>
-              </w:rPr>
-              <w:t xml:space="preserve">+¥4,460</w:t>
-            </w:r>
-          </w:p>
-        </w:tc>
-        <w:tc>
-          <w:tcPr>
-            <w:tcW w:type="dxa" w:w="1560"/>
-            <w:tcBorders>
-              <w:top w:val="single" w:color="CCCCCC" w:sz="1"/>
-              <w:left w:val="single" w:color="CCCCCC" w:sz="1"/>
-              <w:bottom w:val="single" w:color="CCCCCC" w:sz="1"/>
-              <w:right w:val="single" w:color="CCCCCC" w:sz="1"/>
-            </w:tcBorders>
-            <w:shd w:fill="F2F2F2" w:val="clear"/>
-            <w:tcMar>
-              <w:top w:type="dxa" w:w="60"/>
-              <w:left w:type="dxa" w:w="100"/>
-              <w:bottom w:type="dxa" w:w="60"/>
-              <w:right w:type="dxa" w:w="100"/>
-            </w:tcMar>
-          </w:tcPr>
-          <w:p>
-            <w:pPr>
-              <w:jc w:val="center"/>
-            </w:pPr>
-            <w:r>
-              <w:rPr>
-                <w:rFonts w:ascii="Arial" w:cs="Arial" w:eastAsia="Arial" w:hAnsi="Arial"/>
-                <w:b w:val="false"/>
-                <w:bCs w:val="false"/>
-                <w:color w:val="008000"/>
-                <w:sz w:val="20"/>
-                <w:szCs w:val="20"/>
-              </w:rPr>
-              <w:t xml:space="preserve">+12.39%</w:t>
-            </w:r>
-          </w:p>
-        </w:tc>
-        <w:tc>
-          <w:tcPr>
-            <w:tcW w:type="dxa" w:w="1560"/>
-            <w:tcBorders>
-              <w:top w:val="single" w:color="CCCCCC" w:sz="1"/>
-              <w:left w:val="single" w:color="CCCCCC" w:sz="1"/>
-              <w:bottom w:val="single" w:color="CCCCCC" w:sz="1"/>
-              <w:right w:val="single" w:color="CCCCCC" w:sz="1"/>
-            </w:tcBorders>
-            <w:shd w:fill="F2F2F2" w:val="clear"/>
-            <w:tcMar>
-              <w:top w:type="dxa" w:w="60"/>
-              <w:left w:type="dxa" w:w="100"/>
-              <w:bottom w:type="dxa" w:w="60"/>
-              <w:right w:type="dxa" w:w="100"/>
-            </w:tcMar>
-          </w:tcPr>
-          <w:p>
-            <w:pPr>
-              <w:jc w:val="center"/>
-            </w:pPr>
-            <w:r>
-              <w:rPr>
-                <w:rFonts w:ascii="Arial" w:cs="Arial" w:eastAsia="Arial" w:hAnsi="Arial"/>
-                <w:b w:val="false"/>
-                <w:bCs w:val="false"/>
-                <w:color w:val="008000"/>
-                <w:sz w:val="20"/>
-                <w:szCs w:val="20"/>
-              </w:rPr>
-              <w:t xml:space="preserve">+12.39%</w:t>
+              <w:t xml:space="preserve">+27.80%</w:t>
+            </w:r>
+          </w:p>
+        </w:tc>
+        <w:tc>
+          <w:tcPr>
+            <w:tcW w:type="dxa" w:w="1300"/>
+            <w:tcBorders>
+              <w:top w:val="single" w:color="CCCCCC" w:sz="1"/>
+              <w:left w:val="single" w:color="CCCCCC" w:sz="1"/>
+              <w:bottom w:val="single" w:color="CCCCCC" w:sz="1"/>
+              <w:right w:val="single" w:color="CCCCCC" w:sz="1"/>
+            </w:tcBorders>
+            <w:tcMar>
+              <w:top w:type="dxa" w:w="60"/>
+              <w:left w:type="dxa" w:w="100"/>
+              <w:bottom w:type="dxa" w:w="60"/>
+              <w:right w:type="dxa" w:w="100"/>
+            </w:tcMar>
+          </w:tcPr>
+          <w:p>
+            <w:pPr>
+              <w:jc w:val="center"/>
+            </w:pPr>
+            <w:r>
+              <w:rPr>
+                <w:rFonts w:ascii="Arial" w:cs="Arial" w:eastAsia="Arial" w:hAnsi="Arial"/>
+                <w:b/>
+                <w:bCs/>
+                <w:color w:val="333333"/>
+                <w:sz w:val="20"/>
+                <w:szCs w:val="20"/>
+              </w:rPr>
+              <w:t xml:space="preserve">收尾</w:t>
+            </w:r>
+          </w:p>
+        </w:tc>
+        <w:tc>
+          <w:tcPr>
+            <w:tcW w:type="dxa" w:w="1300"/>
+            <w:tcBorders>
+              <w:top w:val="single" w:color="CCCCCC" w:sz="1"/>
+              <w:left w:val="single" w:color="CCCCCC" w:sz="1"/>
+              <w:bottom w:val="single" w:color="CCCCCC" w:sz="1"/>
+              <w:right w:val="single" w:color="CCCCCC" w:sz="1"/>
+            </w:tcBorders>
+            <w:tcMar>
+              <w:top w:type="dxa" w:w="60"/>
+              <w:left w:type="dxa" w:w="100"/>
+              <w:bottom w:type="dxa" w:w="60"/>
+              <w:right w:type="dxa" w:w="100"/>
+            </w:tcMar>
+          </w:tcPr>
+          <w:p>
+            <w:pPr>
+              <w:jc w:val="center"/>
+            </w:pPr>
+            <w:r>
+              <w:rPr>
+                <w:rFonts w:ascii="Arial" w:cs="Arial" w:eastAsia="Arial" w:hAnsi="Arial"/>
+                <w:b/>
+                <w:bCs/>
+                <w:color w:val="333333"/>
+                <w:sz w:val="20"/>
+                <w:szCs w:val="20"/>
+              </w:rPr>
+              <w:t xml:space="preserve">最终收官</w:t>
             </w:r>
           </w:p>
         </w:tc>
@@ -5967,7 +5223,7 @@
                 <w:sz w:val="20"/>
                 <w:szCs w:val="20"/>
               </w:rPr>
-              <w:t xml:space="preserve">5,200</w:t>
+              <w:t xml:space="preserve">30,200</w:t>
             </w:r>
           </w:p>
         </w:tc>
@@ -6033,7 +5289,7 @@
                 <w:sz w:val="20"/>
                 <w:szCs w:val="20"/>
               </w:rPr>
-              <w:t xml:space="preserve">¥7,956</w:t>
+              <w:t xml:space="preserve">¥46,206</w:t>
             </w:r>
           </w:p>
         </w:tc>
@@ -6066,7 +5322,7 @@
                 <w:sz w:val="20"/>
                 <w:szCs w:val="20"/>
               </w:rPr>
-              <w:t xml:space="preserve">19.7%</w:t>
+              <w:t xml:space="preserve">20.1%</w:t>
             </w:r>
           </w:p>
         </w:tc>
@@ -6099,7 +5355,7 @@
                 <w:sz w:val="20"/>
                 <w:szCs w:val="20"/>
               </w:rPr>
-              <w:t xml:space="preserve">¥7,586</w:t>
+              <w:t xml:space="preserve">¥38,687</w:t>
             </w:r>
           </w:p>
         </w:tc>
@@ -6132,7 +5388,7 @@
                 <w:sz w:val="20"/>
                 <w:szCs w:val="20"/>
               </w:rPr>
-              <w:t xml:space="preserve">+¥370</w:t>
+              <w:t xml:space="preserve">+¥7,519</w:t>
             </w:r>
           </w:p>
         </w:tc>
@@ -6161,11 +5417,11 @@
                 <w:rFonts w:ascii="Arial" w:cs="Arial" w:eastAsia="Arial" w:hAnsi="Arial"/>
                 <w:b w:val="false"/>
                 <w:bCs w:val="false"/>
-                <w:color w:val="333333"/>
-                <w:sz w:val="20"/>
-                <w:szCs w:val="20"/>
-              </w:rPr>
-              <w:t xml:space="preserve">+4.9%</w:t>
+                <w:color w:val="008000"/>
+                <w:sz w:val="20"/>
+                <w:szCs w:val="20"/>
+              </w:rPr>
+              <w:t xml:space="preserve">+19.4%</w:t>
             </w:r>
           </w:p>
         </w:tc>
@@ -6235,7 +5491,7 @@
                 <w:sz w:val="20"/>
                 <w:szCs w:val="20"/>
               </w:rPr>
-              <w:t xml:space="preserve">1,700</w:t>
+              <w:t xml:space="preserve">9,900</w:t>
             </w:r>
           </w:p>
         </w:tc>
@@ -6303,7 +5559,7 @@
                 <w:sz w:val="20"/>
                 <w:szCs w:val="20"/>
               </w:rPr>
-              <w:t xml:space="preserve">¥7,752</w:t>
+              <w:t xml:space="preserve">¥45,144</w:t>
             </w:r>
           </w:p>
         </w:tc>
@@ -6337,7 +5593,7 @@
                 <w:sz w:val="20"/>
                 <w:szCs w:val="20"/>
               </w:rPr>
-              <w:t xml:space="preserve">19.2%</w:t>
+              <w:t xml:space="preserve">19.6%</w:t>
             </w:r>
           </w:p>
         </w:tc>
@@ -6371,7 +5627,7 @@
                 <w:sz w:val="20"/>
                 <w:szCs w:val="20"/>
               </w:rPr>
-              <w:t xml:space="preserve">¥6,832</w:t>
+              <w:t xml:space="preserve">¥37,970</w:t>
             </w:r>
           </w:p>
         </w:tc>
@@ -6405,7 +5661,7 @@
                 <w:sz w:val="20"/>
                 <w:szCs w:val="20"/>
               </w:rPr>
-              <w:t xml:space="preserve">+¥920</w:t>
+              <w:t xml:space="preserve">+¥7,174</w:t>
             </w:r>
           </w:p>
         </w:tc>
@@ -6435,11 +5691,11 @@
                 <w:rFonts w:ascii="Arial" w:cs="Arial" w:eastAsia="Arial" w:hAnsi="Arial"/>
                 <w:b w:val="false"/>
                 <w:bCs w:val="false"/>
-                <w:color w:val="333333"/>
-                <w:sz w:val="20"/>
-                <w:szCs w:val="20"/>
-              </w:rPr>
-              <w:t xml:space="preserve">+13.5%</w:t>
+                <w:color w:val="008000"/>
+                <w:sz w:val="20"/>
+                <w:szCs w:val="20"/>
+              </w:rPr>
+              <w:t xml:space="preserve">+18.9%</w:t>
             </w:r>
           </w:p>
         </w:tc>
@@ -6507,7 +5763,7 @@
                 <w:sz w:val="20"/>
                 <w:szCs w:val="20"/>
               </w:rPr>
-              <w:t xml:space="preserve">1,100</w:t>
+              <w:t xml:space="preserve">6,400</w:t>
             </w:r>
           </w:p>
         </w:tc>
@@ -6573,7 +5829,7 @@
                 <w:sz w:val="20"/>
                 <w:szCs w:val="20"/>
               </w:rPr>
-              <w:t xml:space="preserve">¥7,854</w:t>
+              <w:t xml:space="preserve">¥45,696</w:t>
             </w:r>
           </w:p>
         </w:tc>
@@ -6606,7 +5862,7 @@
                 <w:sz w:val="20"/>
                 <w:szCs w:val="20"/>
               </w:rPr>
-              <w:t xml:space="preserve">19.4%</w:t>
+              <w:t xml:space="preserve">19.9%</w:t>
             </w:r>
           </w:p>
         </w:tc>
@@ -6639,7 +5895,7 @@
                 <w:sz w:val="20"/>
                 <w:szCs w:val="20"/>
               </w:rPr>
-              <w:t xml:space="preserve">¥6,824</w:t>
+              <w:t xml:space="preserve">¥36,365</w:t>
             </w:r>
           </w:p>
         </w:tc>
@@ -6672,7 +5928,7 @@
                 <w:sz w:val="20"/>
                 <w:szCs w:val="20"/>
               </w:rPr>
-              <w:t xml:space="preserve">+¥1,030</w:t>
+              <w:t xml:space="preserve">+¥9,331</w:t>
             </w:r>
           </w:p>
         </w:tc>
@@ -6701,11 +5957,11 @@
                 <w:rFonts w:ascii="Arial" w:cs="Arial" w:eastAsia="Arial" w:hAnsi="Arial"/>
                 <w:b w:val="false"/>
                 <w:bCs w:val="false"/>
-                <w:color w:val="333333"/>
-                <w:sz w:val="20"/>
-                <w:szCs w:val="20"/>
-              </w:rPr>
-              <w:t xml:space="preserve">+15.1%</w:t>
+                <w:color w:val="008000"/>
+                <w:sz w:val="20"/>
+                <w:szCs w:val="20"/>
+              </w:rPr>
+              <w:t xml:space="preserve">+25.7%</w:t>
             </w:r>
           </w:p>
         </w:tc>
@@ -6775,7 +6031,7 @@
                 <w:sz w:val="20"/>
                 <w:szCs w:val="20"/>
               </w:rPr>
-              <w:t xml:space="preserve">6,500</w:t>
+              <w:t xml:space="preserve">36,300</w:t>
             </w:r>
           </w:p>
         </w:tc>
@@ -6843,7 +6099,7 @@
                 <w:sz w:val="20"/>
                 <w:szCs w:val="20"/>
               </w:rPr>
-              <w:t xml:space="preserve">¥5,070</w:t>
+              <w:t xml:space="preserve">¥28,314</w:t>
             </w:r>
           </w:p>
         </w:tc>
@@ -6877,7 +6133,7 @@
                 <w:sz w:val="20"/>
                 <w:szCs w:val="20"/>
               </w:rPr>
-              <w:t xml:space="preserve">12.5%</w:t>
+              <w:t xml:space="preserve">12.3%</w:t>
             </w:r>
           </w:p>
         </w:tc>
@@ -6911,7 +6167,7 @@
                 <w:sz w:val="20"/>
                 <w:szCs w:val="20"/>
               </w:rPr>
-              <w:t xml:space="preserve">¥4,101</w:t>
+              <w:t xml:space="preserve">¥19,402</w:t>
             </w:r>
           </w:p>
         </w:tc>
@@ -6945,7 +6201,7 @@
                 <w:sz w:val="20"/>
                 <w:szCs w:val="20"/>
               </w:rPr>
-              <w:t xml:space="preserve">+¥969</w:t>
+              <w:t xml:space="preserve">+¥8,912</w:t>
             </w:r>
           </w:p>
         </w:tc>
@@ -6975,11 +6231,11 @@
                 <w:rFonts w:ascii="Arial" w:cs="Arial" w:eastAsia="Arial" w:hAnsi="Arial"/>
                 <w:b w:val="false"/>
                 <w:bCs w:val="false"/>
-                <w:color w:val="333333"/>
-                <w:sz w:val="20"/>
-                <w:szCs w:val="20"/>
-              </w:rPr>
-              <w:t xml:space="preserve">+23.6%</w:t>
+                <w:color w:val="008000"/>
+                <w:sz w:val="20"/>
+                <w:szCs w:val="20"/>
+              </w:rPr>
+              <w:t xml:space="preserve">+45.9%</w:t>
             </w:r>
           </w:p>
         </w:tc>
@@ -7047,7 +6303,7 @@
                 <w:sz w:val="20"/>
                 <w:szCs w:val="20"/>
               </w:rPr>
-              <w:t xml:space="preserve">13,100</w:t>
+              <w:t xml:space="preserve">74,100</w:t>
             </w:r>
           </w:p>
         </w:tc>
@@ -7113,7 +6369,7 @@
                 <w:sz w:val="20"/>
                 <w:szCs w:val="20"/>
               </w:rPr>
-              <w:t xml:space="preserve">¥5,109</w:t>
+              <w:t xml:space="preserve">¥28,899</w:t>
             </w:r>
           </w:p>
         </w:tc>
@@ -7179,7 +6435,7 @@
                 <w:sz w:val="20"/>
                 <w:szCs w:val="20"/>
               </w:rPr>
-              <w:t xml:space="preserve">¥5,088</w:t>
+              <w:t xml:space="preserve">¥32,189</w:t>
             </w:r>
           </w:p>
         </w:tc>
@@ -7208,11 +6464,11 @@
                 <w:rFonts w:ascii="Arial" w:cs="Arial" w:eastAsia="Arial" w:hAnsi="Arial"/>
                 <w:b w:val="false"/>
                 <w:bCs w:val="false"/>
-                <w:color w:val="008000"/>
-                <w:sz w:val="20"/>
-                <w:szCs w:val="20"/>
-              </w:rPr>
-              <w:t xml:space="preserve">+¥21</w:t>
+                <w:color w:val="333333"/>
+                <w:sz w:val="20"/>
+                <w:szCs w:val="20"/>
+              </w:rPr>
+              <w:t xml:space="preserve">-¥3,290</w:t>
             </w:r>
           </w:p>
         </w:tc>
@@ -7241,11 +6497,11 @@
                 <w:rFonts w:ascii="Arial" w:cs="Arial" w:eastAsia="Arial" w:hAnsi="Arial"/>
                 <w:b w:val="false"/>
                 <w:bCs w:val="false"/>
-                <w:color w:val="333333"/>
-                <w:sz w:val="20"/>
-                <w:szCs w:val="20"/>
-              </w:rPr>
-              <w:t xml:space="preserve">+0.4%</w:t>
+                <w:color w:val="CC0000"/>
+                <w:sz w:val="20"/>
+                <w:szCs w:val="20"/>
+              </w:rPr>
+              <w:t xml:space="preserve">-10.2%</w:t>
             </w:r>
           </w:p>
         </w:tc>
@@ -7315,7 +6571,7 @@
                 <w:sz w:val="20"/>
                 <w:szCs w:val="20"/>
               </w:rPr>
-              <w:t xml:space="preserve">3,100</w:t>
+              <w:t xml:space="preserve">17,800</w:t>
             </w:r>
           </w:p>
         </w:tc>
@@ -7383,7 +6639,7 @@
                 <w:sz w:val="20"/>
                 <w:szCs w:val="20"/>
               </w:rPr>
-              <w:t xml:space="preserve">¥6,014</w:t>
+              <w:t xml:space="preserve">¥34,532</w:t>
             </w:r>
           </w:p>
         </w:tc>
@@ -7417,7 +6673,7 @@
                 <w:sz w:val="20"/>
                 <w:szCs w:val="20"/>
               </w:rPr>
-              <w:t xml:space="preserve">14.9%</w:t>
+              <w:t xml:space="preserve">15.0%</w:t>
             </w:r>
           </w:p>
         </w:tc>
@@ -7451,7 +6707,7 @@
                 <w:sz w:val="20"/>
                 <w:szCs w:val="20"/>
               </w:rPr>
-              <w:t xml:space="preserve">¥4,994</w:t>
+              <w:t xml:space="preserve">¥21,513</w:t>
             </w:r>
           </w:p>
         </w:tc>
@@ -7485,7 +6741,7 @@
                 <w:sz w:val="20"/>
                 <w:szCs w:val="20"/>
               </w:rPr>
-              <w:t xml:space="preserve">+¥1,020</w:t>
+              <w:t xml:space="preserve">+¥13,019</w:t>
             </w:r>
           </w:p>
         </w:tc>
@@ -7515,11 +6771,11 @@
                 <w:rFonts w:ascii="Arial" w:cs="Arial" w:eastAsia="Arial" w:hAnsi="Arial"/>
                 <w:b w:val="false"/>
                 <w:bCs w:val="false"/>
-                <w:color w:val="333333"/>
-                <w:sz w:val="20"/>
-                <w:szCs w:val="20"/>
-              </w:rPr>
-              <w:t xml:space="preserve">+20.4%</w:t>
+                <w:color w:val="008000"/>
+                <w:sz w:val="20"/>
+                <w:szCs w:val="20"/>
+              </w:rPr>
+              <w:t xml:space="preserve">+60.5%</w:t>
             </w:r>
           </w:p>
         </w:tc>
@@ -7653,7 +6909,7 @@
                 <w:sz w:val="20"/>
                 <w:szCs w:val="20"/>
               </w:rPr>
-              <w:t xml:space="preserve">¥40,460</w:t>
+              <w:t xml:space="preserve">¥230,038</w:t>
             </w:r>
           </w:p>
         </w:tc>
@@ -7719,7 +6975,7 @@
                 <w:sz w:val="20"/>
                 <w:szCs w:val="20"/>
               </w:rPr>
-              <w:t xml:space="preserve">¥36,000</w:t>
+              <w:t xml:space="preserve">¥180,000</w:t>
             </w:r>
           </w:p>
         </w:tc>
@@ -7752,7 +7008,7 @@
                 <w:sz w:val="20"/>
                 <w:szCs w:val="20"/>
               </w:rPr>
-              <w:t xml:space="preserve">+¥4,460</w:t>
+              <w:t xml:space="preserve">+¥50,038</w:t>
             </w:r>
           </w:p>
         </w:tc>
@@ -7781,11 +7037,11 @@
                 <w:rFonts w:ascii="Arial" w:cs="Arial" w:eastAsia="Arial" w:hAnsi="Arial"/>
                 <w:b/>
                 <w:bCs/>
-                <w:color w:val="333333"/>
-                <w:sz w:val="20"/>
-                <w:szCs w:val="20"/>
-              </w:rPr>
-              <w:t xml:space="preserve">+12.4%</w:t>
+                <w:color w:val="008000"/>
+                <w:sz w:val="20"/>
+                <w:szCs w:val="20"/>
+              </w:rPr>
+              <w:t xml:space="preserve">+27.8%</w:t>
             </w:r>
           </w:p>
         </w:tc>
@@ -7794,7 +7050,6 @@
     <w:p>
       <w:pPr>
         <w:spacing w:after="200"/>
-        <w:jc w:val="left"/>
       </w:pPr>
       <w:r>
         <w:rPr>
@@ -7824,7 +7079,7 @@
           <w:sz w:val="32"/>
           <w:szCs w:val="32"/>
         </w:rPr>
-        <w:t xml:space="preserve">五、全年交易数据</w:t>
+        <w:t xml:space="preserve">五、全年交易数据（5年汇总）</w:t>
       </w:r>
     </w:p>
     <w:p>
@@ -8063,7 +7318,7 @@
                 <w:sz w:val="20"/>
                 <w:szCs w:val="20"/>
               </w:rPr>
-              <w:t xml:space="preserve">67 笔</w:t>
+              <w:t xml:space="preserve">27 笔</w:t>
             </w:r>
           </w:p>
         </w:tc>
@@ -8096,7 +7351,7 @@
                 <w:sz w:val="20"/>
                 <w:szCs w:val="20"/>
               </w:rPr>
-              <w:t xml:space="preserve">¥1,099</w:t>
+              <w:t xml:space="preserve">¥34,435</w:t>
             </w:r>
           </w:p>
         </w:tc>
@@ -8129,7 +7384,7 @@
                 <w:sz w:val="20"/>
                 <w:szCs w:val="20"/>
               </w:rPr>
-              <w:t xml:space="preserve">月均7.2笔</w:t>
+              <w:t xml:space="preserve">超配自动减仓</w:t>
             </w:r>
           </w:p>
         </w:tc>
@@ -8144,6 +7399,7 @@
               <w:bottom w:val="single" w:color="CCCCCC" w:sz="1"/>
               <w:right w:val="single" w:color="CCCCCC" w:sz="1"/>
             </w:tcBorders>
+            <w:shd w:fill="F2F2F2" w:val="clear"/>
             <w:tcMar>
               <w:top w:type="dxa" w:w="60"/>
               <w:left w:type="dxa" w:w="100"/>
@@ -8164,7 +7420,7 @@
                 <w:sz w:val="20"/>
                 <w:szCs w:val="20"/>
               </w:rPr>
-              <w:t xml:space="preserve">总手续费</w:t>
+              <w:t xml:space="preserve">买入</w:t>
             </w:r>
           </w:p>
         </w:tc>
@@ -8177,27 +7433,28 @@
               <w:bottom w:val="single" w:color="CCCCCC" w:sz="1"/>
               <w:right w:val="single" w:color="CCCCCC" w:sz="1"/>
             </w:tcBorders>
-            <w:tcMar>
-              <w:top w:type="dxa" w:w="60"/>
-              <w:left w:type="dxa" w:w="100"/>
-              <w:bottom w:type="dxa" w:w="60"/>
-              <w:right w:type="dxa" w:w="100"/>
-            </w:tcMar>
-          </w:tcPr>
-          <w:p>
-            <w:pPr>
-              <w:jc w:val="center"/>
-            </w:pPr>
-            <w:r>
-              <w:rPr>
-                <w:rFonts w:ascii="Arial" w:cs="Arial" w:eastAsia="Arial" w:hAnsi="Arial"/>
-                <w:b w:val="false"/>
-                <w:bCs w:val="false"/>
-                <w:color w:val="333333"/>
-                <w:sz w:val="20"/>
-                <w:szCs w:val="20"/>
-              </w:rPr>
-              <w:t xml:space="preserve">—</w:t>
+            <w:shd w:fill="F2F2F2" w:val="clear"/>
+            <w:tcMar>
+              <w:top w:type="dxa" w:w="60"/>
+              <w:left w:type="dxa" w:w="100"/>
+              <w:bottom w:type="dxa" w:w="60"/>
+              <w:right w:type="dxa" w:w="100"/>
+            </w:tcMar>
+          </w:tcPr>
+          <w:p>
+            <w:pPr>
+              <w:jc w:val="center"/>
+            </w:pPr>
+            <w:r>
+              <w:rPr>
+                <w:rFonts w:ascii="Arial" w:cs="Arial" w:eastAsia="Arial" w:hAnsi="Arial"/>
+                <w:b w:val="false"/>
+                <w:bCs w:val="false"/>
+                <w:color w:val="333333"/>
+                <w:sz w:val="20"/>
+                <w:szCs w:val="20"/>
+              </w:rPr>
+              <w:t xml:space="preserve">236 笔</w:t>
             </w:r>
           </w:p>
         </w:tc>
@@ -8210,27 +7467,28 @@
               <w:bottom w:val="single" w:color="CCCCCC" w:sz="1"/>
               <w:right w:val="single" w:color="CCCCCC" w:sz="1"/>
             </w:tcBorders>
-            <w:tcMar>
-              <w:top w:type="dxa" w:w="60"/>
-              <w:left w:type="dxa" w:w="100"/>
-              <w:bottom w:type="dxa" w:w="60"/>
-              <w:right w:type="dxa" w:w="100"/>
-            </w:tcMar>
-          </w:tcPr>
-          <w:p>
-            <w:pPr>
-              <w:jc w:val="center"/>
-            </w:pPr>
-            <w:r>
-              <w:rPr>
-                <w:rFonts w:ascii="Arial" w:cs="Arial" w:eastAsia="Arial" w:hAnsi="Arial"/>
-                <w:b w:val="false"/>
-                <w:bCs w:val="false"/>
-                <w:color w:val="333333"/>
-                <w:sz w:val="20"/>
-                <w:szCs w:val="20"/>
-              </w:rPr>
-              <w:t xml:space="preserve">¥17.89</w:t>
+            <w:shd w:fill="F2F2F2" w:val="clear"/>
+            <w:tcMar>
+              <w:top w:type="dxa" w:w="60"/>
+              <w:left w:type="dxa" w:w="100"/>
+              <w:bottom w:type="dxa" w:w="60"/>
+              <w:right w:type="dxa" w:w="100"/>
+            </w:tcMar>
+          </w:tcPr>
+          <w:p>
+            <w:pPr>
+              <w:jc w:val="center"/>
+            </w:pPr>
+            <w:r>
+              <w:rPr>
+                <w:rFonts w:ascii="Arial" w:cs="Arial" w:eastAsia="Arial" w:hAnsi="Arial"/>
+                <w:b w:val="false"/>
+                <w:bCs w:val="false"/>
+                <w:color w:val="333333"/>
+                <w:sz w:val="20"/>
+                <w:szCs w:val="20"/>
+              </w:rPr>
+              <w:t xml:space="preserve">¥201,691</w:t>
             </w:r>
           </w:p>
         </w:tc>
@@ -8243,27 +7501,300 @@
               <w:bottom w:val="single" w:color="CCCCCC" w:sz="1"/>
               <w:right w:val="single" w:color="CCCCCC" w:sz="1"/>
             </w:tcBorders>
-            <w:tcMar>
-              <w:top w:type="dxa" w:w="60"/>
-              <w:left w:type="dxa" w:w="100"/>
-              <w:bottom w:type="dxa" w:w="60"/>
-              <w:right w:type="dxa" w:w="100"/>
-            </w:tcMar>
-          </w:tcPr>
-          <w:p>
-            <w:pPr>
-              <w:jc w:val="center"/>
-            </w:pPr>
-            <w:r>
-              <w:rPr>
-                <w:rFonts w:ascii="Arial" w:cs="Arial" w:eastAsia="Arial" w:hAnsi="Arial"/>
-                <w:b w:val="false"/>
-                <w:bCs w:val="false"/>
-                <w:color w:val="333333"/>
-                <w:sz w:val="20"/>
-                <w:szCs w:val="20"/>
-              </w:rPr>
-              <w:t xml:space="preserve">佣金+印花税</w:t>
+            <w:shd w:fill="F2F2F2" w:val="clear"/>
+            <w:tcMar>
+              <w:top w:type="dxa" w:w="60"/>
+              <w:left w:type="dxa" w:w="100"/>
+              <w:bottom w:type="dxa" w:w="60"/>
+              <w:right w:type="dxa" w:w="100"/>
+            </w:tcMar>
+          </w:tcPr>
+          <w:p>
+            <w:pPr>
+              <w:jc w:val="center"/>
+            </w:pPr>
+            <w:r>
+              <w:rPr>
+                <w:rFonts w:ascii="Arial" w:cs="Arial" w:eastAsia="Arial" w:hAnsi="Arial"/>
+                <w:b w:val="false"/>
+                <w:bCs w:val="false"/>
+                <w:color w:val="333333"/>
+                <w:sz w:val="20"/>
+                <w:szCs w:val="20"/>
+              </w:rPr>
+              <w:t xml:space="preserve">每月按配比买入</w:t>
+            </w:r>
+          </w:p>
+        </w:tc>
+      </w:tr>
+      <w:tr>
+        <w:tc>
+          <w:tcPr>
+            <w:tcW w:type="dxa" w:w="2340"/>
+            <w:tcBorders>
+              <w:top w:val="single" w:color="CCCCCC" w:sz="1"/>
+              <w:left w:val="single" w:color="CCCCCC" w:sz="1"/>
+              <w:bottom w:val="single" w:color="CCCCCC" w:sz="1"/>
+              <w:right w:val="single" w:color="CCCCCC" w:sz="1"/>
+            </w:tcBorders>
+            <w:tcMar>
+              <w:top w:type="dxa" w:w="60"/>
+              <w:left w:type="dxa" w:w="100"/>
+              <w:bottom w:type="dxa" w:w="60"/>
+              <w:right w:type="dxa" w:w="100"/>
+            </w:tcMar>
+          </w:tcPr>
+          <w:p>
+            <w:pPr>
+              <w:jc w:val="left"/>
+            </w:pPr>
+            <w:r>
+              <w:rPr>
+                <w:rFonts w:ascii="Arial" w:cs="Arial" w:eastAsia="Arial" w:hAnsi="Arial"/>
+                <w:b w:val="false"/>
+                <w:bCs w:val="false"/>
+                <w:color w:val="333333"/>
+                <w:sz w:val="20"/>
+                <w:szCs w:val="20"/>
+              </w:rPr>
+              <w:t xml:space="preserve">现金分摊</w:t>
+            </w:r>
+          </w:p>
+        </w:tc>
+        <w:tc>
+          <w:tcPr>
+            <w:tcW w:type="dxa" w:w="2340"/>
+            <w:tcBorders>
+              <w:top w:val="single" w:color="CCCCCC" w:sz="1"/>
+              <w:left w:val="single" w:color="CCCCCC" w:sz="1"/>
+              <w:bottom w:val="single" w:color="CCCCCC" w:sz="1"/>
+              <w:right w:val="single" w:color="CCCCCC" w:sz="1"/>
+            </w:tcBorders>
+            <w:tcMar>
+              <w:top w:type="dxa" w:w="60"/>
+              <w:left w:type="dxa" w:w="100"/>
+              <w:bottom w:type="dxa" w:w="60"/>
+              <w:right w:type="dxa" w:w="100"/>
+            </w:tcMar>
+          </w:tcPr>
+          <w:p>
+            <w:pPr>
+              <w:jc w:val="center"/>
+            </w:pPr>
+            <w:r>
+              <w:rPr>
+                <w:rFonts w:ascii="Arial" w:cs="Arial" w:eastAsia="Arial" w:hAnsi="Arial"/>
+                <w:b w:val="false"/>
+                <w:bCs w:val="false"/>
+                <w:color w:val="333333"/>
+                <w:sz w:val="20"/>
+                <w:szCs w:val="20"/>
+              </w:rPr>
+              <w:t xml:space="preserve">118 笔</w:t>
+            </w:r>
+          </w:p>
+        </w:tc>
+        <w:tc>
+          <w:tcPr>
+            <w:tcW w:type="dxa" w:w="2340"/>
+            <w:tcBorders>
+              <w:top w:val="single" w:color="CCCCCC" w:sz="1"/>
+              <w:left w:val="single" w:color="CCCCCC" w:sz="1"/>
+              <w:bottom w:val="single" w:color="CCCCCC" w:sz="1"/>
+              <w:right w:val="single" w:color="CCCCCC" w:sz="1"/>
+            </w:tcBorders>
+            <w:tcMar>
+              <w:top w:type="dxa" w:w="60"/>
+              <w:left w:type="dxa" w:w="100"/>
+              <w:bottom w:type="dxa" w:w="60"/>
+              <w:right w:type="dxa" w:w="100"/>
+            </w:tcMar>
+          </w:tcPr>
+          <w:p>
+            <w:pPr>
+              <w:jc w:val="center"/>
+            </w:pPr>
+            <w:r>
+              <w:rPr>
+                <w:rFonts w:ascii="Arial" w:cs="Arial" w:eastAsia="Arial" w:hAnsi="Arial"/>
+                <w:b w:val="false"/>
+                <w:bCs w:val="false"/>
+                <w:color w:val="333333"/>
+                <w:sz w:val="20"/>
+                <w:szCs w:val="20"/>
+              </w:rPr>
+              <w:t xml:space="preserve">¥11,553</w:t>
+            </w:r>
+          </w:p>
+        </w:tc>
+        <w:tc>
+          <w:tcPr>
+            <w:tcW w:type="dxa" w:w="2340"/>
+            <w:tcBorders>
+              <w:top w:val="single" w:color="CCCCCC" w:sz="1"/>
+              <w:left w:val="single" w:color="CCCCCC" w:sz="1"/>
+              <w:bottom w:val="single" w:color="CCCCCC" w:sz="1"/>
+              <w:right w:val="single" w:color="CCCCCC" w:sz="1"/>
+            </w:tcBorders>
+            <w:tcMar>
+              <w:top w:type="dxa" w:w="60"/>
+              <w:left w:type="dxa" w:w="100"/>
+              <w:bottom w:type="dxa" w:w="60"/>
+              <w:right w:type="dxa" w:w="100"/>
+            </w:tcMar>
+          </w:tcPr>
+          <w:p>
+            <w:pPr>
+              <w:jc w:val="center"/>
+            </w:pPr>
+            <w:r>
+              <w:rPr>
+                <w:rFonts w:ascii="Arial" w:cs="Arial" w:eastAsia="Arial" w:hAnsi="Arial"/>
+                <w:b w:val="false"/>
+                <w:bCs w:val="false"/>
+                <w:color w:val="333333"/>
+                <w:sz w:val="20"/>
+                <w:szCs w:val="20"/>
+              </w:rPr>
+              <w:t xml:space="preserve">剩余现金摊入</w:t>
+            </w:r>
+          </w:p>
+        </w:tc>
+      </w:tr>
+      <w:tr>
+        <w:tc>
+          <w:tcPr>
+            <w:tcW w:type="dxa" w:w="2340"/>
+            <w:tcBorders>
+              <w:top w:val="single" w:color="CCCCCC" w:sz="1"/>
+              <w:left w:val="single" w:color="CCCCCC" w:sz="1"/>
+              <w:bottom w:val="single" w:color="CCCCCC" w:sz="1"/>
+              <w:right w:val="single" w:color="CCCCCC" w:sz="1"/>
+            </w:tcBorders>
+            <w:shd w:fill="F2F2F2" w:val="clear"/>
+            <w:tcMar>
+              <w:top w:type="dxa" w:w="60"/>
+              <w:left w:type="dxa" w:w="100"/>
+              <w:bottom w:type="dxa" w:w="60"/>
+              <w:right w:type="dxa" w:w="100"/>
+            </w:tcMar>
+          </w:tcPr>
+          <w:p>
+            <w:pPr>
+              <w:jc w:val="left"/>
+            </w:pPr>
+            <w:r>
+              <w:rPr>
+                <w:rFonts w:ascii="Arial" w:cs="Arial" w:eastAsia="Arial" w:hAnsi="Arial"/>
+                <w:b/>
+                <w:bCs/>
+                <w:color w:val="333333"/>
+                <w:sz w:val="20"/>
+                <w:szCs w:val="20"/>
+              </w:rPr>
+              <w:t xml:space="preserve">合计</w:t>
+            </w:r>
+          </w:p>
+        </w:tc>
+        <w:tc>
+          <w:tcPr>
+            <w:tcW w:type="dxa" w:w="2340"/>
+            <w:tcBorders>
+              <w:top w:val="single" w:color="CCCCCC" w:sz="1"/>
+              <w:left w:val="single" w:color="CCCCCC" w:sz="1"/>
+              <w:bottom w:val="single" w:color="CCCCCC" w:sz="1"/>
+              <w:right w:val="single" w:color="CCCCCC" w:sz="1"/>
+            </w:tcBorders>
+            <w:shd w:fill="F2F2F2" w:val="clear"/>
+            <w:tcMar>
+              <w:top w:type="dxa" w:w="60"/>
+              <w:left w:type="dxa" w:w="100"/>
+              <w:bottom w:type="dxa" w:w="60"/>
+              <w:right w:type="dxa" w:w="100"/>
+            </w:tcMar>
+          </w:tcPr>
+          <w:p>
+            <w:pPr>
+              <w:jc w:val="center"/>
+            </w:pPr>
+            <w:r>
+              <w:rPr>
+                <w:rFonts w:ascii="Arial" w:cs="Arial" w:eastAsia="Arial" w:hAnsi="Arial"/>
+                <w:b/>
+                <w:bCs/>
+                <w:color w:val="333333"/>
+                <w:sz w:val="20"/>
+                <w:szCs w:val="20"/>
+              </w:rPr>
+              <w:t xml:space="preserve">381 笔</w:t>
+            </w:r>
+          </w:p>
+        </w:tc>
+        <w:tc>
+          <w:tcPr>
+            <w:tcW w:type="dxa" w:w="2340"/>
+            <w:tcBorders>
+              <w:top w:val="single" w:color="CCCCCC" w:sz="1"/>
+              <w:left w:val="single" w:color="CCCCCC" w:sz="1"/>
+              <w:bottom w:val="single" w:color="CCCCCC" w:sz="1"/>
+              <w:right w:val="single" w:color="CCCCCC" w:sz="1"/>
+            </w:tcBorders>
+            <w:shd w:fill="F2F2F2" w:val="clear"/>
+            <w:tcMar>
+              <w:top w:type="dxa" w:w="60"/>
+              <w:left w:type="dxa" w:w="100"/>
+              <w:bottom w:type="dxa" w:w="60"/>
+              <w:right w:type="dxa" w:w="100"/>
+            </w:tcMar>
+          </w:tcPr>
+          <w:p>
+            <w:pPr>
+              <w:jc w:val="center"/>
+            </w:pPr>
+            <w:r>
+              <w:rPr>
+                <w:rFonts w:ascii="Arial" w:cs="Arial" w:eastAsia="Arial" w:hAnsi="Arial"/>
+                <w:b/>
+                <w:bCs/>
+                <w:color w:val="333333"/>
+                <w:sz w:val="20"/>
+                <w:szCs w:val="20"/>
+              </w:rPr>
+              <w:t xml:space="preserve">¥247,679</w:t>
+            </w:r>
+          </w:p>
+        </w:tc>
+        <w:tc>
+          <w:tcPr>
+            <w:tcW w:type="dxa" w:w="2340"/>
+            <w:tcBorders>
+              <w:top w:val="single" w:color="CCCCCC" w:sz="1"/>
+              <w:left w:val="single" w:color="CCCCCC" w:sz="1"/>
+              <w:bottom w:val="single" w:color="CCCCCC" w:sz="1"/>
+              <w:right w:val="single" w:color="CCCCCC" w:sz="1"/>
+            </w:tcBorders>
+            <w:shd w:fill="F2F2F2" w:val="clear"/>
+            <w:tcMar>
+              <w:top w:type="dxa" w:w="60"/>
+              <w:left w:type="dxa" w:w="100"/>
+              <w:bottom w:type="dxa" w:w="60"/>
+              <w:right w:type="dxa" w:w="100"/>
+            </w:tcMar>
+          </w:tcPr>
+          <w:p>
+            <w:pPr>
+              <w:jc w:val="center"/>
+            </w:pPr>
+            <w:r>
+              <w:rPr>
+                <w:rFonts w:ascii="Arial" w:cs="Arial" w:eastAsia="Arial" w:hAnsi="Arial"/>
+                <w:b/>
+                <w:bCs/>
+                <w:color w:val="333333"/>
+                <w:sz w:val="20"/>
+                <w:szCs w:val="20"/>
+              </w:rPr>
+              <w:t xml:space="preserve">月均6.4笔</w:t>
             </w:r>
           </w:p>
         </w:tc>
@@ -8271,25 +7802,7 @@
     </w:tbl>
     <w:p>
       <w:pPr>
-        <w:pStyle w:val="Heading2"/>
-        <w:spacing w:after="120" w:before="240"/>
-      </w:pPr>
-      <w:r>
-        <w:rPr>
-          <w:rFonts w:ascii="Arial" w:cs="Arial" w:eastAsia="Arial" w:hAnsi="Arial"/>
-          <w:b/>
-          <w:bCs/>
-          <w:color w:val="333333"/>
-          <w:sz w:val="28"/>
-          <w:szCs w:val="28"/>
-        </w:rPr>
-        <w:t xml:space="preserve">关键卖出记录</w:t>
-      </w:r>
-    </w:p>
-    <w:p>
-      <w:pPr>
         <w:spacing w:after="80"/>
-        <w:jc w:val="left"/>
       </w:pPr>
       <w:r>
         <w:rPr>
@@ -8302,45 +7815,7 @@
           <w:sz w:val="22"/>
           <w:szCs w:val="22"/>
         </w:rPr>
-        <w:t xml:space="preserve">2025-09：卖出 芯片ETF 400股 @¥0.78 = ¥311（偏离+9.8%，自动减仓）</w:t>
-      </w:r>
-    </w:p>
-    <w:p>
-      <w:pPr>
-        <w:spacing w:after="80"/>
-        <w:jc w:val="left"/>
-      </w:pPr>
-      <w:r>
-        <w:rPr>
-          <w:rFonts w:ascii="Arial" w:cs="Arial" w:eastAsia="Arial" w:hAnsi="Arial"/>
-          <w:b w:val="false"/>
-          <w:bCs w:val="false"/>
-          <w:i w:val="false"/>
-          <w:iCs w:val="false"/>
-          <w:color w:val="333333"/>
-          <w:sz w:val="22"/>
-          <w:szCs w:val="22"/>
-        </w:rPr>
-        <w:t xml:space="preserve">2025-10：卖出 芯片ETF 200股 @¥0.91 = ¥182（偏离+5.1%，继续减仓）</w:t>
-      </w:r>
-    </w:p>
-    <w:p>
-      <w:pPr>
-        <w:spacing w:after="80"/>
-        <w:jc w:val="left"/>
-      </w:pPr>
-      <w:r>
-        <w:rPr>
-          <w:rFonts w:ascii="Arial" w:cs="Arial" w:eastAsia="Arial" w:hAnsi="Arial"/>
-          <w:b/>
-          <w:bCs/>
-          <w:i w:val="false"/>
-          <w:iCs w:val="false"/>
-          <w:color w:val="333333"/>
-          <w:sz w:val="22"/>
-          <w:szCs w:val="22"/>
-        </w:rPr>
-        <w:t xml:space="preserve">两次卖出累计回笼¥493，芯片ETF全年实现收益率+23.6%，验证高抛逻辑有效。</w:t>
+        <w:t xml:space="preserve">总手续费：¥112.48</w:t>
       </w:r>
     </w:p>
     <w:p>
@@ -8357,13 +7832,12 @@
           <w:sz w:val="28"/>
           <w:szCs w:val="28"/>
         </w:rPr>
-        <w:t xml:space="preserve">医药ETF低吸记录</w:t>
+        <w:t xml:space="preserve">关键行为记录</w:t>
       </w:r>
     </w:p>
     <w:p>
       <w:pPr>
         <w:spacing w:after="80"/>
-        <w:jc w:val="left"/>
       </w:pPr>
       <w:r>
         <w:rPr>
@@ -8376,13 +7850,12 @@
           <w:sz w:val="22"/>
           <w:szCs w:val="22"/>
         </w:rPr>
-        <w:t xml:space="preserve">医药ETF全年持续低配，系统每月强制买入——全年买入19次（含买入+摊入）。</w:t>
+        <w:t xml:space="preserve">• 纳指ETF：5年内卖出8次，累计回笼¥1.3万（涨多了就自动卖）</w:t>
       </w:r>
     </w:p>
     <w:p>
       <w:pPr>
         <w:spacing w:after="80"/>
-        <w:jc w:val="left"/>
       </w:pPr>
       <w:r>
         <w:rPr>
@@ -8395,13 +7868,12 @@
           <w:sz w:val="22"/>
           <w:szCs w:val="22"/>
         </w:rPr>
-        <w:t xml:space="preserve">最终持仓13,100股，成本¥5,088，年末微盈+¥21(+0.4%)。</w:t>
+        <w:t xml:space="preserve">• 芯片ETF：卖出6次，两轮大行情（2021+2024-2025）精准高抛</w:t>
       </w:r>
     </w:p>
     <w:p>
       <w:pPr>
         <w:spacing w:after="80"/>
-        <w:jc w:val="left"/>
       </w:pPr>
       <w:r>
         <w:rPr>
@@ -8414,7 +7886,43 @@
           <w:sz w:val="22"/>
           <w:szCs w:val="22"/>
         </w:rPr>
-        <w:t xml:space="preserve">验证：越跌越买的纪律性远高于人工操作，一旦板块回暖将释放超额收益。</w:t>
+        <w:t xml:space="preserve">• 医药ETF：持续低吸，5年累计买入74,100股——虽然亏损-10.2%，但平均成本不断拉低</w:t>
+      </w:r>
+    </w:p>
+    <w:p>
+      <w:pPr>
+        <w:spacing w:after="80"/>
+      </w:pPr>
+      <w:r>
+        <w:rPr>
+          <w:rFonts w:ascii="Arial" w:cs="Arial" w:eastAsia="Arial" w:hAnsi="Arial"/>
+          <w:b w:val="false"/>
+          <w:bCs w:val="false"/>
+          <w:i w:val="false"/>
+          <w:iCs w:val="false"/>
+          <w:color w:val="333333"/>
+          <w:sz w:val="22"/>
+          <w:szCs w:val="22"/>
+        </w:rPr>
+        <w:t xml:space="preserve">• 2022年熊市最大回撤-15.30%，策略坚持每月买入不中断</w:t>
+      </w:r>
+    </w:p>
+    <w:p>
+      <w:pPr>
+        <w:spacing w:after="80"/>
+      </w:pPr>
+      <w:r>
+        <w:rPr>
+          <w:rFonts w:ascii="Arial" w:cs="Arial" w:eastAsia="Arial" w:hAnsi="Arial"/>
+          <w:b w:val="false"/>
+          <w:bCs w:val="false"/>
+          <w:i w:val="false"/>
+          <w:iCs w:val="false"/>
+          <w:color w:val="333333"/>
+          <w:sz w:val="22"/>
+          <w:szCs w:val="22"/>
+        </w:rPr>
+        <w:t xml:space="preserve">• 2024年924行情后芯片ETF从0.37涨到0.91，自动卖出6,300股锁定利润</w:t>
       </w:r>
     </w:p>
     <w:p>
@@ -8442,7 +7950,6 @@
     <w:p>
       <w:pPr>
         <w:spacing w:after="80"/>
-        <w:jc w:val="left"/>
       </w:pPr>
       <w:r>
         <w:rPr>
@@ -8461,7 +7968,6 @@
     <w:p>
       <w:pPr>
         <w:spacing w:after="80"/>
-        <w:jc w:val="left"/>
       </w:pPr>
       <w:r>
         <w:rPr>
@@ -8474,13 +7980,12 @@
           <w:sz w:val="22"/>
           <w:szCs w:val="22"/>
         </w:rPr>
-        <w:t xml:space="preserve">    • 年末估算资产：≈ ¥38,500</w:t>
+        <w:t xml:space="preserve">    • 5年末估算资产：≈ ¥210,000</w:t>
       </w:r>
     </w:p>
     <w:p>
       <w:pPr>
         <w:spacing w:after="80"/>
-        <w:jc w:val="left"/>
       </w:pPr>
       <w:r>
         <w:rPr>
@@ -8493,13 +7998,12 @@
           <w:sz w:val="22"/>
           <w:szCs w:val="22"/>
         </w:rPr>
-        <w:t xml:space="preserve">    • 估算收益：≈ +6.9%</w:t>
+        <w:t xml:space="preserve">    • 估算收益：≈ +16.7%</w:t>
       </w:r>
     </w:p>
     <w:p>
       <w:pPr>
         <w:spacing w:after="80"/>
-        <w:jc w:val="left"/>
       </w:pPr>
       <w:r>
         <w:rPr>
@@ -8518,7 +8022,6 @@
     <w:p>
       <w:pPr>
         <w:spacing w:after="80"/>
-        <w:jc w:val="left"/>
       </w:pPr>
       <w:r>
         <w:rPr>
@@ -8531,13 +8034,12 @@
           <w:sz w:val="22"/>
           <w:szCs w:val="22"/>
         </w:rPr>
-        <w:t xml:space="preserve">    • 年末资产：¥40,460</w:t>
+        <w:t xml:space="preserve">    • 5年末资产：¥230,038</w:t>
       </w:r>
     </w:p>
     <w:p>
       <w:pPr>
         <w:spacing w:after="80"/>
-        <w:jc w:val="left"/>
       </w:pPr>
       <w:r>
         <w:rPr>
@@ -8550,13 +8052,12 @@
           <w:sz w:val="22"/>
           <w:szCs w:val="22"/>
         </w:rPr>
-        <w:t xml:space="preserve">    • 收益：+12.39%</w:t>
+        <w:t xml:space="preserve">    • 收益：+27.80%</w:t>
       </w:r>
     </w:p>
     <w:p>
       <w:pPr>
         <w:spacing w:after="80"/>
-        <w:jc w:val="left"/>
       </w:pPr>
       <w:r>
         <w:rPr>
@@ -8569,7 +8070,7 @@
           <w:sz w:val="22"/>
           <w:szCs w:val="22"/>
         </w:rPr>
-        <w:t xml:space="preserve">超额收益来源：9-10月芯片大涨时自动减仓获利，再分配到其他低配ETF；医药持续低迷时不断低价买入摊低成本。</w:t>
+        <w:t xml:space="preserve">超额收益来源：熊市中持续低吸低成本筹码，牛市中自动高抛锁定利润。再平衡策略在5年周期内跑赢固定DCA约11个百分点。</w:t>
       </w:r>
     </w:p>
     <w:p>
@@ -8592,7 +8093,6 @@
     <w:p>
       <w:pPr>
         <w:spacing w:after="80"/>
-        <w:jc w:val="left"/>
       </w:pPr>
       <w:r>
         <w:rPr>
@@ -8746,7 +8246,7 @@
           </w:tcPr>
           <w:p>
             <w:pPr>
-              <w:jc w:val="left"/>
+              <w:jc w:val="center"/>
             </w:pPr>
             <w:r>
               <w:rPr>
@@ -8816,18 +8316,18 @@
           </w:tcPr>
           <w:p>
             <w:pPr>
-              <w:jc w:val="left"/>
-            </w:pPr>
-            <w:r>
-              <w:rPr>
-                <w:rFonts w:ascii="Arial" w:cs="Arial" w:eastAsia="Arial" w:hAnsi="Arial"/>
-                <w:b w:val="false"/>
-                <w:bCs w:val="false"/>
-                <w:color w:val="333333"/>
-                <w:sz w:val="20"/>
-                <w:szCs w:val="20"/>
-              </w:rPr>
-              <w:t xml:space="preserve">策略核心模块——含VA价值平均法 + 百分比再平衡两套策略</w:t>
+              <w:jc w:val="center"/>
+            </w:pPr>
+            <w:r>
+              <w:rPr>
+                <w:rFonts w:ascii="Arial" w:cs="Arial" w:eastAsia="Arial" w:hAnsi="Arial"/>
+                <w:b w:val="false"/>
+                <w:bCs w:val="false"/>
+                <w:color w:val="333333"/>
+                <w:sz w:val="20"/>
+                <w:szCs w:val="20"/>
+              </w:rPr>
+              <w:t xml:space="preserve">策略核心——含VA + 百分比再平衡两套</w:t>
             </w:r>
           </w:p>
         </w:tc>
@@ -8884,18 +8384,18 @@
           </w:tcPr>
           <w:p>
             <w:pPr>
-              <w:jc w:val="left"/>
-            </w:pPr>
-            <w:r>
-              <w:rPr>
-                <w:rFonts w:ascii="Arial" w:cs="Arial" w:eastAsia="Arial" w:hAnsi="Arial"/>
-                <w:b w:val="false"/>
-                <w:bCs w:val="false"/>
-                <w:color w:val="333333"/>
-                <w:sz w:val="20"/>
-                <w:szCs w:val="20"/>
-              </w:rPr>
-              <w:t xml:space="preserve">主调度程序——策略选择、月度执行、报告生成</w:t>
+              <w:jc w:val="center"/>
+            </w:pPr>
+            <w:r>
+              <w:rPr>
+                <w:rFonts w:ascii="Arial" w:cs="Arial" w:eastAsia="Arial" w:hAnsi="Arial"/>
+                <w:b w:val="false"/>
+                <w:bCs w:val="false"/>
+                <w:color w:val="333333"/>
+                <w:sz w:val="20"/>
+                <w:szCs w:val="20"/>
+              </w:rPr>
+              <w:t xml:space="preserve">主调度——策略选择、月度执行、报告生成</w:t>
             </w:r>
           </w:p>
         </w:tc>
@@ -8954,18 +8454,18 @@
           </w:tcPr>
           <w:p>
             <w:pPr>
-              <w:jc w:val="left"/>
-            </w:pPr>
-            <w:r>
-              <w:rPr>
-                <w:rFonts w:ascii="Arial" w:cs="Arial" w:eastAsia="Arial" w:hAnsi="Arial"/>
-                <w:b w:val="false"/>
-                <w:bCs w:val="false"/>
-                <w:color w:val="333333"/>
-                <w:sz w:val="20"/>
-                <w:szCs w:val="20"/>
-              </w:rPr>
-              <w:t xml:space="preserve">交易日判断——含chinese_calendar集成、安全交易时间</w:t>
+              <w:jc w:val="center"/>
+            </w:pPr>
+            <w:r>
+              <w:rPr>
+                <w:rFonts w:ascii="Arial" w:cs="Arial" w:eastAsia="Arial" w:hAnsi="Arial"/>
+                <w:b w:val="false"/>
+                <w:bCs w:val="false"/>
+                <w:color w:val="333333"/>
+                <w:sz w:val="20"/>
+                <w:szCs w:val="20"/>
+              </w:rPr>
+              <w:t xml:space="preserve">交易日判断（chinese_calendar集成）</w:t>
             </w:r>
           </w:p>
         </w:tc>
@@ -9022,18 +8522,18 @@
           </w:tcPr>
           <w:p>
             <w:pPr>
-              <w:jc w:val="left"/>
-            </w:pPr>
-            <w:r>
-              <w:rPr>
-                <w:rFonts w:ascii="Arial" w:cs="Arial" w:eastAsia="Arial" w:hAnsi="Arial"/>
-                <w:b w:val="false"/>
-                <w:bCs w:val="false"/>
-                <w:color w:val="333333"/>
-                <w:sz w:val="20"/>
-                <w:szCs w:val="20"/>
-              </w:rPr>
-              <w:t xml:space="preserve">持仓管理——仓位记录、资金管理、数据持久化</w:t>
+              <w:jc w:val="center"/>
+            </w:pPr>
+            <w:r>
+              <w:rPr>
+                <w:rFonts w:ascii="Arial" w:cs="Arial" w:eastAsia="Arial" w:hAnsi="Arial"/>
+                <w:b w:val="false"/>
+                <w:bCs w:val="false"/>
+                <w:color w:val="333333"/>
+                <w:sz w:val="20"/>
+                <w:szCs w:val="20"/>
+              </w:rPr>
+              <w:t xml:space="preserve">持仓管理、数据持久化</w:t>
             </w:r>
           </w:p>
         </w:tc>
@@ -9092,18 +8592,18 @@
           </w:tcPr>
           <w:p>
             <w:pPr>
-              <w:jc w:val="left"/>
-            </w:pPr>
-            <w:r>
-              <w:rPr>
-                <w:rFonts w:ascii="Arial" w:cs="Arial" w:eastAsia="Arial" w:hAnsi="Arial"/>
-                <w:b w:val="false"/>
-                <w:bCs w:val="false"/>
-                <w:color w:val="333333"/>
-                <w:sz w:val="20"/>
-                <w:szCs w:val="20"/>
-              </w:rPr>
-              <w:t xml:space="preserve">行情获取——mootdx/新浪/腾讯/akshare多源降级</w:t>
+              <w:jc w:val="center"/>
+            </w:pPr>
+            <w:r>
+              <w:rPr>
+                <w:rFonts w:ascii="Arial" w:cs="Arial" w:eastAsia="Arial" w:hAnsi="Arial"/>
+                <w:b w:val="false"/>
+                <w:bCs w:val="false"/>
+                <w:color w:val="333333"/>
+                <w:sz w:val="20"/>
+                <w:szCs w:val="20"/>
+              </w:rPr>
+              <w:t xml:space="preserve">行情获取（多源降级）</w:t>
             </w:r>
           </w:p>
         </w:tc>
@@ -9132,8 +8632,8 @@
             <w:r>
               <w:rPr>
                 <w:rFonts w:ascii="Arial" w:cs="Arial" w:eastAsia="Arial" w:hAnsi="Arial"/>
-                <w:b w:val="false"/>
-                <w:bCs w:val="false"/>
+                <w:b/>
+                <w:bCs/>
                 <w:color w:val="333333"/>
                 <w:sz w:val="20"/>
                 <w:szCs w:val="20"/>
@@ -9160,88 +8660,18 @@
           </w:tcPr>
           <w:p>
             <w:pPr>
-              <w:jc w:val="left"/>
-            </w:pPr>
-            <w:r>
-              <w:rPr>
-                <w:rFonts w:ascii="Arial" w:cs="Arial" w:eastAsia="Arial" w:hAnsi="Arial"/>
-                <w:b w:val="false"/>
-                <w:bCs w:val="false"/>
-                <w:color w:val="333333"/>
-                <w:sz w:val="20"/>
-                <w:szCs w:val="20"/>
-              </w:rPr>
-              <w:t xml:space="preserve">止盈轮动——动态阈值、低配类别优先再投</w:t>
-            </w:r>
-          </w:p>
-        </w:tc>
-      </w:tr>
-      <w:tr>
-        <w:tc>
-          <w:tcPr>
-            <w:tcW w:type="dxa" w:w="2500"/>
-            <w:tcBorders>
-              <w:top w:val="single" w:color="CCCCCC" w:sz="1"/>
-              <w:left w:val="single" w:color="CCCCCC" w:sz="1"/>
-              <w:bottom w:val="single" w:color="CCCCCC" w:sz="1"/>
-              <w:right w:val="single" w:color="CCCCCC" w:sz="1"/>
-            </w:tcBorders>
-            <w:shd w:fill="F2F2F2" w:val="clear"/>
-            <w:tcMar>
-              <w:top w:type="dxa" w:w="60"/>
-              <w:left w:type="dxa" w:w="100"/>
-              <w:bottom w:type="dxa" w:w="60"/>
-              <w:right w:type="dxa" w:w="100"/>
-            </w:tcMar>
-          </w:tcPr>
-          <w:p>
-            <w:pPr>
-              <w:jc w:val="left"/>
-            </w:pPr>
-            <w:r>
-              <w:rPr>
-                <w:rFonts w:ascii="Arial" w:cs="Arial" w:eastAsia="Arial" w:hAnsi="Arial"/>
-                <w:b w:val="false"/>
-                <w:bCs w:val="false"/>
-                <w:color w:val="333333"/>
-                <w:sz w:val="20"/>
-                <w:szCs w:val="20"/>
-              </w:rPr>
-              <w:t xml:space="preserve">dca_config.py</w:t>
-            </w:r>
-          </w:p>
-        </w:tc>
-        <w:tc>
-          <w:tcPr>
-            <w:tcW w:type="dxa" w:w="6860"/>
-            <w:tcBorders>
-              <w:top w:val="single" w:color="CCCCCC" w:sz="1"/>
-              <w:left w:val="single" w:color="CCCCCC" w:sz="1"/>
-              <w:bottom w:val="single" w:color="CCCCCC" w:sz="1"/>
-              <w:right w:val="single" w:color="CCCCCC" w:sz="1"/>
-            </w:tcBorders>
-            <w:shd w:fill="F2F2F2" w:val="clear"/>
-            <w:tcMar>
-              <w:top w:type="dxa" w:w="60"/>
-              <w:left w:type="dxa" w:w="100"/>
-              <w:bottom w:type="dxa" w:w="60"/>
-              <w:right w:type="dxa" w:w="100"/>
-            </w:tcMar>
-          </w:tcPr>
-          <w:p>
-            <w:pPr>
-              <w:jc w:val="left"/>
-            </w:pPr>
-            <w:r>
-              <w:rPr>
-                <w:rFonts w:ascii="Arial" w:cs="Arial" w:eastAsia="Arial" w:hAnsi="Arial"/>
-                <w:b w:val="false"/>
-                <w:bCs w:val="false"/>
-                <w:color w:val="333333"/>
-                <w:sz w:val="20"/>
-                <w:szCs w:val="20"/>
-              </w:rPr>
-              <w:t xml:space="preserve">ETF组合配置（配比、代码、月投金额）</w:t>
+              <w:jc w:val="center"/>
+            </w:pPr>
+            <w:r>
+              <w:rPr>
+                <w:rFonts w:ascii="Arial" w:cs="Arial" w:eastAsia="Arial" w:hAnsi="Arial"/>
+                <w:b/>
+                <w:bCs/>
+                <w:color w:val="333333"/>
+                <w:sz w:val="20"/>
+                <w:szCs w:val="20"/>
+              </w:rPr>
+              <w:t xml:space="preserve">止盈轮动（动态阈值）</w:t>
             </w:r>
           </w:p>
         </w:tc>
@@ -9267,7 +8697,6 @@
     <w:p>
       <w:pPr>
         <w:spacing w:after="80"/>
-        <w:jc w:val="left"/>
       </w:pPr>
       <w:r>
         <w:rPr>
@@ -9280,51 +8709,12 @@
           <w:sz w:val="22"/>
           <w:szCs w:val="22"/>
         </w:rPr>
-        <w:t xml:space="preserve">python dca_main.py switch rebalance    # 切换到百分比再平衡策略</w:t>
+        <w:t xml:space="preserve">python dca_main.py switch rebalance    # 切换到百分比再平衡</w:t>
       </w:r>
     </w:p>
     <w:p>
       <w:pPr>
         <w:spacing w:after="80"/>
-        <w:jc w:val="left"/>
-      </w:pPr>
-      <w:r>
-        <w:rPr>
-          <w:rFonts w:ascii="Arial" w:cs="Arial" w:eastAsia="Arial" w:hAnsi="Arial"/>
-          <w:b w:val="false"/>
-          <w:bCs w:val="false"/>
-          <w:i w:val="false"/>
-          <w:iCs w:val="false"/>
-          <w:color w:val="333333"/>
-          <w:sz w:val="22"/>
-          <w:szCs w:val="22"/>
-        </w:rPr>
-        <w:t xml:space="preserve">python dca_main.py switch va           # 切换到价值平均法</w:t>
-      </w:r>
-    </w:p>
-    <w:p>
-      <w:pPr>
-        <w:spacing w:after="80"/>
-        <w:jc w:val="left"/>
-      </w:pPr>
-      <w:r>
-        <w:rPr>
-          <w:rFonts w:ascii="Arial" w:cs="Arial" w:eastAsia="Arial" w:hAnsi="Arial"/>
-          <w:b w:val="false"/>
-          <w:bCs w:val="false"/>
-          <w:i w:val="false"/>
-          <w:iCs w:val="false"/>
-          <w:color w:val="333333"/>
-          <w:sz w:val="22"/>
-          <w:szCs w:val="22"/>
-        </w:rPr>
-        <w:t xml:space="preserve">python dca_main.py switch dca          # 切换到普通定投</w:t>
-      </w:r>
-    </w:p>
-    <w:p>
-      <w:pPr>
-        <w:spacing w:after="80"/>
-        <w:jc w:val="left"/>
       </w:pPr>
       <w:r>
         <w:rPr>
@@ -9342,44 +8732,6 @@
     </w:p>
     <w:p>
       <w:pPr>
-        <w:spacing w:after="80"/>
-        <w:jc w:val="left"/>
-      </w:pPr>
-      <w:r>
-        <w:rPr>
-          <w:rFonts w:ascii="Arial" w:cs="Arial" w:eastAsia="Arial" w:hAnsi="Arial"/>
-          <w:b w:val="false"/>
-          <w:bCs w:val="false"/>
-          <w:i w:val="false"/>
-          <w:iCs w:val="false"/>
-          <w:color w:val="333333"/>
-          <w:sz w:val="22"/>
-          <w:szCs w:val="22"/>
-        </w:rPr>
-        <w:t xml:space="preserve">python dca_main.py full                # 定投+止盈轮动完整周期</w:t>
-      </w:r>
-    </w:p>
-    <w:p>
-      <w:pPr>
-        <w:spacing w:after="80"/>
-        <w:jc w:val="left"/>
-      </w:pPr>
-      <w:r>
-        <w:rPr>
-          <w:rFonts w:ascii="Arial" w:cs="Arial" w:eastAsia="Arial" w:hAnsi="Arial"/>
-          <w:b w:val="false"/>
-          <w:bCs w:val="false"/>
-          <w:i w:val="false"/>
-          <w:iCs w:val="false"/>
-          <w:color w:val="333333"/>
-          <w:sz w:val="22"/>
-          <w:szCs w:val="22"/>
-        </w:rPr>
-        <w:t xml:space="preserve">python dca_main.py check               # 查看系统状态</w:t>
-      </w:r>
-    </w:p>
-    <w:p>
-      <w:pPr>
         <w:spacing w:before="300"/>
       </w:pPr>
       <w:r>
@@ -9389,13 +8741,12 @@
           <w:sz w:val="18"/>
           <w:szCs w:val="18"/>
         </w:rPr>
-        <w:t xml:space="preserve">━━━━━━━━━━━━━━━━━━━━━━━━━━━</w:t>
+        <w:t xml:space="preserve">━━━━━━━━━━━━━━━━━━━━━━━━━━━━━━━━━━━</w:t>
       </w:r>
     </w:p>
     <w:p>
       <w:pPr>
         <w:spacing w:after="80"/>
-        <w:jc w:val="left"/>
       </w:pPr>
       <w:r>
         <w:rPr>
@@ -9414,7 +8765,6 @@
     <w:p>
       <w:pPr>
         <w:spacing w:after="80"/>
-        <w:jc w:val="left"/>
       </w:pPr>
       <w:r>
         <w:rPr>
@@ -9895,23 +9245,5 @@
       <w:szCs w:val="28"/>
     </w:rPr>
   </w:style>
-  <w:style w:type="paragraph" w:styleId="Heading3">
-    <w:name w:val="Heading 3"/>
-    <w:basedOn w:val="Normal"/>
-    <w:next w:val="Normal"/>
-    <w:qFormat/>
-    <w:pPr>
-      <w:spacing w:after="100" w:before="200"/>
-      <w:outlineLvl w:val="2"/>
-    </w:pPr>
-    <w:rPr>
-      <w:rFonts w:ascii="Arial" w:cs="Arial" w:eastAsia="Arial" w:hAnsi="Arial"/>
-      <w:b/>
-      <w:bCs/>
-      <w:color w:val="555555"/>
-      <w:sz w:val="24"/>
-      <w:szCs w:val="24"/>
-    </w:rPr>
-  </w:style>
 </w:styles>
 </file>